--- a/src/Bk.APG.Api/Templates/FormLetterGeneralElection_Romansh.docx
+++ b/src/Bk.APG.Api/Templates/FormLetterGeneralElection_Romansh.docx
@@ -1,6 +1,6 @@
 
 <file path=word/document.xml><?xml version="1.0" encoding="utf-8"?>
-<w:document xmlns:wpc="http://schemas.microsoft.com/office/word/2010/wordprocessingCanvas" xmlns:cx="http://schemas.microsoft.com/office/drawing/2014/chartex" xmlns:cx1="http://schemas.microsoft.com/office/drawing/2015/9/8/chartex" xmlns:cx2="http://schemas.microsoft.com/office/drawing/2015/10/21/chartex" xmlns:cx3="http://schemas.microsoft.com/office/drawing/2016/5/9/chartex" xmlns:cx4="http://schemas.microsoft.com/office/drawing/2016/5/10/chartex" xmlns:cx5="http://schemas.microsoft.com/office/drawing/2016/5/11/chartex" xmlns:cx6="http://schemas.microsoft.com/office/drawing/2016/5/12/chartex" xmlns:cx7="http://schemas.microsoft.com/office/drawing/2016/5/13/chartex" xmlns:cx8="http://schemas.microsoft.com/office/drawing/2016/5/14/chartex" xmlns:mc="http://schemas.openxmlformats.org/markup-compatibility/2006" xmlns:aink="http://schemas.microsoft.com/office/drawing/2016/ink" xmlns:am3d="http://schemas.microsoft.com/office/drawing/2017/model3d" xmlns:o="urn:schemas-microsoft-com:office:office" xmlns:oel="http://schemas.microsoft.com/office/2019/extlst" xmlns:r="http://schemas.openxmlformats.org/officeDocument/2006/relationships" xmlns:m="http://schemas.openxmlformats.org/officeDocument/2006/math" xmlns:v="urn:schemas-microsoft-com:vml" xmlns:wp14="http://schemas.microsoft.com/office/word/2010/wordprocessingDrawing" xmlns:wp="http://schemas.openxmlformats.org/drawingml/2006/wordprocessingDrawing" xmlns:w10="urn:schemas-microsoft-com:office:word" xmlns:w="http://schemas.openxmlformats.org/wordprocessingml/2006/main" xmlns:w14="http://schemas.microsoft.com/office/word/2010/wordml" xmlns:w15="http://schemas.microsoft.com/office/word/2012/wordml" xmlns:w16cei="http://schemas.microsoft.com/office/word/2026/wordml/cei" xmlns:w16cex="http://schemas.microsoft.com/office/word/2018/wordml/cex" xmlns:w16cid="http://schemas.microsoft.com/office/word/2016/wordml/cid" xmlns:w16="http://schemas.microsoft.com/office/word/2018/wordml" xmlns:w16du="http://schemas.microsoft.com/office/word/2023/wordml/word16du" xmlns:w16sdtdh="http://schemas.microsoft.com/office/word/2020/wordml/sdtdatahash" xmlns:w16sdtfl="http://schemas.microsoft.com/office/word/2024/wordml/sdtformatlock" xmlns:w16se="http://schemas.microsoft.com/office/word/2015/wordml/symex" xmlns:wpg="http://schemas.microsoft.com/office/word/2010/wordprocessingGroup" xmlns:wpi="http://schemas.microsoft.com/office/word/2010/wordprocessingInk" xmlns:wne="http://schemas.microsoft.com/office/word/2006/wordml" xmlns:wps="http://schemas.microsoft.com/office/word/2010/wordprocessingShape" mc:Ignorable="w14 w15 w16se w16cid w16 w16cex w16sdtdh w16sdtfl w16du wp14">
+<w:document xmlns:wpc="http://schemas.microsoft.com/office/word/2010/wordprocessingCanvas" xmlns:cx="http://schemas.microsoft.com/office/drawing/2014/chartex" xmlns:cx1="http://schemas.microsoft.com/office/drawing/2015/9/8/chartex" xmlns:cx2="http://schemas.microsoft.com/office/drawing/2015/10/21/chartex" xmlns:cx3="http://schemas.microsoft.com/office/drawing/2016/5/9/chartex" xmlns:cx4="http://schemas.microsoft.com/office/drawing/2016/5/10/chartex" xmlns:cx5="http://schemas.microsoft.com/office/drawing/2016/5/11/chartex" xmlns:cx6="http://schemas.microsoft.com/office/drawing/2016/5/12/chartex" xmlns:cx7="http://schemas.microsoft.com/office/drawing/2016/5/13/chartex" xmlns:cx8="http://schemas.microsoft.com/office/drawing/2016/5/14/chartex" xmlns:mc="http://schemas.openxmlformats.org/markup-compatibility/2006" xmlns:aink="http://schemas.microsoft.com/office/drawing/2016/ink" xmlns:am3d="http://schemas.microsoft.com/office/drawing/2017/model3d" xmlns:o="urn:schemas-microsoft-com:office:office" xmlns:oel="http://schemas.microsoft.com/office/2019/extlst" xmlns:r="http://schemas.openxmlformats.org/officeDocument/2006/relationships" xmlns:m="http://schemas.openxmlformats.org/officeDocument/2006/math" xmlns:v="urn:schemas-microsoft-com:vml" xmlns:wp14="http://schemas.microsoft.com/office/word/2010/wordprocessingDrawing" xmlns:wp="http://schemas.openxmlformats.org/drawingml/2006/wordprocessingDrawing" xmlns:w10="urn:schemas-microsoft-com:office:word" xmlns:w="http://schemas.openxmlformats.org/wordprocessingml/2006/main" xmlns:w14="http://schemas.microsoft.com/office/word/2010/wordml" xmlns:w15="http://schemas.microsoft.com/office/word/2012/wordml" xmlns:w16cex="http://schemas.microsoft.com/office/word/2018/wordml/cex" xmlns:w16cid="http://schemas.microsoft.com/office/word/2016/wordml/cid" xmlns:w16="http://schemas.microsoft.com/office/word/2018/wordml" xmlns:w16du="http://schemas.microsoft.com/office/word/2023/wordml/word16du" xmlns:w16sdtdh="http://schemas.microsoft.com/office/word/2020/wordml/sdtdatahash" xmlns:w16sdtfl="http://schemas.microsoft.com/office/word/2024/wordml/sdtformatlock" xmlns:w16se="http://schemas.microsoft.com/office/word/2015/wordml/symex" xmlns:wpg="http://schemas.microsoft.com/office/word/2010/wordprocessingGroup" xmlns:wpi="http://schemas.microsoft.com/office/word/2010/wordprocessingInk" xmlns:wne="http://schemas.microsoft.com/office/word/2006/wordml" xmlns:wps="http://schemas.microsoft.com/office/word/2010/wordprocessingShape" mc:Ignorable="w14 w15 w16se w16cid w16 w16cex w16sdtdh w16sdtfl w16du wp14">
   <w:body>
     <w:p>
       <w:pPr>
@@ -807,6 +807,7 @@
     <w:p>
       <w:pPr>
         <w:rPr>
+          <w:rFonts w:cs="Arial"/>
           <w:b/>
           <w:bCs/>
           <w:lang w:val="en-US"/>
@@ -814,6 +815,7 @@
       </w:pPr>
       <w:r>
         <w:rPr>
+          <w:rFonts w:cs="Arial"/>
           <w:b/>
           <w:bCs/>
           <w:lang w:val="en-US"/>
@@ -822,6 +824,7 @@
       </w:r>
       <w:r>
         <w:rPr>
+          <w:rFonts w:cs="Arial"/>
           <w:b/>
           <w:bCs/>
           <w:lang w:val="en-US"/>
@@ -830,6 +833,7 @@
       </w:r>
       <w:r>
         <w:rPr>
+          <w:rFonts w:cs="Arial"/>
           <w:b/>
           <w:bCs/>
           <w:lang w:val="en-US"/>
@@ -838,6 +842,7 @@
       </w:r>
       <w:r>
         <w:rPr>
+          <w:rFonts w:cs="Arial"/>
           <w:b/>
           <w:bCs/>
           <w:lang w:val="en-US"/>
@@ -846,6 +851,7 @@
       </w:r>
       <w:r>
         <w:rPr>
+          <w:rFonts w:cs="Arial"/>
           <w:b/>
           <w:bCs/>
           <w:lang w:val="en-US"/>
@@ -856,42 +862,49 @@
     <w:p>
       <w:pPr>
         <w:rPr>
-          <w:lang w:val="en-US"/>
-        </w:rPr>
-      </w:pPr>
-    </w:p>
-    <w:p>
-      <w:pPr>
-        <w:rPr>
-          <w:lang w:val="en-US"/>
-        </w:rPr>
-      </w:pPr>
-      <w:r>
-        <w:rPr>
+          <w:rFonts w:cs="Arial"/>
+          <w:lang w:val="en-US"/>
+        </w:rPr>
+      </w:pPr>
+    </w:p>
+    <w:p>
+      <w:pPr>
+        <w:rPr>
+          <w:rFonts w:cs="Arial"/>
+          <w:lang w:val="en-US"/>
+        </w:rPr>
+      </w:pPr>
+      <w:r>
+        <w:rPr>
+          <w:rFonts w:cs="Arial"/>
           <w:lang w:val="en-US"/>
         </w:rPr>
         <w:t>&lt;&lt;[</w:t>
       </w:r>
       <w:r>
         <w:rPr>
+          <w:rFonts w:cs="Arial"/>
           <w:lang w:val="en-US"/>
         </w:rPr>
         <w:t>member</w:t>
       </w:r>
       <w:r>
         <w:rPr>
+          <w:rFonts w:cs="Arial"/>
           <w:lang w:val="en-US"/>
         </w:rPr>
         <w:t>.salutation</w:t>
       </w:r>
       <w:r>
         <w:rPr>
+          <w:rFonts w:cs="Arial"/>
           <w:lang w:val="en-US"/>
         </w:rPr>
         <w:t>Text</w:t>
       </w:r>
       <w:r>
         <w:rPr>
+          <w:rFonts w:cs="Arial"/>
           <w:lang w:val="en-US"/>
         </w:rPr>
         <w:t>]&gt;&gt;</w:t>
@@ -900,18 +913,21 @@
     <w:p>
       <w:pPr>
         <w:rPr>
-          <w:lang w:val="en-US"/>
-        </w:rPr>
-      </w:pPr>
-    </w:p>
-    <w:p>
-      <w:pPr>
-        <w:rPr>
-          <w:lang w:val="en-US"/>
-        </w:rPr>
-      </w:pPr>
-      <w:r>
-        <w:rPr>
+          <w:rFonts w:cs="Arial"/>
+          <w:lang w:val="en-US"/>
+        </w:rPr>
+      </w:pPr>
+    </w:p>
+    <w:p>
+      <w:pPr>
+        <w:rPr>
+          <w:rFonts w:cs="Arial"/>
+          <w:lang w:val="en-US"/>
+        </w:rPr>
+      </w:pPr>
+      <w:r>
+        <w:rPr>
+          <w:rFonts w:cs="Arial"/>
           <w:lang w:val="en-US"/>
         </w:rPr>
         <w:t xml:space="preserve">Il Cussegl federal ha nominà las cumissiuns extraparlamentaras, ils organs directivs e las represchentanzas da la Confederaziun per la nova perioda d'uffizi &lt;&lt;[formLetter.nextTermOfOfficeBeginDate]:"dd.MM.yyyy"&gt;&gt; </w:t>
@@ -926,6 +942,7 @@
       </w:r>
       <w:r>
         <w:rPr>
+          <w:rFonts w:cs="Arial"/>
           <w:lang w:val="en-US"/>
         </w:rPr>
         <w:t>&lt;&lt;[formLetter.nextTermOfOfficeEndDate]:"dd.MM.yyyy"&gt;&gt;.</w:t>
@@ -934,38 +951,44 @@
     <w:p>
       <w:pPr>
         <w:rPr>
-          <w:lang w:val="en-US"/>
-        </w:rPr>
-      </w:pPr>
-    </w:p>
-    <w:p>
-      <w:pPr>
-        <w:rPr>
-          <w:lang w:val="en-US"/>
-        </w:rPr>
-      </w:pPr>
-      <w:r>
-        <w:rPr>
+          <w:rFonts w:cs="Arial"/>
+          <w:lang w:val="en-US"/>
+        </w:rPr>
+      </w:pPr>
+    </w:p>
+    <w:p>
+      <w:pPr>
+        <w:rPr>
+          <w:rFonts w:cs="Arial"/>
+          <w:lang w:val="en-US"/>
+        </w:rPr>
+      </w:pPr>
+      <w:r>
+        <w:rPr>
+          <w:rFonts w:cs="Arial"/>
           <w:highlight w:val="yellow"/>
           <w:lang w:val="en-US"/>
         </w:rPr>
-        <w:t>&lt;&lt;if [member.formLetterType == 0]&gt;&gt;</w:t>
-      </w:r>
-    </w:p>
-    <w:p>
-      <w:pPr>
-        <w:rPr>
-          <w:lang w:val="en-US"/>
-        </w:rPr>
-      </w:pPr>
-      <w:r>
-        <w:rPr>
+        <w:t>&lt;&lt;if [member.formLetterType == 0 &amp;&amp; member.selfOrganized == false]&gt;&gt;</w:t>
+      </w:r>
+    </w:p>
+    <w:p>
+      <w:pPr>
+        <w:rPr>
+          <w:rFonts w:cs="Arial"/>
+          <w:lang w:val="en-US"/>
+        </w:rPr>
+      </w:pPr>
+      <w:r>
+        <w:rPr>
+          <w:rFonts w:cs="Arial"/>
           <w:lang w:val="en-US"/>
         </w:rPr>
         <w:t xml:space="preserve">El Vus ha elegì sco </w:t>
       </w:r>
       <w:r>
         <w:rPr>
+          <w:rFonts w:cs="Arial"/>
           <w:b/>
           <w:bCs/>
           <w:lang w:val="en-US"/>
@@ -974,6 +997,7 @@
       </w:r>
       <w:r>
         <w:rPr>
+          <w:rFonts w:cs="Arial"/>
           <w:b/>
           <w:bCs/>
           <w:lang w:val="en-US"/>
@@ -982,6 +1006,7 @@
       </w:r>
       <w:r>
         <w:rPr>
+          <w:rFonts w:cs="Arial"/>
           <w:b/>
           <w:bCs/>
           <w:lang w:val="en-US"/>
@@ -990,6 +1015,7 @@
       </w:r>
       <w:r>
         <w:rPr>
+          <w:rFonts w:cs="Arial"/>
           <w:lang w:val="en-US"/>
         </w:rPr>
         <w:t xml:space="preserve"> en il suandant gremi:</w:t>
@@ -998,6 +1024,7 @@
     <w:p>
       <w:pPr>
         <w:rPr>
+          <w:rFonts w:cs="Arial"/>
           <w:b/>
           <w:highlight w:val="yellow"/>
           <w:lang w:val="en-US"/>
@@ -1007,6 +1034,7 @@
     <w:p>
       <w:pPr>
         <w:rPr>
+          <w:rFonts w:cs="Arial"/>
           <w:b/>
           <w:bCs/>
           <w:lang w:val="en-US"/>
@@ -1014,6 +1042,7 @@
       </w:pPr>
       <w:r>
         <w:rPr>
+          <w:rFonts w:cs="Arial"/>
           <w:b/>
           <w:bCs/>
           <w:lang w:val="en-US"/>
@@ -1024,6 +1053,7 @@
     <w:p>
       <w:pPr>
         <w:rPr>
+          <w:rFonts w:cs="Arial"/>
           <w:b/>
           <w:lang w:val="en-US"/>
         </w:rPr>
@@ -1032,21 +1062,32 @@
     <w:p>
       <w:pPr>
         <w:rPr>
+          <w:rFonts w:cs="Arial"/>
           <w:bCs/>
           <w:lang w:val="it-CH"/>
         </w:rPr>
       </w:pPr>
       <w:r>
         <w:rPr>
+          <w:rFonts w:cs="Arial"/>
           <w:bCs/>
-          <w:lang w:val="it-CH"/>
-        </w:rPr>
-        <w:t xml:space="preserve">Las indicaziuns davart Vossa persuna èn vegnidas integradas en la banca da datas correspundenta. La banca da datas vegn rendida accessibla a la publicitad tras la Chanzlia federala sut </w:t>
+          <w:lang w:val="en-US"/>
+        </w:rPr>
+        <w:t xml:space="preserve">Las indicaziuns davart Vossa persuna èn vegnidas integradas en la banca da datas correspundenta. </w:t>
+      </w:r>
+      <w:r>
+        <w:rPr>
+          <w:rFonts w:cs="Arial"/>
+          <w:bCs/>
+          <w:lang w:val="it-CH"/>
+        </w:rPr>
+        <w:t xml:space="preserve">La banca da datas vegn rendida accessibla a la publicitad tras la Chanzlia federala sut </w:t>
       </w:r>
       <w:hyperlink r:id="rId8" w:tooltip="http://www.admin.ch" w:history="1">
         <w:r>
           <w:rPr>
             <w:rStyle w:val="Hyperlink"/>
+            <w:rFonts w:cs="Arial"/>
             <w:bCs/>
             <w:i/>
             <w:iCs/>
@@ -1057,6 +1098,7 @@
       </w:hyperlink>
       <w:r>
         <w:rPr>
+          <w:rFonts w:cs="Arial"/>
           <w:bCs/>
           <w:i/>
           <w:iCs/>
@@ -1066,6 +1108,7 @@
       </w:r>
       <w:r>
         <w:rPr>
+          <w:rFonts w:cs="Arial"/>
           <w:bCs/>
           <w:lang w:val="it-CH"/>
         </w:rPr>
@@ -1073,6 +1116,7 @@
       </w:r>
       <w:r>
         <w:rPr>
+          <w:rFonts w:cs="Arial"/>
           <w:bCs/>
           <w:i/>
           <w:iCs/>
@@ -1082,6 +1126,7 @@
       </w:r>
       <w:r>
         <w:rPr>
+          <w:rFonts w:cs="Arial"/>
           <w:bCs/>
           <w:lang w:val="it-CH"/>
         </w:rPr>
@@ -1091,6 +1136,7 @@
     <w:p>
       <w:pPr>
         <w:rPr>
+          <w:rFonts w:cs="Arial"/>
           <w:lang w:val="rm-CH"/>
         </w:rPr>
       </w:pPr>
@@ -1098,11 +1144,13 @@
     <w:p>
       <w:pPr>
         <w:rPr>
-          <w:lang w:val="it-CH"/>
-        </w:rPr>
-      </w:pPr>
-      <w:r>
-        <w:rPr>
+          <w:rFonts w:cs="Arial"/>
+          <w:lang w:val="it-CH"/>
+        </w:rPr>
+      </w:pPr>
+      <w:r>
+        <w:rPr>
+          <w:rFonts w:cs="Arial"/>
           <w:lang w:val="it-CH"/>
         </w:rPr>
         <w:t>En il num dal Cussegl federal As gratulesch jau a questa elecziun ed As giavisch bler success e blera satisfacziun en Voss uffizi.</w:t>
@@ -1111,11 +1159,13 @@
     <w:p>
       <w:pPr>
         <w:rPr>
-          <w:lang w:val="en-US"/>
-        </w:rPr>
-      </w:pPr>
-      <w:r>
-        <w:rPr>
+          <w:rFonts w:cs="Arial"/>
+          <w:lang w:val="en-US"/>
+        </w:rPr>
+      </w:pPr>
+      <w:r>
+        <w:rPr>
+          <w:rFonts w:cs="Arial"/>
           <w:highlight w:val="yellow"/>
           <w:lang w:val="en-US"/>
         </w:rPr>
@@ -1125,55 +1175,258 @@
     <w:p>
       <w:pPr>
         <w:rPr>
-          <w:lang w:val="en-US"/>
-        </w:rPr>
-      </w:pPr>
-      <w:r>
-        <w:rPr>
+          <w:rFonts w:cs="Arial"/>
+          <w:lang w:val="en-US"/>
+        </w:rPr>
+      </w:pPr>
+      <w:r>
+        <w:rPr>
+          <w:rFonts w:cs="Arial"/>
           <w:highlight w:val="yellow"/>
           <w:lang w:val="en-US"/>
         </w:rPr>
-        <w:t>&lt;&lt;if [member.formLetterType == 1]&gt;&gt;</w:t>
-      </w:r>
-    </w:p>
-    <w:p>
-      <w:pPr>
-        <w:rPr>
-          <w:lang w:val="en-US"/>
-        </w:rPr>
-      </w:pPr>
-      <w:r>
-        <w:rPr>
-          <w:lang w:val="en-US"/>
-        </w:rPr>
-        <w:t xml:space="preserve">El ha confermà Vus sco </w:t>
-      </w:r>
-      <w:r>
-        <w:rPr>
+        <w:t>&lt;&lt;if [member.formLetterType == 0 &amp;&amp; member.selfOrganized == true]&gt;&gt;</w:t>
+      </w:r>
+    </w:p>
+    <w:p>
+      <w:pPr>
+        <w:rPr>
+          <w:rFonts w:cs="Arial"/>
+          <w:lang w:val="en-US"/>
+        </w:rPr>
+      </w:pPr>
+      <w:r>
+        <w:rPr>
+          <w:rFonts w:cs="Arial"/>
+          <w:lang w:val="en-US"/>
+        </w:rPr>
+        <w:t>El As ha elegì en il suandant gremi:</w:t>
+      </w:r>
+    </w:p>
+    <w:p>
+      <w:pPr>
+        <w:rPr>
+          <w:rFonts w:cs="Arial"/>
+          <w:lang w:val="en-US"/>
+        </w:rPr>
+      </w:pPr>
+    </w:p>
+    <w:p>
+      <w:pPr>
+        <w:rPr>
+          <w:rFonts w:cs="Arial"/>
           <w:b/>
           <w:bCs/>
           <w:lang w:val="en-US"/>
         </w:rPr>
-        <w:t>&lt;&lt;[member.function]</w:t>
-      </w:r>
-      <w:r>
-        <w:rPr>
+      </w:pPr>
+      <w:r>
+        <w:rPr>
+          <w:rFonts w:cs="Arial"/>
           <w:b/>
           <w:bCs/>
           <w:lang w:val="en-US"/>
         </w:rPr>
-        <w:t>:lower</w:t>
-      </w:r>
-      <w:r>
-        <w:rPr>
+        <w:t>&lt;&lt;[member.committeeName]&gt;&gt;</w:t>
+      </w:r>
+    </w:p>
+    <w:p>
+      <w:pPr>
+        <w:rPr>
+          <w:rFonts w:cs="Arial"/>
+          <w:lang w:val="en-US"/>
+        </w:rPr>
+      </w:pPr>
+    </w:p>
+    <w:p>
+      <w:pPr>
+        <w:rPr>
+          <w:rFonts w:cs="Arial"/>
+          <w:lang w:val="en-US"/>
+        </w:rPr>
+      </w:pPr>
+      <w:r>
+        <w:rPr>
+          <w:rFonts w:cs="Arial"/>
+          <w:lang w:val="en-US"/>
+        </w:rPr>
+        <w:t>Las funcziuns entaifer quest gremi vegnan definidas tenor las disposiziuns che valan en chaussa.</w:t>
+      </w:r>
+    </w:p>
+    <w:p>
+      <w:pPr>
+        <w:rPr>
+          <w:rFonts w:cs="Arial"/>
+          <w:lang w:val="en-US"/>
+        </w:rPr>
+      </w:pPr>
+    </w:p>
+    <w:p>
+      <w:pPr>
+        <w:rPr>
+          <w:rFonts w:cs="Arial"/>
+          <w:lang w:val="it-CH"/>
+        </w:rPr>
+      </w:pPr>
+      <w:r>
+        <w:rPr>
+          <w:rFonts w:cs="Arial"/>
+          <w:lang w:val="it-CH"/>
+        </w:rPr>
+        <w:lastRenderedPageBreak/>
+        <w:t xml:space="preserve">Las indicaziuns davart Vossa persuna èn vegnidas integradas en la banca da datas correspundenta. La banca da datas vegn rendida accessibla a la publicitad tras la Chanzlia federala sut </w:t>
+      </w:r>
+      <w:hyperlink r:id="rId9" w:history="1">
+        <w:r>
+          <w:rPr>
+            <w:rStyle w:val="Hyperlink"/>
+            <w:rFonts w:cs="Arial"/>
+            <w:i/>
+            <w:iCs/>
+            <w:lang w:val="it-CH"/>
+          </w:rPr>
+          <w:t>http://www.admin.ch</w:t>
+        </w:r>
+      </w:hyperlink>
+      <w:r>
+        <w:rPr>
+          <w:rFonts w:cs="Arial"/>
+          <w:lang w:val="it-CH"/>
+        </w:rPr>
+        <w:t xml:space="preserve"> </w:t>
+      </w:r>
+      <w:r>
+        <w:rPr>
+          <w:rFonts w:cs="Arial"/>
+          <w:i/>
+          <w:iCs/>
+          <w:lang w:val="it-CH"/>
+        </w:rPr>
+        <w:t>&gt; Bundesverwaltung &gt; Ausserparlamentarische Kommissionen</w:t>
+      </w:r>
+      <w:r>
+        <w:rPr>
+          <w:rFonts w:cs="Arial"/>
+          <w:lang w:val="it-CH"/>
+        </w:rPr>
+        <w:t xml:space="preserve"> per garantir la transparenza necessaria davart la cumposiziun da las cumissiuns (art. 8</w:t>
+      </w:r>
+      <w:r>
+        <w:rPr>
+          <w:rFonts w:cs="Arial"/>
+          <w:i/>
+          <w:iCs/>
+          <w:lang w:val="it-CH"/>
+        </w:rPr>
+        <w:t>k</w:t>
+      </w:r>
+      <w:r>
+        <w:rPr>
+          <w:rFonts w:cs="Arial"/>
+          <w:lang w:val="it-CH"/>
+        </w:rPr>
+        <w:t xml:space="preserve"> Ordinaziun davart l'organisaziun da la Regenza e da l'administraziun; CS 172.010.1).</w:t>
+      </w:r>
+    </w:p>
+    <w:p>
+      <w:pPr>
+        <w:rPr>
+          <w:rFonts w:cs="Arial"/>
+          <w:lang w:val="it-CH"/>
+        </w:rPr>
+      </w:pPr>
+    </w:p>
+    <w:p>
+      <w:pPr>
+        <w:rPr>
+          <w:rFonts w:cs="Arial"/>
+          <w:lang w:val="it-CH"/>
+        </w:rPr>
+      </w:pPr>
+      <w:r>
+        <w:rPr>
+          <w:rFonts w:cs="Arial"/>
+          <w:lang w:val="it-CH"/>
+        </w:rPr>
+        <w:t>En il num dal Cussegl federal As gratulesch jau a questa elecziun ed As giavisch bler success e blera satisfacziun en Voss uffizi.</w:t>
+      </w:r>
+    </w:p>
+    <w:p>
+      <w:pPr>
+        <w:rPr>
+          <w:rFonts w:cs="Arial"/>
+          <w:lang w:val="en-US"/>
+        </w:rPr>
+      </w:pPr>
+      <w:r>
+        <w:rPr>
+          <w:rFonts w:cs="Arial"/>
+          <w:highlight w:val="yellow"/>
+          <w:lang w:val="en-US"/>
+        </w:rPr>
+        <w:t>&lt;&lt;/if&gt;&gt;</w:t>
+      </w:r>
+    </w:p>
+    <w:p>
+      <w:pPr>
+        <w:rPr>
+          <w:rFonts w:cs="Arial"/>
+          <w:lang w:val="en-US"/>
+        </w:rPr>
+      </w:pPr>
+      <w:r>
+        <w:rPr>
+          <w:rFonts w:cs="Arial"/>
+          <w:highlight w:val="yellow"/>
+          <w:lang w:val="en-US"/>
+        </w:rPr>
+        <w:t>&lt;&lt;if [member.formLetterType == 1 &amp;&amp; member.selfOrganized == false]&gt;&gt;</w:t>
+      </w:r>
+    </w:p>
+    <w:p>
+      <w:pPr>
+        <w:rPr>
+          <w:rFonts w:cs="Arial"/>
+          <w:lang w:val="en-US"/>
+        </w:rPr>
+      </w:pPr>
+      <w:r>
+        <w:rPr>
+          <w:rFonts w:cs="Arial"/>
+          <w:lang w:val="en-US"/>
+        </w:rPr>
+        <w:t xml:space="preserve">El ha confermà Vus sco </w:t>
+      </w:r>
+      <w:r>
+        <w:rPr>
+          <w:rFonts w:cs="Arial"/>
           <w:b/>
           <w:bCs/>
           <w:lang w:val="en-US"/>
         </w:rPr>
+        <w:t>&lt;&lt;[member.function]</w:t>
+      </w:r>
+      <w:r>
+        <w:rPr>
+          <w:rFonts w:cs="Arial"/>
+          <w:b/>
+          <w:bCs/>
+          <w:lang w:val="en-US"/>
+        </w:rPr>
+        <w:t>:lower</w:t>
+      </w:r>
+      <w:r>
+        <w:rPr>
+          <w:rFonts w:cs="Arial"/>
+          <w:b/>
+          <w:bCs/>
+          <w:lang w:val="en-US"/>
+        </w:rPr>
         <w:t>&gt;&gt;</w:t>
       </w:r>
       <w:r>
         <w:rPr>
+          <w:rFonts w:cs="Arial"/>
           <w:lang w:val="en-US"/>
         </w:rPr>
         <w:t xml:space="preserve"> en il suandant gremi:</w:t>
@@ -1182,6 +1435,7 @@
     <w:p>
       <w:pPr>
         <w:rPr>
+          <w:rFonts w:cs="Arial"/>
           <w:b/>
           <w:highlight w:val="lightGray"/>
           <w:lang w:val="en-US"/>
@@ -1191,6 +1445,7 @@
     <w:p>
       <w:pPr>
         <w:rPr>
+          <w:rFonts w:cs="Arial"/>
           <w:b/>
           <w:bCs/>
           <w:lang w:val="en-US"/>
@@ -1198,6 +1453,7 @@
       </w:pPr>
       <w:r>
         <w:rPr>
+          <w:rFonts w:cs="Arial"/>
           <w:b/>
           <w:bCs/>
           <w:lang w:val="en-US"/>
@@ -1208,38 +1464,158 @@
     <w:p>
       <w:pPr>
         <w:rPr>
-          <w:lang w:val="en-US"/>
-        </w:rPr>
-      </w:pPr>
-    </w:p>
-    <w:p>
-      <w:pPr>
-        <w:rPr>
+          <w:rFonts w:cs="Arial"/>
+          <w:lang w:val="en-US"/>
+        </w:rPr>
+      </w:pPr>
+    </w:p>
+    <w:p>
+      <w:pPr>
+        <w:rPr>
+          <w:rFonts w:cs="Arial"/>
+          <w:lang w:val="en-US"/>
+        </w:rPr>
+      </w:pPr>
+      <w:r>
+        <w:rPr>
+          <w:rFonts w:cs="Arial"/>
           <w:lang w:val="rm-CH"/>
         </w:rPr>
-      </w:pPr>
-      <w:r>
-        <w:rPr>
+        <w:t>En il num dal Cussegl federal As engraziel jau sinceramain per la lavur prestada fin ussa ed As giavisch vinavant bler success e blera satisfacziun en Voss uffizi.</w:t>
+      </w:r>
+      <w:r>
+        <w:rPr>
+          <w:rFonts w:cs="Arial"/>
+          <w:highlight w:val="yellow"/>
+          <w:lang w:val="en-US"/>
+        </w:rPr>
+        <w:t>&lt;&lt;/if&gt;&gt;</w:t>
+      </w:r>
+    </w:p>
+    <w:p>
+      <w:pPr>
+        <w:rPr>
+          <w:rFonts w:cs="Arial"/>
+          <w:lang w:val="en-US"/>
+        </w:rPr>
+      </w:pPr>
+      <w:r>
+        <w:rPr>
+          <w:rFonts w:cs="Arial"/>
+          <w:highlight w:val="yellow"/>
+          <w:lang w:val="en-US"/>
+        </w:rPr>
+        <w:t>&lt;&lt;if [member.formLetterType == 1 &amp;&amp; member.selfOrganized == true]&gt;&gt;</w:t>
+      </w:r>
+    </w:p>
+    <w:p>
+      <w:pPr>
+        <w:rPr>
+          <w:rFonts w:cs="Arial"/>
+          <w:lang w:val="it-CH"/>
+        </w:rPr>
+      </w:pPr>
+      <w:r>
+        <w:rPr>
+          <w:rFonts w:cs="Arial"/>
+          <w:lang w:val="it-CH"/>
+        </w:rPr>
+        <w:t>El ha confermà Vossa elecziun en il suandant gremi:</w:t>
+      </w:r>
+    </w:p>
+    <w:p>
+      <w:pPr>
+        <w:rPr>
+          <w:rFonts w:cs="Arial"/>
+          <w:lang w:val="it-CH"/>
+        </w:rPr>
+      </w:pPr>
+    </w:p>
+    <w:p>
+      <w:pPr>
+        <w:rPr>
+          <w:rFonts w:cs="Arial"/>
+          <w:b/>
+          <w:bCs/>
+          <w:lang w:val="it-CH"/>
+        </w:rPr>
+      </w:pPr>
+      <w:r>
+        <w:rPr>
+          <w:rFonts w:cs="Arial"/>
+          <w:b/>
+          <w:bCs/>
+          <w:lang w:val="it-CH"/>
+        </w:rPr>
+        <w:t>&lt;&lt;[member.committeeName]&gt;&gt;</w:t>
+      </w:r>
+    </w:p>
+    <w:p>
+      <w:pPr>
+        <w:rPr>
+          <w:rFonts w:cs="Arial"/>
+          <w:b/>
+          <w:bCs/>
+          <w:lang w:val="it-CH"/>
+        </w:rPr>
+      </w:pPr>
+    </w:p>
+    <w:p>
+      <w:pPr>
+        <w:rPr>
+          <w:rFonts w:cs="Arial"/>
+          <w:lang w:val="it-CH"/>
+        </w:rPr>
+      </w:pPr>
+      <w:r>
+        <w:rPr>
+          <w:rFonts w:cs="Arial"/>
+          <w:lang w:val="it-CH"/>
+        </w:rPr>
+        <w:t>Las funcziuns entaifer quest gremi vegnan definidas tenor las disposiziuns che valan en chaussa.</w:t>
+      </w:r>
+    </w:p>
+    <w:p>
+      <w:pPr>
+        <w:rPr>
+          <w:rFonts w:cs="Arial"/>
+          <w:lang w:val="it-CH"/>
+        </w:rPr>
+      </w:pPr>
+    </w:p>
+    <w:p>
+      <w:pPr>
+        <w:rPr>
+          <w:rFonts w:cs="Arial"/>
+          <w:lang w:val="it-CH"/>
+        </w:rPr>
+      </w:pPr>
+      <w:r>
+        <w:rPr>
+          <w:rFonts w:cs="Arial"/>
+          <w:lang w:val="it-CH"/>
+        </w:rPr>
+        <w:t>En il num dal Cussegl federal As gratulesch jau a questa elecziun ed As giavisch bler success e blera satisfacziun en Voss uffizi.</w:t>
+      </w:r>
+      <w:r>
+        <w:rPr>
+          <w:rFonts w:cs="Arial"/>
+          <w:highlight w:val="yellow"/>
+          <w:lang w:val="it-CH"/>
+        </w:rPr>
+        <w:t>&lt;&lt;/if&gt;&gt;</w:t>
+      </w:r>
+    </w:p>
+    <w:p>
+      <w:pPr>
+        <w:rPr>
+          <w:rFonts w:cs="Arial"/>
           <w:lang w:val="rm-CH"/>
         </w:rPr>
-        <w:t>En il num dal Cussegl federal As engraziel jau sinceramain per la lavur prestada fin ussa ed As giavisch vinavant bler success e blera satisfacziun en Voss uffizi.</w:t>
-      </w:r>
-      <w:r>
-        <w:rPr>
-          <w:highlight w:val="yellow"/>
-          <w:lang w:val="en-US"/>
-        </w:rPr>
-        <w:t>&lt;&lt;/if&gt;&gt;</w:t>
-      </w:r>
-    </w:p>
-    <w:p>
-      <w:pPr>
-        <w:rPr>
-          <w:lang w:val="rm-CH"/>
-        </w:rPr>
-      </w:pPr>
-      <w:r>
-        <w:rPr>
+      </w:pPr>
+      <w:r>
+        <w:rPr>
+          <w:rFonts w:cs="Arial"/>
           <w:highlight w:val="yellow"/>
           <w:lang w:val="rm-CH"/>
         </w:rPr>
@@ -1249,18 +1625,20 @@
     <w:p>
       <w:pPr>
         <w:rPr>
+          <w:rFonts w:cs="Arial"/>
           <w:lang w:val="rm-CH"/>
         </w:rPr>
       </w:pPr>
       <w:r>
         <w:rPr>
+          <w:rFonts w:cs="Arial"/>
           <w:lang w:val="rm-CH"/>
         </w:rPr>
-        <w:lastRenderedPageBreak/>
         <w:t>El ha prendì enconuschientscha da Vossa demissiun per ils &lt;&lt;[formLetter.termOfOfficeEndDate]:"dd.MM.yyyy"&gt;&gt; sco</w:t>
       </w:r>
       <w:r>
         <w:rPr>
+          <w:rFonts w:cs="Arial"/>
           <w:b/>
           <w:lang w:val="rm-CH"/>
         </w:rPr>
@@ -1268,6 +1646,7 @@
       </w:r>
       <w:r>
         <w:rPr>
+          <w:rFonts w:cs="Arial"/>
           <w:b/>
           <w:bCs/>
           <w:lang w:val="rm-CH"/>
@@ -1276,6 +1655,7 @@
       </w:r>
       <w:r>
         <w:rPr>
+          <w:rFonts w:cs="Arial"/>
           <w:b/>
           <w:bCs/>
           <w:lang w:val="rm-CH"/>
@@ -1284,6 +1664,7 @@
       </w:r>
       <w:r>
         <w:rPr>
+          <w:rFonts w:cs="Arial"/>
           <w:b/>
           <w:bCs/>
           <w:lang w:val="rm-CH"/>
@@ -1292,6 +1673,7 @@
       </w:r>
       <w:r>
         <w:rPr>
+          <w:rFonts w:cs="Arial"/>
           <w:b/>
           <w:lang w:val="rm-CH"/>
         </w:rPr>
@@ -1299,6 +1681,7 @@
       </w:r>
       <w:r>
         <w:rPr>
+          <w:rFonts w:cs="Arial"/>
           <w:lang w:val="rm-CH"/>
         </w:rPr>
         <w:t>en il suandant gremi:</w:t>
@@ -1307,11 +1690,13 @@
     <w:p>
       <w:pPr>
         <w:rPr>
+          <w:rFonts w:cs="Arial"/>
           <w:lang w:val="rm-CH"/>
         </w:rPr>
       </w:pPr>
       <w:r>
         <w:rPr>
+          <w:rFonts w:cs="Arial"/>
           <w:highlight w:val="yellow"/>
           <w:lang w:val="rm-CH"/>
         </w:rPr>
@@ -1321,11 +1706,13 @@
     <w:p>
       <w:pPr>
         <w:rPr>
+          <w:rFonts w:cs="Arial"/>
           <w:lang w:val="rm-CH"/>
         </w:rPr>
       </w:pPr>
       <w:r>
         <w:rPr>
+          <w:rFonts w:cs="Arial"/>
           <w:highlight w:val="yellow"/>
           <w:lang w:val="rm-CH"/>
         </w:rPr>
@@ -1335,29 +1722,34 @@
     <w:p>
       <w:pPr>
         <w:rPr>
+          <w:rFonts w:cs="Arial"/>
           <w:lang w:val="rm-CH"/>
         </w:rPr>
       </w:pPr>
       <w:r>
         <w:rPr>
+          <w:rFonts w:cs="Arial"/>
           <w:lang w:val="rm-CH"/>
         </w:rPr>
         <w:t xml:space="preserve">El ha prendì enconuschientscha che Vus cuntanschais la durada maximala d'uffizi per ils </w:t>
       </w:r>
       <w:r>
         <w:rPr>
+          <w:rFonts w:cs="Arial"/>
           <w:lang w:val="rm-CH"/>
         </w:rPr>
         <w:t>&lt;&lt;[formLetter.termOfOfficeEndDate]:"dd.MM.yyyy"&gt;&gt;</w:t>
       </w:r>
       <w:r>
         <w:rPr>
+          <w:rFonts w:cs="Arial"/>
           <w:lang w:val="rm-CH"/>
         </w:rPr>
         <w:t xml:space="preserve"> sco </w:t>
       </w:r>
       <w:r>
         <w:rPr>
+          <w:rFonts w:cs="Arial"/>
           <w:b/>
           <w:bCs/>
           <w:lang w:val="rm-CH"/>
@@ -1366,6 +1758,7 @@
       </w:r>
       <w:r>
         <w:rPr>
+          <w:rFonts w:cs="Arial"/>
           <w:b/>
           <w:bCs/>
           <w:lang w:val="rm-CH"/>
@@ -1374,6 +1767,7 @@
       </w:r>
       <w:r>
         <w:rPr>
+          <w:rFonts w:cs="Arial"/>
           <w:b/>
           <w:bCs/>
           <w:lang w:val="rm-CH"/>
@@ -1382,12 +1776,14 @@
       </w:r>
       <w:r>
         <w:rPr>
+          <w:rFonts w:cs="Arial"/>
           <w:lang w:val="rm-CH"/>
         </w:rPr>
         <w:t xml:space="preserve"> en il suandant gremi:</w:t>
       </w:r>
       <w:r>
         <w:rPr>
+          <w:rFonts w:cs="Arial"/>
           <w:highlight w:val="yellow"/>
           <w:lang w:val="rm-CH"/>
         </w:rPr>
@@ -1397,11 +1793,13 @@
     <w:p>
       <w:pPr>
         <w:rPr>
+          <w:rFonts w:cs="Arial"/>
           <w:lang w:val="rm-CH"/>
         </w:rPr>
       </w:pPr>
       <w:r>
         <w:rPr>
+          <w:rFonts w:cs="Arial"/>
           <w:highlight w:val="yellow"/>
           <w:lang w:val="rm-CH"/>
         </w:rPr>
@@ -1411,29 +1809,34 @@
     <w:p>
       <w:pPr>
         <w:rPr>
+          <w:rFonts w:cs="Arial"/>
           <w:lang w:val="rm-CH"/>
         </w:rPr>
       </w:pPr>
       <w:r>
         <w:rPr>
+          <w:rFonts w:cs="Arial"/>
           <w:lang w:val="rm-CH"/>
         </w:rPr>
         <w:t xml:space="preserve">El ha prendì enconuschientscha da Vossa extrada per ils </w:t>
       </w:r>
       <w:r>
         <w:rPr>
+          <w:rFonts w:cs="Arial"/>
           <w:lang w:val="rm-CH"/>
         </w:rPr>
         <w:t>&lt;&lt;[formLetter.termOfOfficeEndDate]:"dd.MM.yyyy"&gt;&gt;</w:t>
       </w:r>
       <w:r>
         <w:rPr>
+          <w:rFonts w:cs="Arial"/>
           <w:lang w:val="rm-CH"/>
         </w:rPr>
         <w:t xml:space="preserve"> sco </w:t>
       </w:r>
       <w:r>
         <w:rPr>
+          <w:rFonts w:cs="Arial"/>
           <w:b/>
           <w:bCs/>
           <w:lang w:val="rm-CH"/>
@@ -1442,6 +1845,7 @@
       </w:r>
       <w:r>
         <w:rPr>
+          <w:rFonts w:cs="Arial"/>
           <w:b/>
           <w:bCs/>
           <w:lang w:val="rm-CH"/>
@@ -1450,6 +1854,7 @@
       </w:r>
       <w:r>
         <w:rPr>
+          <w:rFonts w:cs="Arial"/>
           <w:b/>
           <w:bCs/>
           <w:lang w:val="rm-CH"/>
@@ -1458,6 +1863,7 @@
       </w:r>
       <w:r>
         <w:rPr>
+          <w:rFonts w:cs="Arial"/>
           <w:b/>
           <w:lang w:val="rm-CH"/>
         </w:rPr>
@@ -1465,12 +1871,14 @@
       </w:r>
       <w:r>
         <w:rPr>
+          <w:rFonts w:cs="Arial"/>
           <w:lang w:val="rm-CH"/>
         </w:rPr>
         <w:t>en il suandant gremi:</w:t>
       </w:r>
       <w:r>
         <w:rPr>
+          <w:rFonts w:cs="Arial"/>
           <w:highlight w:val="yellow"/>
           <w:lang w:val="rm-CH"/>
         </w:rPr>
@@ -1480,76 +1888,23 @@
     <w:p>
       <w:pPr>
         <w:rPr>
-          <w:lang w:val="en-US"/>
-        </w:rPr>
-      </w:pPr>
-      <w:r>
-        <w:rPr>
+          <w:rFonts w:cs="Arial"/>
+          <w:lang w:val="en-US"/>
+        </w:rPr>
+      </w:pPr>
+      <w:r>
+        <w:rPr>
+          <w:rFonts w:cs="Arial"/>
           <w:highlight w:val="yellow"/>
           <w:lang w:val="en-US"/>
         </w:rPr>
-        <w:t xml:space="preserve">&lt;&lt;if [member.formLetterType == </w:t>
-      </w:r>
-      <w:r>
-        <w:rPr>
-          <w:highlight w:val="yellow"/>
-          <w:lang w:val="en-US"/>
-        </w:rPr>
-        <w:t>2</w:t>
-      </w:r>
-      <w:r>
-        <w:rPr>
-          <w:highlight w:val="yellow"/>
-          <w:lang w:val="en-US"/>
-        </w:rPr>
-        <w:t xml:space="preserve"> || member.formLetterType == </w:t>
-      </w:r>
-      <w:r>
-        <w:rPr>
-          <w:highlight w:val="yellow"/>
-          <w:lang w:val="en-US"/>
-        </w:rPr>
-        <w:t>3</w:t>
-      </w:r>
-      <w:r>
-        <w:rPr>
-          <w:highlight w:val="yellow"/>
-          <w:lang w:val="en-US"/>
-        </w:rPr>
-        <w:t xml:space="preserve"> </w:t>
-      </w:r>
-      <w:r>
-        <w:rPr>
-          <w:highlight w:val="yellow"/>
-          <w:lang w:val="en-US"/>
-        </w:rPr>
-        <w:t xml:space="preserve">|| </w:t>
-      </w:r>
-      <w:r>
-        <w:rPr>
-          <w:highlight w:val="yellow"/>
-          <w:lang w:val="en-US"/>
-        </w:rPr>
-        <w:t xml:space="preserve">member.formLetterType == </w:t>
-      </w:r>
-      <w:r>
-        <w:rPr>
-          <w:highlight w:val="yellow"/>
-          <w:lang w:val="en-US"/>
-        </w:rPr>
-        <w:t>4</w:t>
-      </w:r>
-      <w:r>
-        <w:rPr>
-          <w:highlight w:val="yellow"/>
-          <w:lang w:val="en-US"/>
-        </w:rPr>
-        <w:t>]&gt;&gt;</w:t>
-      </w:r>
-    </w:p>
-    <w:p>
-      <w:pPr>
-        <w:rPr>
+        <w:t>&lt;&lt;if [member.formLetterType == 2 || member.formLetterType == 3 || member.formLetterType == 4]&gt;&gt;</w:t>
+      </w:r>
+    </w:p>
+    <w:p>
+      <w:pPr>
+        <w:rPr>
+          <w:rFonts w:cs="Arial"/>
           <w:b/>
           <w:bCs/>
           <w:lang w:val="en-US"/>
@@ -1559,6 +1914,7 @@
     <w:p>
       <w:pPr>
         <w:rPr>
+          <w:rFonts w:cs="Arial"/>
           <w:b/>
           <w:bCs/>
           <w:lang w:val="it-CH"/>
@@ -1566,6 +1922,7 @@
       </w:pPr>
       <w:r>
         <w:rPr>
+          <w:rFonts w:cs="Arial"/>
           <w:b/>
           <w:bCs/>
           <w:lang w:val="it-CH"/>
@@ -1576,24 +1933,28 @@
     <w:p>
       <w:pPr>
         <w:rPr>
-          <w:lang w:val="it-CH"/>
-        </w:rPr>
-      </w:pPr>
-    </w:p>
-    <w:p>
-      <w:pPr>
-        <w:rPr>
-          <w:lang w:val="it-CH"/>
-        </w:rPr>
-      </w:pPr>
-      <w:r>
-        <w:rPr>
+          <w:rFonts w:cs="Arial"/>
+          <w:lang w:val="it-CH"/>
+        </w:rPr>
+      </w:pPr>
+    </w:p>
+    <w:p>
+      <w:pPr>
+        <w:rPr>
+          <w:rFonts w:cs="Arial"/>
+          <w:lang w:val="it-CH"/>
+        </w:rPr>
+      </w:pPr>
+      <w:r>
+        <w:rPr>
+          <w:rFonts w:cs="Arial"/>
           <w:lang w:val="it-CH"/>
         </w:rPr>
         <w:t>En num dal Cussegl federal As engraziel jau sinceramain per Vossa collavuraziun cumpetenta ed As giavisch tut il bun per l'ulteriur futur.</w:t>
       </w:r>
       <w:r>
         <w:rPr>
+          <w:rFonts w:cs="Arial"/>
           <w:highlight w:val="yellow"/>
           <w:lang w:val="it-CH"/>
         </w:rPr>
@@ -1603,80 +1964,52 @@
     <w:p>
       <w:pPr>
         <w:rPr>
-          <w:lang w:val="en-US"/>
-        </w:rPr>
-      </w:pPr>
-      <w:r>
-        <w:rPr>
+          <w:rFonts w:cs="Arial"/>
+          <w:lang w:val="en-US"/>
+        </w:rPr>
+      </w:pPr>
+      <w:r>
+        <w:rPr>
+          <w:rFonts w:cs="Arial"/>
           <w:highlight w:val="yellow"/>
           <w:lang w:val="en-US"/>
         </w:rPr>
-        <w:t xml:space="preserve">&lt;&lt;if [member.formLetterType == </w:t>
-      </w:r>
-      <w:r>
-        <w:rPr>
+        <w:t>&lt;&lt;if [member.formLetterType == 0 || member.formLetterType == 1]&gt;&gt;</w:t>
+      </w:r>
+    </w:p>
+    <w:p>
+      <w:pPr>
+        <w:rPr>
+          <w:rFonts w:cs="Arial"/>
+          <w:lang w:val="it-CH"/>
+        </w:rPr>
+      </w:pPr>
+      <w:r>
+        <w:rPr>
+          <w:rFonts w:cs="Arial"/>
+          <w:lang w:val="it-CH"/>
+        </w:rPr>
+        <w:t xml:space="preserve">Jau As supplitgesch d'annunziar immediatamain mintga midada da l'adressa da correspundenza u da las relaziuns d'interess, che ha lieu entaifer la durada d'uffizi. </w:t>
+      </w:r>
+      <w:r>
+        <w:rPr>
+          <w:rFonts w:cs="Arial"/>
           <w:highlight w:val="yellow"/>
-          <w:lang w:val="en-US"/>
-        </w:rPr>
-        <w:t>0</w:t>
-      </w:r>
-      <w:r>
-        <w:rPr>
+          <w:lang w:val="it-CH"/>
+        </w:rPr>
+        <w:t>&lt;&lt;/if&gt;&gt;&lt;&lt;if [member.formLetterType == 0]&gt;&gt;</w:t>
+      </w:r>
+      <w:r>
+        <w:rPr>
+          <w:rFonts w:cs="Arial"/>
+          <w:lang w:val="it-CH"/>
+        </w:rPr>
+        <w:t xml:space="preserve"> Infurmaziuns davart il post da contact chattais Vus sin la pagina menziunada qua survart.</w:t>
+      </w:r>
+      <w:r>
+        <w:rPr>
+          <w:rFonts w:cs="Arial"/>
           <w:highlight w:val="yellow"/>
-          <w:lang w:val="en-US"/>
-        </w:rPr>
-        <w:t xml:space="preserve"> || member.formLetterType == </w:t>
-      </w:r>
-      <w:r>
-        <w:rPr>
-          <w:highlight w:val="yellow"/>
-          <w:lang w:val="en-US"/>
-        </w:rPr>
-        <w:t>1</w:t>
-      </w:r>
-      <w:r>
-        <w:rPr>
-          <w:highlight w:val="yellow"/>
-          <w:lang w:val="en-US"/>
-        </w:rPr>
-        <w:t>]&gt;&gt;</w:t>
-      </w:r>
-    </w:p>
-    <w:p>
-      <w:pPr>
-        <w:rPr>
-          <w:lang w:val="en-US"/>
-        </w:rPr>
-      </w:pPr>
-    </w:p>
-    <w:p>
-      <w:pPr>
-        <w:rPr>
-          <w:lang w:val="it-CH"/>
-        </w:rPr>
-      </w:pPr>
-      <w:r>
-        <w:rPr>
-          <w:lang w:val="it-CH"/>
-        </w:rPr>
-        <w:t xml:space="preserve">Jau As supplitgesch d'annunziar immediatamain mintga midada da l'adressa da correspundenza u da las relaziuns d'interess, che ha lieu entaifer la durada d'uffizi. </w:t>
-      </w:r>
-      <w:r>
-        <w:rPr>
-          <w:highlight w:val="yellow"/>
-          <w:lang w:val="it-CH"/>
-        </w:rPr>
-        <w:t>&lt;&lt;/if&gt;&gt;&lt;&lt;if [member.formLetterType == 0]&gt;&gt;</w:t>
-      </w:r>
-      <w:r>
-        <w:rPr>
-          <w:lang w:val="it-CH"/>
-        </w:rPr>
-        <w:t xml:space="preserve"> Infurmaziuns davart il post da contact chattais Vus sin la pagina menziunada qua survart.</w:t>
-      </w:r>
-      <w:r>
-        <w:rPr>
-          <w:highlight w:val="yellow"/>
           <w:lang w:val="it-CH"/>
         </w:rPr>
         <w:t>&lt;&lt;/if&gt;&gt;&lt;&lt;if [member.formLetterType == 1]&gt;&gt;</w:t>
@@ -1697,6 +2030,7 @@
       </w:r>
       <w:r>
         <w:rPr>
+          <w:rFonts w:cs="Arial"/>
           <w:i/>
           <w:iCs/>
           <w:lang w:val="it-CH"/>
@@ -1712,6 +2046,7 @@
       </w:r>
       <w:r>
         <w:rPr>
+          <w:rFonts w:cs="Arial"/>
           <w:highlight w:val="yellow"/>
           <w:lang w:val="it-CH"/>
         </w:rPr>
@@ -1729,6 +2064,7 @@
     <w:p>
       <w:pPr>
         <w:rPr>
+          <w:rFonts w:cs="Arial"/>
           <w:lang w:val="it-CH"/>
         </w:rPr>
       </w:pPr>
@@ -1738,11 +2074,13 @@
         <w:keepNext/>
         <w:keepLines/>
         <w:rPr>
-          <w:lang w:val="en-US"/>
-        </w:rPr>
-      </w:pPr>
-      <w:r>
-        <w:rPr>
+          <w:rFonts w:cs="Arial"/>
+          <w:lang w:val="en-US"/>
+        </w:rPr>
+      </w:pPr>
+      <w:r>
+        <w:rPr>
+          <w:rFonts w:cs="Arial"/>
           <w:lang w:val="en-US"/>
         </w:rPr>
         <w:t>Salids amicabels</w:t>
@@ -1860,6 +2198,7 @@
           <w:highlight w:val="yellow"/>
           <w:lang w:val="en-US"/>
         </w:rPr>
+        <w:lastRenderedPageBreak/>
         <w:t>&lt;&lt;if [</w:t>
       </w:r>
       <w:r>
@@ -2000,9 +2339,9 @@
       </w:r>
     </w:p>
     <w:sectPr>
-      <w:headerReference w:type="default" r:id="rId9"/>
-      <w:footerReference w:type="default" r:id="rId10"/>
-      <w:footerReference w:type="first" r:id="rId11"/>
+      <w:headerReference w:type="default" r:id="rId10"/>
+      <w:footerReference w:type="default" r:id="rId11"/>
+      <w:footerReference w:type="first" r:id="rId12"/>
       <w:pgSz w:w="11906" w:h="16838"/>
       <w:pgMar w:top="340" w:right="1134" w:bottom="907" w:left="1701" w:header="680" w:footer="198" w:gutter="0"/>
       <w:cols w:space="708"/>
@@ -2013,7 +2352,7 @@
 </file>
 
 <file path=word/endnotes.xml><?xml version="1.0" encoding="utf-8"?>
-<w:endnotes xmlns:wpc="http://schemas.microsoft.com/office/word/2010/wordprocessingCanvas" xmlns:cx="http://schemas.microsoft.com/office/drawing/2014/chartex" xmlns:cx1="http://schemas.microsoft.com/office/drawing/2015/9/8/chartex" xmlns:cx2="http://schemas.microsoft.com/office/drawing/2015/10/21/chartex" xmlns:cx3="http://schemas.microsoft.com/office/drawing/2016/5/9/chartex" xmlns:cx4="http://schemas.microsoft.com/office/drawing/2016/5/10/chartex" xmlns:cx5="http://schemas.microsoft.com/office/drawing/2016/5/11/chartex" xmlns:cx6="http://schemas.microsoft.com/office/drawing/2016/5/12/chartex" xmlns:cx7="http://schemas.microsoft.com/office/drawing/2016/5/13/chartex" xmlns:cx8="http://schemas.microsoft.com/office/drawing/2016/5/14/chartex" xmlns:mc="http://schemas.openxmlformats.org/markup-compatibility/2006" xmlns:aink="http://schemas.microsoft.com/office/drawing/2016/ink" xmlns:am3d="http://schemas.microsoft.com/office/drawing/2017/model3d" xmlns:o="urn:schemas-microsoft-com:office:office" xmlns:oel="http://schemas.microsoft.com/office/2019/extlst" xmlns:r="http://schemas.openxmlformats.org/officeDocument/2006/relationships" xmlns:m="http://schemas.openxmlformats.org/officeDocument/2006/math" xmlns:v="urn:schemas-microsoft-com:vml" xmlns:wp14="http://schemas.microsoft.com/office/word/2010/wordprocessingDrawing" xmlns:wp="http://schemas.openxmlformats.org/drawingml/2006/wordprocessingDrawing" xmlns:w10="urn:schemas-microsoft-com:office:word" xmlns:w="http://schemas.openxmlformats.org/wordprocessingml/2006/main" xmlns:w14="http://schemas.microsoft.com/office/word/2010/wordml" xmlns:w15="http://schemas.microsoft.com/office/word/2012/wordml" xmlns:w16cei="http://schemas.microsoft.com/office/word/2026/wordml/cei" xmlns:w16cex="http://schemas.microsoft.com/office/word/2018/wordml/cex" xmlns:w16cid="http://schemas.microsoft.com/office/word/2016/wordml/cid" xmlns:w16="http://schemas.microsoft.com/office/word/2018/wordml" xmlns:w16du="http://schemas.microsoft.com/office/word/2023/wordml/word16du" xmlns:w16sdtdh="http://schemas.microsoft.com/office/word/2020/wordml/sdtdatahash" xmlns:w16sdtfl="http://schemas.microsoft.com/office/word/2024/wordml/sdtformatlock" xmlns:w16se="http://schemas.microsoft.com/office/word/2015/wordml/symex" xmlns:wpg="http://schemas.microsoft.com/office/word/2010/wordprocessingGroup" xmlns:wpi="http://schemas.microsoft.com/office/word/2010/wordprocessingInk" xmlns:wne="http://schemas.microsoft.com/office/word/2006/wordml" xmlns:wps="http://schemas.microsoft.com/office/word/2010/wordprocessingShape" mc:Ignorable="w14 w15 w16se w16cid w16 w16cex w16sdtdh w16sdtfl w16du wp14">
+<w:endnotes xmlns:wpc="http://schemas.microsoft.com/office/word/2010/wordprocessingCanvas" xmlns:cx="http://schemas.microsoft.com/office/drawing/2014/chartex" xmlns:cx1="http://schemas.microsoft.com/office/drawing/2015/9/8/chartex" xmlns:cx2="http://schemas.microsoft.com/office/drawing/2015/10/21/chartex" xmlns:cx3="http://schemas.microsoft.com/office/drawing/2016/5/9/chartex" xmlns:cx4="http://schemas.microsoft.com/office/drawing/2016/5/10/chartex" xmlns:cx5="http://schemas.microsoft.com/office/drawing/2016/5/11/chartex" xmlns:cx6="http://schemas.microsoft.com/office/drawing/2016/5/12/chartex" xmlns:cx7="http://schemas.microsoft.com/office/drawing/2016/5/13/chartex" xmlns:cx8="http://schemas.microsoft.com/office/drawing/2016/5/14/chartex" xmlns:mc="http://schemas.openxmlformats.org/markup-compatibility/2006" xmlns:aink="http://schemas.microsoft.com/office/drawing/2016/ink" xmlns:am3d="http://schemas.microsoft.com/office/drawing/2017/model3d" xmlns:o="urn:schemas-microsoft-com:office:office" xmlns:oel="http://schemas.microsoft.com/office/2019/extlst" xmlns:r="http://schemas.openxmlformats.org/officeDocument/2006/relationships" xmlns:m="http://schemas.openxmlformats.org/officeDocument/2006/math" xmlns:v="urn:schemas-microsoft-com:vml" xmlns:wp14="http://schemas.microsoft.com/office/word/2010/wordprocessingDrawing" xmlns:wp="http://schemas.openxmlformats.org/drawingml/2006/wordprocessingDrawing" xmlns:w10="urn:schemas-microsoft-com:office:word" xmlns:w="http://schemas.openxmlformats.org/wordprocessingml/2006/main" xmlns:w14="http://schemas.microsoft.com/office/word/2010/wordml" xmlns:w15="http://schemas.microsoft.com/office/word/2012/wordml" xmlns:w16cex="http://schemas.microsoft.com/office/word/2018/wordml/cex" xmlns:w16cid="http://schemas.microsoft.com/office/word/2016/wordml/cid" xmlns:w16="http://schemas.microsoft.com/office/word/2018/wordml" xmlns:w16du="http://schemas.microsoft.com/office/word/2023/wordml/word16du" xmlns:w16sdtdh="http://schemas.microsoft.com/office/word/2020/wordml/sdtdatahash" xmlns:w16sdtfl="http://schemas.microsoft.com/office/word/2024/wordml/sdtformatlock" xmlns:w16se="http://schemas.microsoft.com/office/word/2015/wordml/symex" xmlns:wpg="http://schemas.microsoft.com/office/word/2010/wordprocessingGroup" xmlns:wpi="http://schemas.microsoft.com/office/word/2010/wordprocessingInk" xmlns:wne="http://schemas.microsoft.com/office/word/2006/wordml" xmlns:wps="http://schemas.microsoft.com/office/word/2010/wordprocessingShape" mc:Ignorable="w14 w15 w16se w16cid w16 w16cex w16sdtdh w16sdtfl w16du wp14">
   <w:endnote w:type="separator" w:id="-1">
     <w:p>
       <w:r>
@@ -2032,7 +2371,7 @@
 </file>
 
 <file path=word/footer1.xml><?xml version="1.0" encoding="utf-8"?>
-<w:ftr xmlns:wpc="http://schemas.microsoft.com/office/word/2010/wordprocessingCanvas" xmlns:cx="http://schemas.microsoft.com/office/drawing/2014/chartex" xmlns:cx1="http://schemas.microsoft.com/office/drawing/2015/9/8/chartex" xmlns:cx2="http://schemas.microsoft.com/office/drawing/2015/10/21/chartex" xmlns:cx3="http://schemas.microsoft.com/office/drawing/2016/5/9/chartex" xmlns:cx4="http://schemas.microsoft.com/office/drawing/2016/5/10/chartex" xmlns:cx5="http://schemas.microsoft.com/office/drawing/2016/5/11/chartex" xmlns:cx6="http://schemas.microsoft.com/office/drawing/2016/5/12/chartex" xmlns:cx7="http://schemas.microsoft.com/office/drawing/2016/5/13/chartex" xmlns:cx8="http://schemas.microsoft.com/office/drawing/2016/5/14/chartex" xmlns:mc="http://schemas.openxmlformats.org/markup-compatibility/2006" xmlns:aink="http://schemas.microsoft.com/office/drawing/2016/ink" xmlns:am3d="http://schemas.microsoft.com/office/drawing/2017/model3d" xmlns:o="urn:schemas-microsoft-com:office:office" xmlns:oel="http://schemas.microsoft.com/office/2019/extlst" xmlns:r="http://schemas.openxmlformats.org/officeDocument/2006/relationships" xmlns:m="http://schemas.openxmlformats.org/officeDocument/2006/math" xmlns:v="urn:schemas-microsoft-com:vml" xmlns:wp14="http://schemas.microsoft.com/office/word/2010/wordprocessingDrawing" xmlns:wp="http://schemas.openxmlformats.org/drawingml/2006/wordprocessingDrawing" xmlns:w10="urn:schemas-microsoft-com:office:word" xmlns:w="http://schemas.openxmlformats.org/wordprocessingml/2006/main" xmlns:w14="http://schemas.microsoft.com/office/word/2010/wordml" xmlns:w15="http://schemas.microsoft.com/office/word/2012/wordml" xmlns:w16cei="http://schemas.microsoft.com/office/word/2026/wordml/cei" xmlns:w16cex="http://schemas.microsoft.com/office/word/2018/wordml/cex" xmlns:w16cid="http://schemas.microsoft.com/office/word/2016/wordml/cid" xmlns:w16="http://schemas.microsoft.com/office/word/2018/wordml" xmlns:w16du="http://schemas.microsoft.com/office/word/2023/wordml/word16du" xmlns:w16sdtdh="http://schemas.microsoft.com/office/word/2020/wordml/sdtdatahash" xmlns:w16sdtfl="http://schemas.microsoft.com/office/word/2024/wordml/sdtformatlock" xmlns:w16se="http://schemas.microsoft.com/office/word/2015/wordml/symex" xmlns:wpg="http://schemas.microsoft.com/office/word/2010/wordprocessingGroup" xmlns:wpi="http://schemas.microsoft.com/office/word/2010/wordprocessingInk" xmlns:wne="http://schemas.microsoft.com/office/word/2006/wordml" xmlns:wps="http://schemas.microsoft.com/office/word/2010/wordprocessingShape" mc:Ignorable="w14 w15 w16se w16cid w16 w16cex w16sdtdh w16sdtfl w16du wp14">
+<w:ftr xmlns:wpc="http://schemas.microsoft.com/office/word/2010/wordprocessingCanvas" xmlns:cx="http://schemas.microsoft.com/office/drawing/2014/chartex" xmlns:cx1="http://schemas.microsoft.com/office/drawing/2015/9/8/chartex" xmlns:cx2="http://schemas.microsoft.com/office/drawing/2015/10/21/chartex" xmlns:cx3="http://schemas.microsoft.com/office/drawing/2016/5/9/chartex" xmlns:cx4="http://schemas.microsoft.com/office/drawing/2016/5/10/chartex" xmlns:cx5="http://schemas.microsoft.com/office/drawing/2016/5/11/chartex" xmlns:cx6="http://schemas.microsoft.com/office/drawing/2016/5/12/chartex" xmlns:cx7="http://schemas.microsoft.com/office/drawing/2016/5/13/chartex" xmlns:cx8="http://schemas.microsoft.com/office/drawing/2016/5/14/chartex" xmlns:mc="http://schemas.openxmlformats.org/markup-compatibility/2006" xmlns:aink="http://schemas.microsoft.com/office/drawing/2016/ink" xmlns:am3d="http://schemas.microsoft.com/office/drawing/2017/model3d" xmlns:o="urn:schemas-microsoft-com:office:office" xmlns:oel="http://schemas.microsoft.com/office/2019/extlst" xmlns:r="http://schemas.openxmlformats.org/officeDocument/2006/relationships" xmlns:m="http://schemas.openxmlformats.org/officeDocument/2006/math" xmlns:v="urn:schemas-microsoft-com:vml" xmlns:wp14="http://schemas.microsoft.com/office/word/2010/wordprocessingDrawing" xmlns:wp="http://schemas.openxmlformats.org/drawingml/2006/wordprocessingDrawing" xmlns:w10="urn:schemas-microsoft-com:office:word" xmlns:w="http://schemas.openxmlformats.org/wordprocessingml/2006/main" xmlns:w14="http://schemas.microsoft.com/office/word/2010/wordml" xmlns:w15="http://schemas.microsoft.com/office/word/2012/wordml" xmlns:w16cex="http://schemas.microsoft.com/office/word/2018/wordml/cex" xmlns:w16cid="http://schemas.microsoft.com/office/word/2016/wordml/cid" xmlns:w16="http://schemas.microsoft.com/office/word/2018/wordml" xmlns:w16du="http://schemas.microsoft.com/office/word/2023/wordml/word16du" xmlns:w16sdtdh="http://schemas.microsoft.com/office/word/2020/wordml/sdtdatahash" xmlns:w16sdtfl="http://schemas.microsoft.com/office/word/2024/wordml/sdtformatlock" xmlns:w16se="http://schemas.microsoft.com/office/word/2015/wordml/symex" xmlns:wpg="http://schemas.microsoft.com/office/word/2010/wordprocessingGroup" xmlns:wpi="http://schemas.microsoft.com/office/word/2010/wordprocessingInk" xmlns:wne="http://schemas.microsoft.com/office/word/2006/wordml" xmlns:wps="http://schemas.microsoft.com/office/word/2010/wordprocessingShape" mc:Ignorable="w14 w15 w16se w16cid w16 w16cex w16sdtdh w16sdtfl w16du wp14">
   <w:tbl>
     <w:tblPr>
       <w:tblW w:w="9215" w:type="dxa"/>
@@ -2085,6 +2424,37 @@
           <w:r>
             <w:t>&lt;&lt;[formLetter.senderStreet]&gt;&gt;, CH-&lt;&lt;[formLetter.senderZip]&gt;&gt; &lt;&lt;[formLetter.senderCity]&gt;&gt;</w:t>
           </w:r>
+          <w:r>
+            <w:t xml:space="preserve"> </w:t>
+          </w:r>
+        </w:p>
+        <w:p>
+          <w:pPr>
+            <w:pStyle w:val="Fuzeile"/>
+          </w:pPr>
+          <w:r>
+            <w:t>&lt;&lt;[formLetter.sender</w:t>
+          </w:r>
+          <w:r>
+            <w:t>Phone</w:t>
+          </w:r>
+          <w:r>
+            <w:t>]&gt;&gt;</w:t>
+          </w:r>
+        </w:p>
+        <w:p>
+          <w:pPr>
+            <w:pStyle w:val="Fuzeile"/>
+          </w:pPr>
+          <w:r>
+            <w:t>&lt;&lt;[formLetter.sender</w:t>
+          </w:r>
+          <w:r>
+            <w:t>Email</w:t>
+          </w:r>
+          <w:r>
+            <w:t>]&gt;&gt;</w:t>
+          </w:r>
         </w:p>
         <w:p>
           <w:pPr>
@@ -2124,7 +2494,7 @@
 </file>
 
 <file path=word/footer2.xml><?xml version="1.0" encoding="utf-8"?>
-<w:ftr xmlns:wpc="http://schemas.microsoft.com/office/word/2010/wordprocessingCanvas" xmlns:cx="http://schemas.microsoft.com/office/drawing/2014/chartex" xmlns:cx1="http://schemas.microsoft.com/office/drawing/2015/9/8/chartex" xmlns:cx2="http://schemas.microsoft.com/office/drawing/2015/10/21/chartex" xmlns:cx3="http://schemas.microsoft.com/office/drawing/2016/5/9/chartex" xmlns:cx4="http://schemas.microsoft.com/office/drawing/2016/5/10/chartex" xmlns:cx5="http://schemas.microsoft.com/office/drawing/2016/5/11/chartex" xmlns:cx6="http://schemas.microsoft.com/office/drawing/2016/5/12/chartex" xmlns:cx7="http://schemas.microsoft.com/office/drawing/2016/5/13/chartex" xmlns:cx8="http://schemas.microsoft.com/office/drawing/2016/5/14/chartex" xmlns:mc="http://schemas.openxmlformats.org/markup-compatibility/2006" xmlns:aink="http://schemas.microsoft.com/office/drawing/2016/ink" xmlns:am3d="http://schemas.microsoft.com/office/drawing/2017/model3d" xmlns:o="urn:schemas-microsoft-com:office:office" xmlns:oel="http://schemas.microsoft.com/office/2019/extlst" xmlns:r="http://schemas.openxmlformats.org/officeDocument/2006/relationships" xmlns:m="http://schemas.openxmlformats.org/officeDocument/2006/math" xmlns:v="urn:schemas-microsoft-com:vml" xmlns:wp14="http://schemas.microsoft.com/office/word/2010/wordprocessingDrawing" xmlns:wp="http://schemas.openxmlformats.org/drawingml/2006/wordprocessingDrawing" xmlns:w10="urn:schemas-microsoft-com:office:word" xmlns:w="http://schemas.openxmlformats.org/wordprocessingml/2006/main" xmlns:w14="http://schemas.microsoft.com/office/word/2010/wordml" xmlns:w15="http://schemas.microsoft.com/office/word/2012/wordml" xmlns:w16cei="http://schemas.microsoft.com/office/word/2026/wordml/cei" xmlns:w16cex="http://schemas.microsoft.com/office/word/2018/wordml/cex" xmlns:w16cid="http://schemas.microsoft.com/office/word/2016/wordml/cid" xmlns:w16="http://schemas.microsoft.com/office/word/2018/wordml" xmlns:w16du="http://schemas.microsoft.com/office/word/2023/wordml/word16du" xmlns:w16sdtdh="http://schemas.microsoft.com/office/word/2020/wordml/sdtdatahash" xmlns:w16sdtfl="http://schemas.microsoft.com/office/word/2024/wordml/sdtformatlock" xmlns:w16se="http://schemas.microsoft.com/office/word/2015/wordml/symex" xmlns:wpg="http://schemas.microsoft.com/office/word/2010/wordprocessingGroup" xmlns:wpi="http://schemas.microsoft.com/office/word/2010/wordprocessingInk" xmlns:wne="http://schemas.microsoft.com/office/word/2006/wordml" xmlns:wps="http://schemas.microsoft.com/office/word/2010/wordprocessingShape" mc:Ignorable="w14 w15 w16se w16cid w16 w16cex w16sdtdh w16sdtfl w16du wp14">
+<w:ftr xmlns:wpc="http://schemas.microsoft.com/office/word/2010/wordprocessingCanvas" xmlns:cx="http://schemas.microsoft.com/office/drawing/2014/chartex" xmlns:cx1="http://schemas.microsoft.com/office/drawing/2015/9/8/chartex" xmlns:cx2="http://schemas.microsoft.com/office/drawing/2015/10/21/chartex" xmlns:cx3="http://schemas.microsoft.com/office/drawing/2016/5/9/chartex" xmlns:cx4="http://schemas.microsoft.com/office/drawing/2016/5/10/chartex" xmlns:cx5="http://schemas.microsoft.com/office/drawing/2016/5/11/chartex" xmlns:cx6="http://schemas.microsoft.com/office/drawing/2016/5/12/chartex" xmlns:cx7="http://schemas.microsoft.com/office/drawing/2016/5/13/chartex" xmlns:cx8="http://schemas.microsoft.com/office/drawing/2016/5/14/chartex" xmlns:mc="http://schemas.openxmlformats.org/markup-compatibility/2006" xmlns:aink="http://schemas.microsoft.com/office/drawing/2016/ink" xmlns:am3d="http://schemas.microsoft.com/office/drawing/2017/model3d" xmlns:o="urn:schemas-microsoft-com:office:office" xmlns:oel="http://schemas.microsoft.com/office/2019/extlst" xmlns:r="http://schemas.openxmlformats.org/officeDocument/2006/relationships" xmlns:m="http://schemas.openxmlformats.org/officeDocument/2006/math" xmlns:v="urn:schemas-microsoft-com:vml" xmlns:wp14="http://schemas.microsoft.com/office/word/2010/wordprocessingDrawing" xmlns:wp="http://schemas.openxmlformats.org/drawingml/2006/wordprocessingDrawing" xmlns:w10="urn:schemas-microsoft-com:office:word" xmlns:w="http://schemas.openxmlformats.org/wordprocessingml/2006/main" xmlns:w14="http://schemas.microsoft.com/office/word/2010/wordml" xmlns:w15="http://schemas.microsoft.com/office/word/2012/wordml" xmlns:w16cex="http://schemas.microsoft.com/office/word/2018/wordml/cex" xmlns:w16cid="http://schemas.microsoft.com/office/word/2016/wordml/cid" xmlns:w16="http://schemas.microsoft.com/office/word/2018/wordml" xmlns:w16du="http://schemas.microsoft.com/office/word/2023/wordml/word16du" xmlns:w16sdtdh="http://schemas.microsoft.com/office/word/2020/wordml/sdtdatahash" xmlns:w16sdtfl="http://schemas.microsoft.com/office/word/2024/wordml/sdtformatlock" xmlns:w16se="http://schemas.microsoft.com/office/word/2015/wordml/symex" xmlns:wpg="http://schemas.microsoft.com/office/word/2010/wordprocessingGroup" xmlns:wpi="http://schemas.microsoft.com/office/word/2010/wordprocessingInk" xmlns:wne="http://schemas.microsoft.com/office/word/2006/wordml" xmlns:wps="http://schemas.microsoft.com/office/word/2010/wordprocessingShape" mc:Ignorable="w14 w15 w16se w16cid w16 w16cex w16sdtdh w16sdtfl w16du wp14">
   <w:tbl>
     <w:tblPr>
       <w:tblW w:w="9215" w:type="dxa"/>
@@ -2246,7 +2616,7 @@
 </file>
 
 <file path=word/footnotes.xml><?xml version="1.0" encoding="utf-8"?>
-<w:footnotes xmlns:wpc="http://schemas.microsoft.com/office/word/2010/wordprocessingCanvas" xmlns:cx="http://schemas.microsoft.com/office/drawing/2014/chartex" xmlns:cx1="http://schemas.microsoft.com/office/drawing/2015/9/8/chartex" xmlns:cx2="http://schemas.microsoft.com/office/drawing/2015/10/21/chartex" xmlns:cx3="http://schemas.microsoft.com/office/drawing/2016/5/9/chartex" xmlns:cx4="http://schemas.microsoft.com/office/drawing/2016/5/10/chartex" xmlns:cx5="http://schemas.microsoft.com/office/drawing/2016/5/11/chartex" xmlns:cx6="http://schemas.microsoft.com/office/drawing/2016/5/12/chartex" xmlns:cx7="http://schemas.microsoft.com/office/drawing/2016/5/13/chartex" xmlns:cx8="http://schemas.microsoft.com/office/drawing/2016/5/14/chartex" xmlns:mc="http://schemas.openxmlformats.org/markup-compatibility/2006" xmlns:aink="http://schemas.microsoft.com/office/drawing/2016/ink" xmlns:am3d="http://schemas.microsoft.com/office/drawing/2017/model3d" xmlns:o="urn:schemas-microsoft-com:office:office" xmlns:oel="http://schemas.microsoft.com/office/2019/extlst" xmlns:r="http://schemas.openxmlformats.org/officeDocument/2006/relationships" xmlns:m="http://schemas.openxmlformats.org/officeDocument/2006/math" xmlns:v="urn:schemas-microsoft-com:vml" xmlns:wp14="http://schemas.microsoft.com/office/word/2010/wordprocessingDrawing" xmlns:wp="http://schemas.openxmlformats.org/drawingml/2006/wordprocessingDrawing" xmlns:w10="urn:schemas-microsoft-com:office:word" xmlns:w="http://schemas.openxmlformats.org/wordprocessingml/2006/main" xmlns:w14="http://schemas.microsoft.com/office/word/2010/wordml" xmlns:w15="http://schemas.microsoft.com/office/word/2012/wordml" xmlns:w16cei="http://schemas.microsoft.com/office/word/2026/wordml/cei" xmlns:w16cex="http://schemas.microsoft.com/office/word/2018/wordml/cex" xmlns:w16cid="http://schemas.microsoft.com/office/word/2016/wordml/cid" xmlns:w16="http://schemas.microsoft.com/office/word/2018/wordml" xmlns:w16du="http://schemas.microsoft.com/office/word/2023/wordml/word16du" xmlns:w16sdtdh="http://schemas.microsoft.com/office/word/2020/wordml/sdtdatahash" xmlns:w16sdtfl="http://schemas.microsoft.com/office/word/2024/wordml/sdtformatlock" xmlns:w16se="http://schemas.microsoft.com/office/word/2015/wordml/symex" xmlns:wpg="http://schemas.microsoft.com/office/word/2010/wordprocessingGroup" xmlns:wpi="http://schemas.microsoft.com/office/word/2010/wordprocessingInk" xmlns:wne="http://schemas.microsoft.com/office/word/2006/wordml" xmlns:wps="http://schemas.microsoft.com/office/word/2010/wordprocessingShape" mc:Ignorable="w14 w15 w16se w16cid w16 w16cex w16sdtdh w16sdtfl w16du wp14">
+<w:footnotes xmlns:wpc="http://schemas.microsoft.com/office/word/2010/wordprocessingCanvas" xmlns:cx="http://schemas.microsoft.com/office/drawing/2014/chartex" xmlns:cx1="http://schemas.microsoft.com/office/drawing/2015/9/8/chartex" xmlns:cx2="http://schemas.microsoft.com/office/drawing/2015/10/21/chartex" xmlns:cx3="http://schemas.microsoft.com/office/drawing/2016/5/9/chartex" xmlns:cx4="http://schemas.microsoft.com/office/drawing/2016/5/10/chartex" xmlns:cx5="http://schemas.microsoft.com/office/drawing/2016/5/11/chartex" xmlns:cx6="http://schemas.microsoft.com/office/drawing/2016/5/12/chartex" xmlns:cx7="http://schemas.microsoft.com/office/drawing/2016/5/13/chartex" xmlns:cx8="http://schemas.microsoft.com/office/drawing/2016/5/14/chartex" xmlns:mc="http://schemas.openxmlformats.org/markup-compatibility/2006" xmlns:aink="http://schemas.microsoft.com/office/drawing/2016/ink" xmlns:am3d="http://schemas.microsoft.com/office/drawing/2017/model3d" xmlns:o="urn:schemas-microsoft-com:office:office" xmlns:oel="http://schemas.microsoft.com/office/2019/extlst" xmlns:r="http://schemas.openxmlformats.org/officeDocument/2006/relationships" xmlns:m="http://schemas.openxmlformats.org/officeDocument/2006/math" xmlns:v="urn:schemas-microsoft-com:vml" xmlns:wp14="http://schemas.microsoft.com/office/word/2010/wordprocessingDrawing" xmlns:wp="http://schemas.openxmlformats.org/drawingml/2006/wordprocessingDrawing" xmlns:w10="urn:schemas-microsoft-com:office:word" xmlns:w="http://schemas.openxmlformats.org/wordprocessingml/2006/main" xmlns:w14="http://schemas.microsoft.com/office/word/2010/wordml" xmlns:w15="http://schemas.microsoft.com/office/word/2012/wordml" xmlns:w16cex="http://schemas.microsoft.com/office/word/2018/wordml/cex" xmlns:w16cid="http://schemas.microsoft.com/office/word/2016/wordml/cid" xmlns:w16="http://schemas.microsoft.com/office/word/2018/wordml" xmlns:w16du="http://schemas.microsoft.com/office/word/2023/wordml/word16du" xmlns:w16sdtdh="http://schemas.microsoft.com/office/word/2020/wordml/sdtdatahash" xmlns:w16sdtfl="http://schemas.microsoft.com/office/word/2024/wordml/sdtformatlock" xmlns:w16se="http://schemas.microsoft.com/office/word/2015/wordml/symex" xmlns:wpg="http://schemas.microsoft.com/office/word/2010/wordprocessingGroup" xmlns:wpi="http://schemas.microsoft.com/office/word/2010/wordprocessingInk" xmlns:wne="http://schemas.microsoft.com/office/word/2006/wordml" xmlns:wps="http://schemas.microsoft.com/office/word/2010/wordprocessingShape" mc:Ignorable="w14 w15 w16se w16cid w16 w16cex w16sdtdh w16sdtfl w16du wp14">
   <w:footnote w:type="separator" w:id="-1">
     <w:p>
       <w:r>
@@ -2265,7 +2635,7 @@
 </file>
 
 <file path=word/header1.xml><?xml version="1.0" encoding="utf-8"?>
-<w:hdr xmlns:wpc="http://schemas.microsoft.com/office/word/2010/wordprocessingCanvas" xmlns:cx="http://schemas.microsoft.com/office/drawing/2014/chartex" xmlns:cx1="http://schemas.microsoft.com/office/drawing/2015/9/8/chartex" xmlns:cx2="http://schemas.microsoft.com/office/drawing/2015/10/21/chartex" xmlns:cx3="http://schemas.microsoft.com/office/drawing/2016/5/9/chartex" xmlns:cx4="http://schemas.microsoft.com/office/drawing/2016/5/10/chartex" xmlns:cx5="http://schemas.microsoft.com/office/drawing/2016/5/11/chartex" xmlns:cx6="http://schemas.microsoft.com/office/drawing/2016/5/12/chartex" xmlns:cx7="http://schemas.microsoft.com/office/drawing/2016/5/13/chartex" xmlns:cx8="http://schemas.microsoft.com/office/drawing/2016/5/14/chartex" xmlns:mc="http://schemas.openxmlformats.org/markup-compatibility/2006" xmlns:aink="http://schemas.microsoft.com/office/drawing/2016/ink" xmlns:am3d="http://schemas.microsoft.com/office/drawing/2017/model3d" xmlns:o="urn:schemas-microsoft-com:office:office" xmlns:oel="http://schemas.microsoft.com/office/2019/extlst" xmlns:r="http://schemas.openxmlformats.org/officeDocument/2006/relationships" xmlns:m="http://schemas.openxmlformats.org/officeDocument/2006/math" xmlns:v="urn:schemas-microsoft-com:vml" xmlns:wp14="http://schemas.microsoft.com/office/word/2010/wordprocessingDrawing" xmlns:wp="http://schemas.openxmlformats.org/drawingml/2006/wordprocessingDrawing" xmlns:w10="urn:schemas-microsoft-com:office:word" xmlns:w="http://schemas.openxmlformats.org/wordprocessingml/2006/main" xmlns:w14="http://schemas.microsoft.com/office/word/2010/wordml" xmlns:w15="http://schemas.microsoft.com/office/word/2012/wordml" xmlns:w16cei="http://schemas.microsoft.com/office/word/2026/wordml/cei" xmlns:w16cex="http://schemas.microsoft.com/office/word/2018/wordml/cex" xmlns:w16cid="http://schemas.microsoft.com/office/word/2016/wordml/cid" xmlns:w16="http://schemas.microsoft.com/office/word/2018/wordml" xmlns:w16du="http://schemas.microsoft.com/office/word/2023/wordml/word16du" xmlns:w16sdtdh="http://schemas.microsoft.com/office/word/2020/wordml/sdtdatahash" xmlns:w16sdtfl="http://schemas.microsoft.com/office/word/2024/wordml/sdtformatlock" xmlns:w16se="http://schemas.microsoft.com/office/word/2015/wordml/symex" xmlns:wpg="http://schemas.microsoft.com/office/word/2010/wordprocessingGroup" xmlns:wpi="http://schemas.microsoft.com/office/word/2010/wordprocessingInk" xmlns:wne="http://schemas.microsoft.com/office/word/2006/wordml" xmlns:wps="http://schemas.microsoft.com/office/word/2010/wordprocessingShape" mc:Ignorable="w14 w15 w16se w16cid w16 w16cex w16sdtdh w16sdtfl w16du wp14">
+<w:hdr xmlns:wpc="http://schemas.microsoft.com/office/word/2010/wordprocessingCanvas" xmlns:cx="http://schemas.microsoft.com/office/drawing/2014/chartex" xmlns:cx1="http://schemas.microsoft.com/office/drawing/2015/9/8/chartex" xmlns:cx2="http://schemas.microsoft.com/office/drawing/2015/10/21/chartex" xmlns:cx3="http://schemas.microsoft.com/office/drawing/2016/5/9/chartex" xmlns:cx4="http://schemas.microsoft.com/office/drawing/2016/5/10/chartex" xmlns:cx5="http://schemas.microsoft.com/office/drawing/2016/5/11/chartex" xmlns:cx6="http://schemas.microsoft.com/office/drawing/2016/5/12/chartex" xmlns:cx7="http://schemas.microsoft.com/office/drawing/2016/5/13/chartex" xmlns:cx8="http://schemas.microsoft.com/office/drawing/2016/5/14/chartex" xmlns:mc="http://schemas.openxmlformats.org/markup-compatibility/2006" xmlns:aink="http://schemas.microsoft.com/office/drawing/2016/ink" xmlns:am3d="http://schemas.microsoft.com/office/drawing/2017/model3d" xmlns:o="urn:schemas-microsoft-com:office:office" xmlns:oel="http://schemas.microsoft.com/office/2019/extlst" xmlns:r="http://schemas.openxmlformats.org/officeDocument/2006/relationships" xmlns:m="http://schemas.openxmlformats.org/officeDocument/2006/math" xmlns:v="urn:schemas-microsoft-com:vml" xmlns:wp14="http://schemas.microsoft.com/office/word/2010/wordprocessingDrawing" xmlns:wp="http://schemas.openxmlformats.org/drawingml/2006/wordprocessingDrawing" xmlns:w10="urn:schemas-microsoft-com:office:word" xmlns:w="http://schemas.openxmlformats.org/wordprocessingml/2006/main" xmlns:w14="http://schemas.microsoft.com/office/word/2010/wordml" xmlns:w15="http://schemas.microsoft.com/office/word/2012/wordml" xmlns:w16cex="http://schemas.microsoft.com/office/word/2018/wordml/cex" xmlns:w16cid="http://schemas.microsoft.com/office/word/2016/wordml/cid" xmlns:w16="http://schemas.microsoft.com/office/word/2018/wordml" xmlns:w16du="http://schemas.microsoft.com/office/word/2023/wordml/word16du" xmlns:w16sdtdh="http://schemas.microsoft.com/office/word/2020/wordml/sdtdatahash" xmlns:w16sdtfl="http://schemas.microsoft.com/office/word/2024/wordml/sdtformatlock" xmlns:w16se="http://schemas.microsoft.com/office/word/2015/wordml/symex" xmlns:wpg="http://schemas.microsoft.com/office/word/2010/wordprocessingGroup" xmlns:wpi="http://schemas.microsoft.com/office/word/2010/wordprocessingInk" xmlns:wne="http://schemas.microsoft.com/office/word/2006/wordml" xmlns:wps="http://schemas.microsoft.com/office/word/2010/wordprocessingShape" mc:Ignorable="w14 w15 w16se w16cid w16 w16cex w16sdtdh w16sdtfl w16du wp14">
   <w:p>
     <w:pPr>
       <w:pStyle w:val="Platzhalter"/>
@@ -2685,7 +3055,7 @@
   <w:style w:type="paragraph" w:default="1" w:styleId="Standard">
     <w:name w:val="Normal"/>
     <w:qFormat/>
-    <w:rsid w:val="00A809A7"/>
+    <w:rsid w:val="00C46CCF"/>
     <w:pPr>
       <w:spacing w:after="0" w:line="240" w:lineRule="auto"/>
     </w:pPr>

--- a/src/Bk.APG.Api/Templates/FormLetterGeneralElection_Romansh.docx
+++ b/src/Bk.APG.Api/Templates/FormLetterGeneralElection_Romansh.docx
@@ -765,6 +765,7 @@
                 <w:b/>
                 <w:bCs/>
                 <w:szCs w:val="15"/>
+                <w:lang w:val="en-US"/>
               </w:rPr>
               <w:t>&lt;&lt;[</w:t>
             </w:r>
@@ -773,6 +774,7 @@
                 <w:b/>
                 <w:bCs/>
                 <w:szCs w:val="15"/>
+                <w:lang w:val="en-US"/>
               </w:rPr>
               <w:t>member</w:t>
             </w:r>
@@ -781,6 +783,7 @@
                 <w:b/>
                 <w:bCs/>
                 <w:szCs w:val="15"/>
+                <w:lang w:val="en-US"/>
               </w:rPr>
               <w:t>.senderCity]&gt;&gt;, &lt;&lt;[</w:t>
             </w:r>
@@ -789,16 +792,18 @@
                 <w:b/>
                 <w:bCs/>
                 <w:szCs w:val="15"/>
-              </w:rPr>
-              <w:t>member</w:t>
+                <w:lang w:val="en-US"/>
+              </w:rPr>
+              <w:t>member.dateLetter]:"MMMM yyyy"</w:t>
             </w:r>
             <w:r>
               <w:rPr>
                 <w:b/>
                 <w:bCs/>
                 <w:szCs w:val="15"/>
-              </w:rPr>
-              <w:t>.dateLetter]&gt;&gt;</w:t>
+                <w:lang w:val="en-US"/>
+              </w:rPr>
+              <w:t>&gt;&gt;</w:t>
             </w:r>
           </w:p>
         </w:tc>
@@ -3309,7 +3314,6 @@
   <w:style w:type="character" w:default="1" w:styleId="Absatz-Standardschriftart">
     <w:name w:val="Default Paragraph Font"/>
     <w:uiPriority w:val="1"/>
-    <w:semiHidden/>
     <w:unhideWhenUsed/>
   </w:style>
   <w:style w:type="table" w:default="1" w:styleId="NormaleTabelle">
@@ -3920,6 +3924,34 @@
     <w:rPr>
       <w:color w:val="605E5C"/>
       <w:shd w:val="clear" w:color="auto" w:fill="E1DFDD"/>
+    </w:rPr>
+  </w:style>
+  <w:style w:type="paragraph" w:styleId="HTMLVorformatiert">
+    <w:name w:val="HTML Preformatted"/>
+    <w:basedOn w:val="Standard"/>
+    <w:link w:val="HTMLVorformatiertZchn"/>
+    <w:uiPriority w:val="99"/>
+    <w:semiHidden/>
+    <w:unhideWhenUsed/>
+    <w:rsid w:val="00B04E10"/>
+    <w:rPr>
+      <w:rFonts w:ascii="Consolas" w:hAnsi="Consolas"/>
+    </w:rPr>
+  </w:style>
+  <w:style w:type="character" w:customStyle="1" w:styleId="HTMLVorformatiertZchn">
+    <w:name w:val="HTML Vorformatiert Zchn"/>
+    <w:basedOn w:val="Absatz-Standardschriftart"/>
+    <w:link w:val="HTMLVorformatiert"/>
+    <w:uiPriority w:val="99"/>
+    <w:semiHidden/>
+    <w:rsid w:val="00B04E10"/>
+    <w:rPr>
+      <w:rFonts w:ascii="Consolas" w:eastAsia="Times New Roman" w:hAnsi="Consolas" w:cs="Times New Roman"/>
+      <w:kern w:val="0"/>
+      <w:sz w:val="20"/>
+      <w:szCs w:val="20"/>
+      <w:lang w:eastAsia="de-CH"/>
+      <w14:ligatures w14:val="none"/>
     </w:rPr>
   </w:style>
 </w:styles>

--- a/src/Bk.APG.Api/Templates/FormLetterGeneralElection_Romansh.docx
+++ b/src/Bk.APG.Api/Templates/FormLetterGeneralElection_Romansh.docx
@@ -1986,6 +1986,14 @@
       <w:pPr>
         <w:rPr>
           <w:rFonts w:cs="Arial"/>
+          <w:lang w:val="en-US"/>
+        </w:rPr>
+      </w:pPr>
+    </w:p>
+    <w:p>
+      <w:pPr>
+        <w:rPr>
+          <w:rFonts w:cs="Arial"/>
           <w:lang w:val="it-CH"/>
         </w:rPr>
       </w:pPr>
@@ -2088,6 +2096,7 @@
           <w:rFonts w:cs="Arial"/>
           <w:lang w:val="en-US"/>
         </w:rPr>
+        <w:lastRenderedPageBreak/>
         <w:t>Salids amicabels</w:t>
       </w:r>
     </w:p>
@@ -2203,7 +2212,6 @@
           <w:highlight w:val="yellow"/>
           <w:lang w:val="en-US"/>
         </w:rPr>
-        <w:lastRenderedPageBreak/>
         <w:t>&lt;&lt;if [</w:t>
       </w:r>
       <w:r>
@@ -3314,6 +3322,7 @@
   <w:style w:type="character" w:default="1" w:styleId="Absatz-Standardschriftart">
     <w:name w:val="Default Paragraph Font"/>
     <w:uiPriority w:val="1"/>
+    <w:semiHidden/>
     <w:unhideWhenUsed/>
   </w:style>
   <w:style w:type="table" w:default="1" w:styleId="NormaleTabelle">

--- a/src/Bk.APG.Api/Templates/FormLetterGeneralElection_Romansh.docx
+++ b/src/Bk.APG.Api/Templates/FormLetterGeneralElection_Romansh.docx
@@ -13,7 +13,23 @@
           <w:highlight w:val="green"/>
           <w:lang w:val="en-US"/>
         </w:rPr>
-        <w:t>&lt;&lt;foreach [member in formLetter.memberships]&gt;&gt;</w:t>
+        <w:t xml:space="preserve">&lt;&lt;foreach [member in </w:t>
+      </w:r>
+      <w:proofErr w:type="spellStart"/>
+      <w:r>
+        <w:rPr>
+          <w:highlight w:val="green"/>
+          <w:lang w:val="en-US"/>
+        </w:rPr>
+        <w:t>formLetter.memberships</w:t>
+      </w:r>
+      <w:proofErr w:type="spellEnd"/>
+      <w:r>
+        <w:rPr>
+          <w:highlight w:val="green"/>
+          <w:lang w:val="en-US"/>
+        </w:rPr>
+        <w:t>]&gt;&gt;</w:t>
       </w:r>
     </w:p>
     <w:tbl>
@@ -115,7 +131,15 @@
                 <w:szCs w:val="15"/>
                 <w:lang w:val="en-US"/>
               </w:rPr>
-              <w:t>&lt;&lt;</w:t>
+              <w:t>&lt;</w:t>
+            </w:r>
+            <w:proofErr w:type="gramStart"/>
+            <w:r>
+              <w:rPr>
+                <w:szCs w:val="15"/>
+                <w:lang w:val="en-US"/>
+              </w:rPr>
+              <w:t>&lt;</w:t>
             </w:r>
             <w:r>
               <w:rPr>
@@ -124,13 +148,24 @@
               </w:rPr>
               <w:t>[</w:t>
             </w:r>
+            <w:proofErr w:type="gramEnd"/>
             <w:r>
               <w:rPr>
                 <w:rFonts w:eastAsia="Times New Roman"/>
                 <w:szCs w:val="15"/>
                 <w:lang w:val="en-US"/>
               </w:rPr>
-              <w:t xml:space="preserve"> member</w:t>
+              <w:t xml:space="preserve"> </w:t>
+            </w:r>
+            <w:proofErr w:type="spellStart"/>
+            <w:proofErr w:type="gramStart"/>
+            <w:r>
+              <w:rPr>
+                <w:rFonts w:eastAsia="Times New Roman"/>
+                <w:szCs w:val="15"/>
+                <w:lang w:val="en-US"/>
+              </w:rPr>
+              <w:t>member</w:t>
             </w:r>
             <w:r>
               <w:rPr>
@@ -144,7 +179,16 @@
                 <w:szCs w:val="15"/>
                 <w:lang w:val="en-US"/>
               </w:rPr>
-              <w:t>senderDepartment]&gt;&gt;</w:t>
+              <w:t>senderDepartment</w:t>
+            </w:r>
+            <w:proofErr w:type="spellEnd"/>
+            <w:proofErr w:type="gramEnd"/>
+            <w:r>
+              <w:rPr>
+                <w:szCs w:val="15"/>
+                <w:lang w:val="en-US"/>
+              </w:rPr>
+              <w:t>]&gt;&gt;</w:t>
             </w:r>
             <w:bookmarkEnd w:id="0"/>
           </w:p>
@@ -165,6 +209,8 @@
               </w:rPr>
               <w:t>&lt;&lt;[</w:t>
             </w:r>
+            <w:proofErr w:type="spellStart"/>
+            <w:proofErr w:type="gramStart"/>
             <w:r>
               <w:rPr>
                 <w:rFonts w:eastAsia="Times New Roman"/>
@@ -191,7 +237,18 @@
                 <w:szCs w:val="15"/>
                 <w:lang w:val="en-US"/>
               </w:rPr>
-              <w:t>Office]&gt;&gt;</w:t>
+              <w:t>Office</w:t>
+            </w:r>
+            <w:proofErr w:type="spellEnd"/>
+            <w:proofErr w:type="gramEnd"/>
+            <w:r>
+              <w:rPr>
+                <w:b/>
+                <w:bCs/>
+                <w:szCs w:val="15"/>
+                <w:lang w:val="en-US"/>
+              </w:rPr>
+              <w:t>]&gt;&gt;</w:t>
             </w:r>
           </w:p>
         </w:tc>
@@ -199,7 +256,7 @@
     </w:tbl>
     <w:tbl>
       <w:tblPr>
-        <w:tblStyle w:val="Tabellenraster"/>
+        <w:tblStyle w:val="TableGrid"/>
         <w:tblW w:w="0" w:type="auto"/>
         <w:tblLayout w:type="fixed"/>
         <w:tblCellMar>
@@ -333,6 +390,8 @@
               </w:rPr>
               <w:t>&lt;&lt;[</w:t>
             </w:r>
+            <w:proofErr w:type="spellStart"/>
+            <w:proofErr w:type="gramStart"/>
             <w:r>
               <w:rPr>
                 <w:rFonts w:eastAsiaTheme="minorHAnsi" w:cs="Arial"/>
@@ -349,7 +408,18 @@
                 <w:szCs w:val="12"/>
                 <w:lang w:eastAsia="en-US"/>
               </w:rPr>
-              <w:t>.senderOfficeShort]&gt;&gt;</w:t>
+              <w:t>.senderOfficeShort</w:t>
+            </w:r>
+            <w:proofErr w:type="spellEnd"/>
+            <w:proofErr w:type="gramEnd"/>
+            <w:r>
+              <w:rPr>
+                <w:rFonts w:eastAsiaTheme="minorHAnsi" w:cs="Arial"/>
+                <w:sz w:val="12"/>
+                <w:szCs w:val="12"/>
+                <w:lang w:eastAsia="en-US"/>
+              </w:rPr>
+              <w:t>]&gt;&gt;</w:t>
             </w:r>
           </w:p>
         </w:tc>
@@ -395,6 +465,8 @@
               </w:rPr>
               <w:t>&lt;&lt;[</w:t>
             </w:r>
+            <w:proofErr w:type="spellStart"/>
+            <w:proofErr w:type="gramStart"/>
             <w:r>
               <w:rPr>
                 <w:rFonts w:cs="Arial"/>
@@ -419,6 +491,8 @@
               </w:rPr>
               <w:t>senderZip</w:t>
             </w:r>
+            <w:proofErr w:type="spellEnd"/>
+            <w:proofErr w:type="gramEnd"/>
             <w:r>
               <w:rPr>
                 <w:rFonts w:cs="Arial"/>
@@ -427,6 +501,8 @@
               </w:rPr>
               <w:t>]&gt;&gt; &lt;&lt;[</w:t>
             </w:r>
+            <w:proofErr w:type="spellStart"/>
+            <w:proofErr w:type="gramStart"/>
             <w:r>
               <w:rPr>
                 <w:rFonts w:cs="Arial"/>
@@ -451,6 +527,8 @@
               </w:rPr>
               <w:t>senderCity</w:t>
             </w:r>
+            <w:proofErr w:type="spellEnd"/>
+            <w:proofErr w:type="gramEnd"/>
             <w:r>
               <w:rPr>
                 <w:rFonts w:cs="Arial"/>
@@ -613,7 +691,23 @@
               <w:rPr>
                 <w:lang w:val="en-US"/>
               </w:rPr>
-              <w:t>&lt;&lt;[member.salutation]&gt;&gt;</w:t>
+              <w:t>&lt;&lt;[</w:t>
+            </w:r>
+            <w:proofErr w:type="spellStart"/>
+            <w:proofErr w:type="gramStart"/>
+            <w:r>
+              <w:rPr>
+                <w:lang w:val="en-US"/>
+              </w:rPr>
+              <w:t>member.salutation</w:t>
+            </w:r>
+            <w:proofErr w:type="spellEnd"/>
+            <w:proofErr w:type="gramEnd"/>
+            <w:r>
+              <w:rPr>
+                <w:lang w:val="en-US"/>
+              </w:rPr>
+              <w:t>]&gt;&gt;</w:t>
             </w:r>
           </w:p>
           <w:p>
@@ -626,7 +720,39 @@
               <w:rPr>
                 <w:lang w:val="en-US"/>
               </w:rPr>
-              <w:t>&lt;&lt;[member.givenName]&gt;&gt; &lt;&lt;[member.surname]&gt;&gt;</w:t>
+              <w:t>&lt;&lt;[</w:t>
+            </w:r>
+            <w:proofErr w:type="spellStart"/>
+            <w:proofErr w:type="gramStart"/>
+            <w:r>
+              <w:rPr>
+                <w:lang w:val="en-US"/>
+              </w:rPr>
+              <w:t>member.givenName</w:t>
+            </w:r>
+            <w:proofErr w:type="spellEnd"/>
+            <w:proofErr w:type="gramEnd"/>
+            <w:r>
+              <w:rPr>
+                <w:lang w:val="en-US"/>
+              </w:rPr>
+              <w:t>]&gt;&gt; &lt;&lt;[</w:t>
+            </w:r>
+            <w:proofErr w:type="spellStart"/>
+            <w:proofErr w:type="gramStart"/>
+            <w:r>
+              <w:rPr>
+                <w:lang w:val="en-US"/>
+              </w:rPr>
+              <w:t>member.surname</w:t>
+            </w:r>
+            <w:proofErr w:type="spellEnd"/>
+            <w:proofErr w:type="gramEnd"/>
+            <w:r>
+              <w:rPr>
+                <w:lang w:val="en-US"/>
+              </w:rPr>
+              <w:t>]&gt;&gt;</w:t>
             </w:r>
           </w:p>
           <w:p>
@@ -639,7 +765,23 @@
               <w:rPr>
                 <w:lang w:val="en-US"/>
               </w:rPr>
-              <w:t>&lt;&lt;[member.companyName]&gt;&gt;</w:t>
+              <w:t>&lt;&lt;[</w:t>
+            </w:r>
+            <w:proofErr w:type="spellStart"/>
+            <w:proofErr w:type="gramStart"/>
+            <w:r>
+              <w:rPr>
+                <w:lang w:val="en-US"/>
+              </w:rPr>
+              <w:t>member.companyName</w:t>
+            </w:r>
+            <w:proofErr w:type="spellEnd"/>
+            <w:proofErr w:type="gramEnd"/>
+            <w:r>
+              <w:rPr>
+                <w:lang w:val="en-US"/>
+              </w:rPr>
+              <w:t>]&gt;&gt;</w:t>
             </w:r>
           </w:p>
           <w:p>
@@ -652,7 +794,23 @@
               <w:rPr>
                 <w:lang w:val="en-US"/>
               </w:rPr>
-              <w:t>&lt;&lt;[member.street]&gt;&gt;</w:t>
+              <w:t>&lt;&lt;[</w:t>
+            </w:r>
+            <w:proofErr w:type="spellStart"/>
+            <w:proofErr w:type="gramStart"/>
+            <w:r>
+              <w:rPr>
+                <w:lang w:val="en-US"/>
+              </w:rPr>
+              <w:t>member.street</w:t>
+            </w:r>
+            <w:proofErr w:type="spellEnd"/>
+            <w:proofErr w:type="gramEnd"/>
+            <w:r>
+              <w:rPr>
+                <w:lang w:val="en-US"/>
+              </w:rPr>
+              <w:t>]&gt;&gt;</w:t>
             </w:r>
           </w:p>
           <w:p>
@@ -665,7 +823,23 @@
               <w:rPr>
                 <w:lang w:val="en-US"/>
               </w:rPr>
-              <w:t>&lt;&lt;[member.poBox]&gt;&gt;</w:t>
+              <w:t>&lt;&lt;[</w:t>
+            </w:r>
+            <w:proofErr w:type="spellStart"/>
+            <w:proofErr w:type="gramStart"/>
+            <w:r>
+              <w:rPr>
+                <w:lang w:val="en-US"/>
+              </w:rPr>
+              <w:t>member.poBox</w:t>
+            </w:r>
+            <w:proofErr w:type="spellEnd"/>
+            <w:proofErr w:type="gramEnd"/>
+            <w:r>
+              <w:rPr>
+                <w:lang w:val="en-US"/>
+              </w:rPr>
+              <w:t>]&gt;&gt;</w:t>
             </w:r>
           </w:p>
           <w:p>
@@ -692,6 +866,8 @@
               </w:rPr>
               <w:t>.zip]&gt;&gt; &lt;&lt;[</w:t>
             </w:r>
+            <w:proofErr w:type="spellStart"/>
+            <w:proofErr w:type="gramStart"/>
             <w:r>
               <w:rPr>
                 <w:lang w:val="en-US"/>
@@ -702,7 +878,15 @@
               <w:rPr>
                 <w:lang w:val="en-US"/>
               </w:rPr>
-              <w:t>.city]&gt;&gt;</w:t>
+              <w:t>.city</w:t>
+            </w:r>
+            <w:proofErr w:type="spellEnd"/>
+            <w:proofErr w:type="gramEnd"/>
+            <w:r>
+              <w:rPr>
+                <w:lang w:val="en-US"/>
+              </w:rPr>
+              <w:t>]&gt;&gt;</w:t>
             </w:r>
           </w:p>
           <w:p>
@@ -717,6 +901,8 @@
               </w:rPr>
               <w:t>&lt;&lt;[</w:t>
             </w:r>
+            <w:proofErr w:type="spellStart"/>
+            <w:proofErr w:type="gramStart"/>
             <w:r>
               <w:rPr>
                 <w:lang w:val="en-US"/>
@@ -727,7 +913,15 @@
               <w:rPr>
                 <w:lang w:val="en-US"/>
               </w:rPr>
-              <w:t>.country]&gt;&gt;</w:t>
+              <w:t>.country</w:t>
+            </w:r>
+            <w:proofErr w:type="spellEnd"/>
+            <w:proofErr w:type="gramEnd"/>
+            <w:r>
+              <w:rPr>
+                <w:lang w:val="en-US"/>
+              </w:rPr>
+              <w:t>]&gt;&gt;</w:t>
             </w:r>
           </w:p>
         </w:tc>
@@ -769,6 +963,8 @@
               </w:rPr>
               <w:t>&lt;&lt;[</w:t>
             </w:r>
+            <w:proofErr w:type="spellStart"/>
+            <w:proofErr w:type="gramStart"/>
             <w:r>
               <w:rPr>
                 <w:b/>
@@ -785,8 +981,10 @@
                 <w:szCs w:val="15"/>
                 <w:lang w:val="en-US"/>
               </w:rPr>
-              <w:t>.senderCity]&gt;&gt;, &lt;&lt;[</w:t>
+              <w:t>.senderCity</w:t>
             </w:r>
+            <w:proofErr w:type="spellEnd"/>
+            <w:proofErr w:type="gramEnd"/>
             <w:r>
               <w:rPr>
                 <w:b/>
@@ -794,7 +992,49 @@
                 <w:szCs w:val="15"/>
                 <w:lang w:val="en-US"/>
               </w:rPr>
-              <w:t>member.dateLetter]:"MMMM yyyy"</w:t>
+              <w:t>]&gt;&gt;, &lt;&lt;[</w:t>
+            </w:r>
+            <w:proofErr w:type="spellStart"/>
+            <w:proofErr w:type="gramStart"/>
+            <w:r>
+              <w:rPr>
+                <w:b/>
+                <w:bCs/>
+                <w:szCs w:val="15"/>
+                <w:lang w:val="en-US"/>
+              </w:rPr>
+              <w:t>member.dateLetter</w:t>
+            </w:r>
+            <w:proofErr w:type="spellEnd"/>
+            <w:proofErr w:type="gramEnd"/>
+            <w:r>
+              <w:rPr>
+                <w:b/>
+                <w:bCs/>
+                <w:szCs w:val="15"/>
+                <w:lang w:val="en-US"/>
+              </w:rPr>
+              <w:t xml:space="preserve">]:"MMMM </w:t>
+            </w:r>
+            <w:proofErr w:type="spellStart"/>
+            <w:r>
+              <w:rPr>
+                <w:b/>
+                <w:bCs/>
+                <w:szCs w:val="15"/>
+                <w:lang w:val="en-US"/>
+              </w:rPr>
+              <w:t>yyyy</w:t>
+            </w:r>
+            <w:proofErr w:type="spellEnd"/>
+            <w:r>
+              <w:rPr>
+                <w:b/>
+                <w:bCs/>
+                <w:szCs w:val="15"/>
+                <w:lang w:val="en-US"/>
+              </w:rPr>
+              <w:t>"</w:t>
             </w:r>
             <w:r>
               <w:rPr>
@@ -827,6 +1067,8 @@
         </w:rPr>
         <w:t>&lt;&lt;[</w:t>
       </w:r>
+      <w:proofErr w:type="spellStart"/>
+      <w:proofErr w:type="gramStart"/>
       <w:r>
         <w:rPr>
           <w:rFonts w:cs="Arial"/>
@@ -854,6 +1096,8 @@
         </w:rPr>
         <w:t>subject</w:t>
       </w:r>
+      <w:proofErr w:type="spellEnd"/>
+      <w:proofErr w:type="gramEnd"/>
       <w:r>
         <w:rPr>
           <w:rFonts w:cs="Arial"/>
@@ -886,6 +1130,8 @@
         </w:rPr>
         <w:t>&lt;&lt;[</w:t>
       </w:r>
+      <w:proofErr w:type="spellStart"/>
+      <w:proofErr w:type="gramStart"/>
       <w:r>
         <w:rPr>
           <w:rFonts w:cs="Arial"/>
@@ -907,6 +1153,8 @@
         </w:rPr>
         <w:t>Text</w:t>
       </w:r>
+      <w:proofErr w:type="spellEnd"/>
+      <w:proofErr w:type="gramEnd"/>
       <w:r>
         <w:rPr>
           <w:rFonts w:cs="Arial"/>
@@ -920,43 +1168,585 @@
         <w:rPr>
           <w:rFonts w:cs="Arial"/>
           <w:lang w:val="en-US"/>
+        </w:rPr>
+      </w:pPr>
+    </w:p>
+    <w:p>
+      <w:r>
+        <w:rPr>
+          <w:highlight w:val="yellow"/>
+        </w:rPr>
+        <w:t>&lt;&lt;</w:t>
+      </w:r>
+      <w:proofErr w:type="spellStart"/>
+      <w:r>
+        <w:rPr>
+          <w:highlight w:val="yellow"/>
+        </w:rPr>
+        <w:t>if</w:t>
+      </w:r>
+      <w:proofErr w:type="spellEnd"/>
+      <w:r>
+        <w:rPr>
+          <w:highlight w:val="yellow"/>
+        </w:rPr>
+        <w:t xml:space="preserve"> [</w:t>
+      </w:r>
+      <w:proofErr w:type="spellStart"/>
+      <w:proofErr w:type="gramStart"/>
+      <w:r>
+        <w:rPr>
+          <w:highlight w:val="yellow"/>
+        </w:rPr>
+        <w:t>member.formLetterType</w:t>
+      </w:r>
+      <w:proofErr w:type="spellEnd"/>
+      <w:proofErr w:type="gramEnd"/>
+      <w:r>
+        <w:rPr>
+          <w:highlight w:val="yellow"/>
+        </w:rPr>
+        <w:t xml:space="preserve"> </w:t>
+      </w:r>
+      <w:r>
+        <w:rPr>
+          <w:highlight w:val="yellow"/>
+        </w:rPr>
+        <w:t>!=</w:t>
+      </w:r>
+      <w:r>
+        <w:rPr>
+          <w:highlight w:val="yellow"/>
+        </w:rPr>
+        <w:t xml:space="preserve"> </w:t>
+      </w:r>
+      <w:r>
+        <w:rPr>
+          <w:highlight w:val="yellow"/>
+        </w:rPr>
+        <w:t>5</w:t>
+      </w:r>
+      <w:r>
+        <w:rPr>
+          <w:highlight w:val="yellow"/>
+        </w:rPr>
+        <w:t>]&gt;&gt;</w:t>
+      </w:r>
+    </w:p>
+    <w:p>
+      <w:pPr>
+        <w:rPr>
+          <w:rFonts w:cs="Arial"/>
+        </w:rPr>
+      </w:pPr>
+      <w:r>
+        <w:rPr>
+          <w:rFonts w:cs="Arial"/>
+        </w:rPr>
+        <w:t xml:space="preserve">Il </w:t>
+      </w:r>
+      <w:proofErr w:type="spellStart"/>
+      <w:r>
+        <w:rPr>
+          <w:rFonts w:cs="Arial"/>
+        </w:rPr>
+        <w:t>Cussegl</w:t>
+      </w:r>
+      <w:proofErr w:type="spellEnd"/>
+      <w:r>
+        <w:rPr>
+          <w:rFonts w:cs="Arial"/>
+        </w:rPr>
+        <w:t xml:space="preserve"> </w:t>
+      </w:r>
+      <w:proofErr w:type="spellStart"/>
+      <w:r>
+        <w:rPr>
+          <w:rFonts w:cs="Arial"/>
+        </w:rPr>
+        <w:t>federal</w:t>
+      </w:r>
+      <w:proofErr w:type="spellEnd"/>
+      <w:r>
+        <w:rPr>
+          <w:rFonts w:cs="Arial"/>
+        </w:rPr>
+        <w:t xml:space="preserve"> ha </w:t>
+      </w:r>
+      <w:proofErr w:type="spellStart"/>
+      <w:r>
+        <w:rPr>
+          <w:rFonts w:cs="Arial"/>
+        </w:rPr>
+        <w:t>nominà</w:t>
+      </w:r>
+      <w:proofErr w:type="spellEnd"/>
+      <w:r>
+        <w:rPr>
+          <w:rFonts w:cs="Arial"/>
+        </w:rPr>
+        <w:t xml:space="preserve"> las </w:t>
+      </w:r>
+      <w:proofErr w:type="spellStart"/>
+      <w:r>
+        <w:rPr>
+          <w:rFonts w:cs="Arial"/>
+        </w:rPr>
+        <w:t>cumissiuns</w:t>
+      </w:r>
+      <w:proofErr w:type="spellEnd"/>
+      <w:r>
+        <w:rPr>
+          <w:rFonts w:cs="Arial"/>
+        </w:rPr>
+        <w:t xml:space="preserve"> </w:t>
+      </w:r>
+      <w:proofErr w:type="spellStart"/>
+      <w:r>
+        <w:rPr>
+          <w:rFonts w:cs="Arial"/>
+        </w:rPr>
+        <w:t>extraparlamentaras</w:t>
+      </w:r>
+      <w:proofErr w:type="spellEnd"/>
+      <w:r>
+        <w:rPr>
+          <w:rFonts w:cs="Arial"/>
+        </w:rPr>
+        <w:t xml:space="preserve">, </w:t>
+      </w:r>
+      <w:proofErr w:type="spellStart"/>
+      <w:r>
+        <w:rPr>
+          <w:rFonts w:cs="Arial"/>
+        </w:rPr>
+        <w:t>ils</w:t>
+      </w:r>
+      <w:proofErr w:type="spellEnd"/>
+      <w:r>
+        <w:rPr>
+          <w:rFonts w:cs="Arial"/>
+        </w:rPr>
+        <w:t xml:space="preserve"> </w:t>
+      </w:r>
+      <w:proofErr w:type="spellStart"/>
+      <w:r>
+        <w:rPr>
+          <w:rFonts w:cs="Arial"/>
+        </w:rPr>
+        <w:t>organs</w:t>
+      </w:r>
+      <w:proofErr w:type="spellEnd"/>
+      <w:r>
+        <w:rPr>
+          <w:rFonts w:cs="Arial"/>
+        </w:rPr>
+        <w:t xml:space="preserve"> </w:t>
+      </w:r>
+      <w:proofErr w:type="spellStart"/>
+      <w:r>
+        <w:rPr>
+          <w:rFonts w:cs="Arial"/>
+        </w:rPr>
+        <w:t>directivs</w:t>
+      </w:r>
+      <w:proofErr w:type="spellEnd"/>
+      <w:r>
+        <w:rPr>
+          <w:rFonts w:cs="Arial"/>
+        </w:rPr>
+        <w:t xml:space="preserve"> e las </w:t>
+      </w:r>
+      <w:proofErr w:type="spellStart"/>
+      <w:r>
+        <w:rPr>
+          <w:rFonts w:cs="Arial"/>
+        </w:rPr>
+        <w:t>represchentanzas</w:t>
+      </w:r>
+      <w:proofErr w:type="spellEnd"/>
+      <w:r>
+        <w:rPr>
+          <w:rFonts w:cs="Arial"/>
+        </w:rPr>
+        <w:t xml:space="preserve"> da la </w:t>
+      </w:r>
+      <w:proofErr w:type="spellStart"/>
+      <w:r>
+        <w:rPr>
+          <w:rFonts w:cs="Arial"/>
+        </w:rPr>
+        <w:t>Confederaziun</w:t>
+      </w:r>
+      <w:proofErr w:type="spellEnd"/>
+      <w:r>
+        <w:rPr>
+          <w:rFonts w:cs="Arial"/>
+        </w:rPr>
+        <w:t xml:space="preserve"> per la </w:t>
+      </w:r>
+      <w:proofErr w:type="spellStart"/>
+      <w:r>
+        <w:rPr>
+          <w:rFonts w:cs="Arial"/>
+        </w:rPr>
+        <w:t>nova</w:t>
+      </w:r>
+      <w:proofErr w:type="spellEnd"/>
+      <w:r>
+        <w:rPr>
+          <w:rFonts w:cs="Arial"/>
+        </w:rPr>
+        <w:t xml:space="preserve"> </w:t>
+      </w:r>
+      <w:proofErr w:type="spellStart"/>
+      <w:r>
+        <w:rPr>
+          <w:rFonts w:cs="Arial"/>
+        </w:rPr>
+        <w:t>perioda</w:t>
+      </w:r>
+      <w:proofErr w:type="spellEnd"/>
+      <w:r>
+        <w:rPr>
+          <w:rFonts w:cs="Arial"/>
+        </w:rPr>
+        <w:t xml:space="preserve"> </w:t>
+      </w:r>
+      <w:proofErr w:type="spellStart"/>
+      <w:r>
+        <w:rPr>
+          <w:rFonts w:cs="Arial"/>
+        </w:rPr>
+        <w:t>d'uffizi</w:t>
+      </w:r>
+      <w:proofErr w:type="spellEnd"/>
+      <w:r>
+        <w:rPr>
+          <w:rFonts w:cs="Arial"/>
+        </w:rPr>
+        <w:t xml:space="preserve"> &lt;</w:t>
+      </w:r>
+      <w:proofErr w:type="gramStart"/>
+      <w:r>
+        <w:rPr>
+          <w:rFonts w:cs="Arial"/>
+        </w:rPr>
+        <w:t>&lt;[</w:t>
+      </w:r>
+      <w:proofErr w:type="spellStart"/>
+      <w:proofErr w:type="gramEnd"/>
+      <w:r>
+        <w:rPr>
+          <w:rFonts w:cs="Arial"/>
+        </w:rPr>
+        <w:t>formLetter.nextTermOfOfficeBeginDate</w:t>
+      </w:r>
+      <w:proofErr w:type="spellEnd"/>
+      <w:r>
+        <w:rPr>
+          <w:rFonts w:cs="Arial"/>
+        </w:rPr>
+        <w:t>]:"</w:t>
+      </w:r>
+      <w:proofErr w:type="spellStart"/>
+      <w:r>
+        <w:rPr>
+          <w:rFonts w:cs="Arial"/>
+        </w:rPr>
+        <w:t>dd.MM.yyyy</w:t>
+      </w:r>
+      <w:proofErr w:type="spellEnd"/>
+      <w:r>
+        <w:rPr>
+          <w:rFonts w:cs="Arial"/>
+        </w:rPr>
+        <w:t xml:space="preserve">"&gt;&gt; </w:t>
+      </w:r>
+      <w:r>
+        <w:rPr>
+          <w:rFonts w:cs="Arial"/>
+          <w:color w:val="1F497D"/>
+        </w:rPr>
+        <w:t xml:space="preserve">– </w:t>
+      </w:r>
+      <w:r>
+        <w:rPr>
+          <w:rFonts w:cs="Arial"/>
+        </w:rPr>
+        <w:t>&lt;</w:t>
+      </w:r>
+      <w:proofErr w:type="gramStart"/>
+      <w:r>
+        <w:rPr>
+          <w:rFonts w:cs="Arial"/>
+        </w:rPr>
+        <w:t>&lt;[</w:t>
+      </w:r>
+      <w:proofErr w:type="spellStart"/>
+      <w:proofErr w:type="gramEnd"/>
+      <w:r>
+        <w:rPr>
+          <w:rFonts w:cs="Arial"/>
+        </w:rPr>
+        <w:t>formLetter.nextTermOfOfficeEndDate</w:t>
+      </w:r>
+      <w:proofErr w:type="spellEnd"/>
+      <w:r>
+        <w:rPr>
+          <w:rFonts w:cs="Arial"/>
+        </w:rPr>
+        <w:t>]:"</w:t>
+      </w:r>
+      <w:proofErr w:type="spellStart"/>
+      <w:r>
+        <w:rPr>
+          <w:rFonts w:cs="Arial"/>
+        </w:rPr>
+        <w:t>dd.MM.yyyy</w:t>
+      </w:r>
+      <w:proofErr w:type="spellEnd"/>
+      <w:r>
+        <w:rPr>
+          <w:rFonts w:cs="Arial"/>
+        </w:rPr>
+        <w:t>"&gt;&gt;.</w:t>
+      </w:r>
+    </w:p>
+    <w:p>
+      <w:pPr>
+        <w:rPr>
+          <w:rFonts w:cs="Arial"/>
         </w:rPr>
       </w:pPr>
     </w:p>
     <w:p>
       <w:pPr>
         <w:rPr>
-          <w:rFonts w:cs="Arial"/>
           <w:lang w:val="en-US"/>
         </w:rPr>
       </w:pPr>
       <w:r>
         <w:rPr>
-          <w:rFonts w:cs="Arial"/>
-          <w:lang w:val="en-US"/>
-        </w:rPr>
-        <w:t xml:space="preserve">Il Cussegl federal ha nominà las cumissiuns extraparlamentaras, ils organs directivs e las represchentanzas da la Confederaziun per la nova perioda d'uffizi &lt;&lt;[formLetter.nextTermOfOfficeBeginDate]:"dd.MM.yyyy"&gt;&gt; </w:t>
-      </w:r>
-      <w:r>
-        <w:rPr>
-          <w:rFonts w:cs="Arial"/>
-          <w:color w:val="1F497D"/>
-          <w:lang w:val="en-US"/>
-        </w:rPr>
-        <w:t xml:space="preserve">– </w:t>
-      </w:r>
-      <w:r>
-        <w:rPr>
-          <w:rFonts w:cs="Arial"/>
-          <w:lang w:val="en-US"/>
-        </w:rPr>
-        <w:t>&lt;&lt;[formLetter.nextTermOfOfficeEndDate]:"dd.MM.yyyy"&gt;&gt;.</w:t>
+          <w:highlight w:val="yellow"/>
+          <w:lang w:val="en-US"/>
+        </w:rPr>
+        <w:t>&lt;&lt;/if&gt;&gt;</w:t>
       </w:r>
     </w:p>
     <w:p>
       <w:pPr>
         <w:rPr>
           <w:rFonts w:cs="Arial"/>
+          <w:lang w:val="en-US"/>
+        </w:rPr>
+      </w:pPr>
+      <w:r>
+        <w:rPr>
+          <w:rFonts w:cs="Arial"/>
+          <w:highlight w:val="yellow"/>
+          <w:lang w:val="en-US"/>
+        </w:rPr>
+        <w:t>&lt;&lt;if [</w:t>
+      </w:r>
+      <w:proofErr w:type="spellStart"/>
+      <w:proofErr w:type="gramStart"/>
+      <w:r>
+        <w:rPr>
+          <w:rFonts w:cs="Arial"/>
+          <w:highlight w:val="yellow"/>
+          <w:lang w:val="en-US"/>
+        </w:rPr>
+        <w:t>member.formLetterType</w:t>
+      </w:r>
+      <w:proofErr w:type="spellEnd"/>
+      <w:proofErr w:type="gramEnd"/>
+      <w:r>
+        <w:rPr>
+          <w:rFonts w:cs="Arial"/>
+          <w:highlight w:val="yellow"/>
+          <w:lang w:val="en-US"/>
+        </w:rPr>
+        <w:t xml:space="preserve"> == 0 &amp;&amp; </w:t>
+      </w:r>
+      <w:proofErr w:type="spellStart"/>
+      <w:proofErr w:type="gramStart"/>
+      <w:r>
+        <w:rPr>
+          <w:rFonts w:cs="Arial"/>
+          <w:highlight w:val="yellow"/>
+          <w:lang w:val="en-US"/>
+        </w:rPr>
+        <w:t>member.selfOrganized</w:t>
+      </w:r>
+      <w:proofErr w:type="spellEnd"/>
+      <w:proofErr w:type="gramEnd"/>
+      <w:r>
+        <w:rPr>
+          <w:rFonts w:cs="Arial"/>
+          <w:highlight w:val="yellow"/>
+          <w:lang w:val="en-US"/>
+        </w:rPr>
+        <w:t xml:space="preserve"> == false]&gt;&gt;</w:t>
+      </w:r>
+    </w:p>
+    <w:p>
+      <w:pPr>
+        <w:rPr>
+          <w:rFonts w:cs="Arial"/>
+          <w:lang w:val="en-US"/>
+        </w:rPr>
+      </w:pPr>
+      <w:r>
+        <w:rPr>
+          <w:rFonts w:cs="Arial"/>
+          <w:lang w:val="en-US"/>
+        </w:rPr>
+        <w:t xml:space="preserve">El Vus ha </w:t>
+      </w:r>
+      <w:proofErr w:type="spellStart"/>
+      <w:r>
+        <w:rPr>
+          <w:rFonts w:cs="Arial"/>
+          <w:lang w:val="en-US"/>
+        </w:rPr>
+        <w:t>elegì</w:t>
+      </w:r>
+      <w:proofErr w:type="spellEnd"/>
+      <w:r>
+        <w:rPr>
+          <w:rFonts w:cs="Arial"/>
+          <w:lang w:val="en-US"/>
+        </w:rPr>
+        <w:t xml:space="preserve"> </w:t>
+      </w:r>
+      <w:proofErr w:type="spellStart"/>
+      <w:r>
+        <w:rPr>
+          <w:rFonts w:cs="Arial"/>
+          <w:lang w:val="en-US"/>
+        </w:rPr>
+        <w:t>sco</w:t>
+      </w:r>
+      <w:proofErr w:type="spellEnd"/>
+      <w:r>
+        <w:rPr>
+          <w:rFonts w:cs="Arial"/>
+          <w:lang w:val="en-US"/>
+        </w:rPr>
+        <w:t xml:space="preserve"> </w:t>
+      </w:r>
+      <w:r>
+        <w:rPr>
+          <w:rFonts w:cs="Arial"/>
+          <w:b/>
+          <w:bCs/>
+          <w:lang w:val="en-US"/>
+        </w:rPr>
+        <w:t>&lt;&lt;[</w:t>
+      </w:r>
+      <w:proofErr w:type="spellStart"/>
+      <w:proofErr w:type="gramStart"/>
+      <w:r>
+        <w:rPr>
+          <w:rFonts w:cs="Arial"/>
+          <w:b/>
+          <w:bCs/>
+          <w:lang w:val="en-US"/>
+        </w:rPr>
+        <w:t>member.function</w:t>
+      </w:r>
+      <w:proofErr w:type="spellEnd"/>
+      <w:r>
+        <w:rPr>
+          <w:rFonts w:cs="Arial"/>
+          <w:b/>
+          <w:bCs/>
+          <w:lang w:val="en-US"/>
+        </w:rPr>
+        <w:t>]</w:t>
+      </w:r>
+      <w:r>
+        <w:rPr>
+          <w:rFonts w:cs="Arial"/>
+          <w:b/>
+          <w:bCs/>
+          <w:lang w:val="en-US"/>
+        </w:rPr>
+        <w:t>:lower</w:t>
+      </w:r>
+      <w:proofErr w:type="gramEnd"/>
+      <w:r>
+        <w:rPr>
+          <w:rFonts w:cs="Arial"/>
+          <w:b/>
+          <w:bCs/>
+          <w:lang w:val="en-US"/>
+        </w:rPr>
+        <w:t>&gt;&gt;</w:t>
+      </w:r>
+      <w:r>
+        <w:rPr>
+          <w:rFonts w:cs="Arial"/>
+          <w:lang w:val="en-US"/>
+        </w:rPr>
+        <w:t xml:space="preserve"> </w:t>
+      </w:r>
+      <w:proofErr w:type="spellStart"/>
+      <w:r>
+        <w:rPr>
+          <w:rFonts w:cs="Arial"/>
+          <w:lang w:val="en-US"/>
+        </w:rPr>
+        <w:t>en</w:t>
+      </w:r>
+      <w:proofErr w:type="spellEnd"/>
+      <w:r>
+        <w:rPr>
+          <w:rFonts w:cs="Arial"/>
+          <w:lang w:val="en-US"/>
+        </w:rPr>
+        <w:t xml:space="preserve"> il </w:t>
+      </w:r>
+      <w:proofErr w:type="spellStart"/>
+      <w:r>
+        <w:rPr>
+          <w:rFonts w:cs="Arial"/>
+          <w:lang w:val="en-US"/>
+        </w:rPr>
+        <w:t>suandant</w:t>
+      </w:r>
+      <w:proofErr w:type="spellEnd"/>
+      <w:r>
+        <w:rPr>
+          <w:rFonts w:cs="Arial"/>
+          <w:lang w:val="en-US"/>
+        </w:rPr>
+        <w:t xml:space="preserve"> </w:t>
+      </w:r>
+      <w:proofErr w:type="spellStart"/>
+      <w:r>
+        <w:rPr>
+          <w:rFonts w:cs="Arial"/>
+          <w:lang w:val="en-US"/>
+        </w:rPr>
+        <w:t>gremi</w:t>
+      </w:r>
+      <w:proofErr w:type="spellEnd"/>
+      <w:r>
+        <w:rPr>
+          <w:rFonts w:cs="Arial"/>
+          <w:lang w:val="en-US"/>
+        </w:rPr>
+        <w:t>:</w:t>
+      </w:r>
+    </w:p>
+    <w:p>
+      <w:pPr>
+        <w:rPr>
+          <w:rFonts w:cs="Arial"/>
+          <w:b/>
+          <w:highlight w:val="yellow"/>
           <w:lang w:val="en-US"/>
         </w:rPr>
       </w:pPr>
@@ -965,73 +1755,48 @@
       <w:pPr>
         <w:rPr>
           <w:rFonts w:cs="Arial"/>
+          <w:b/>
+          <w:bCs/>
           <w:lang w:val="en-US"/>
         </w:rPr>
       </w:pPr>
       <w:r>
         <w:rPr>
           <w:rFonts w:cs="Arial"/>
-          <w:highlight w:val="yellow"/>
-          <w:lang w:val="en-US"/>
-        </w:rPr>
-        <w:t>&lt;&lt;if [member.formLetterType == 0 &amp;&amp; member.selfOrganized == false]&gt;&gt;</w:t>
+          <w:b/>
+          <w:bCs/>
+          <w:lang w:val="en-US"/>
+        </w:rPr>
+        <w:t>&lt;&lt;[</w:t>
+      </w:r>
+      <w:proofErr w:type="spellStart"/>
+      <w:proofErr w:type="gramStart"/>
+      <w:r>
+        <w:rPr>
+          <w:rFonts w:cs="Arial"/>
+          <w:b/>
+          <w:bCs/>
+          <w:lang w:val="en-US"/>
+        </w:rPr>
+        <w:t>member.committeeName</w:t>
+      </w:r>
+      <w:proofErr w:type="spellEnd"/>
+      <w:proofErr w:type="gramEnd"/>
+      <w:r>
+        <w:rPr>
+          <w:rFonts w:cs="Arial"/>
+          <w:b/>
+          <w:bCs/>
+          <w:lang w:val="en-US"/>
+        </w:rPr>
+        <w:t>]&gt;&gt;</w:t>
       </w:r>
     </w:p>
     <w:p>
       <w:pPr>
         <w:rPr>
           <w:rFonts w:cs="Arial"/>
-          <w:lang w:val="en-US"/>
-        </w:rPr>
-      </w:pPr>
-      <w:r>
-        <w:rPr>
-          <w:rFonts w:cs="Arial"/>
-          <w:lang w:val="en-US"/>
-        </w:rPr>
-        <w:t xml:space="preserve">El Vus ha elegì sco </w:t>
-      </w:r>
-      <w:r>
-        <w:rPr>
-          <w:rFonts w:cs="Arial"/>
           <w:b/>
-          <w:bCs/>
-          <w:lang w:val="en-US"/>
-        </w:rPr>
-        <w:t>&lt;&lt;[member.function]</w:t>
-      </w:r>
-      <w:r>
-        <w:rPr>
-          <w:rFonts w:cs="Arial"/>
-          <w:b/>
-          <w:bCs/>
-          <w:lang w:val="en-US"/>
-        </w:rPr>
-        <w:t>:lower</w:t>
-      </w:r>
-      <w:r>
-        <w:rPr>
-          <w:rFonts w:cs="Arial"/>
-          <w:b/>
-          <w:bCs/>
-          <w:lang w:val="en-US"/>
-        </w:rPr>
-        <w:t>&gt;&gt;</w:t>
-      </w:r>
-      <w:r>
-        <w:rPr>
-          <w:rFonts w:cs="Arial"/>
-          <w:lang w:val="en-US"/>
-        </w:rPr>
-        <w:t xml:space="preserve"> en il suandant gremi:</w:t>
-      </w:r>
-    </w:p>
-    <w:p>
-      <w:pPr>
-        <w:rPr>
-          <w:rFonts w:cs="Arial"/>
-          <w:b/>
-          <w:highlight w:val="yellow"/>
           <w:lang w:val="en-US"/>
         </w:rPr>
       </w:pPr>
@@ -1040,53 +1805,367 @@
       <w:pPr>
         <w:rPr>
           <w:rFonts w:cs="Arial"/>
-          <w:b/>
-          <w:bCs/>
-          <w:lang w:val="en-US"/>
+          <w:bCs/>
+          <w:lang w:val="it-CH"/>
         </w:rPr>
       </w:pPr>
       <w:r>
         <w:rPr>
           <w:rFonts w:cs="Arial"/>
-          <w:b/>
-          <w:bCs/>
-          <w:lang w:val="en-US"/>
-        </w:rPr>
-        <w:t>&lt;&lt;[member.committeeName]&gt;&gt;</w:t>
-      </w:r>
-    </w:p>
-    <w:p>
-      <w:pPr>
-        <w:rPr>
-          <w:rFonts w:cs="Arial"/>
-          <w:b/>
-          <w:lang w:val="en-US"/>
-        </w:rPr>
-      </w:pPr>
-    </w:p>
-    <w:p>
-      <w:pPr>
-        <w:rPr>
-          <w:rFonts w:cs="Arial"/>
-          <w:bCs/>
-          <w:lang w:val="it-CH"/>
-        </w:rPr>
-      </w:pPr>
-      <w:r>
-        <w:rPr>
-          <w:rFonts w:cs="Arial"/>
-          <w:bCs/>
-          <w:lang w:val="en-US"/>
-        </w:rPr>
-        <w:t xml:space="preserve">Las indicaziuns davart Vossa persuna èn vegnidas integradas en la banca da datas correspundenta. </w:t>
-      </w:r>
-      <w:r>
-        <w:rPr>
-          <w:rFonts w:cs="Arial"/>
-          <w:bCs/>
-          <w:lang w:val="it-CH"/>
-        </w:rPr>
-        <w:t xml:space="preserve">La banca da datas vegn rendida accessibla a la publicitad tras la Chanzlia federala sut </w:t>
+          <w:bCs/>
+          <w:lang w:val="en-US"/>
+        </w:rPr>
+        <w:t xml:space="preserve">Las </w:t>
+      </w:r>
+      <w:proofErr w:type="spellStart"/>
+      <w:r>
+        <w:rPr>
+          <w:rFonts w:cs="Arial"/>
+          <w:bCs/>
+          <w:lang w:val="en-US"/>
+        </w:rPr>
+        <w:t>indicaziuns</w:t>
+      </w:r>
+      <w:proofErr w:type="spellEnd"/>
+      <w:r>
+        <w:rPr>
+          <w:rFonts w:cs="Arial"/>
+          <w:bCs/>
+          <w:lang w:val="en-US"/>
+        </w:rPr>
+        <w:t xml:space="preserve"> </w:t>
+      </w:r>
+      <w:proofErr w:type="spellStart"/>
+      <w:r>
+        <w:rPr>
+          <w:rFonts w:cs="Arial"/>
+          <w:bCs/>
+          <w:lang w:val="en-US"/>
+        </w:rPr>
+        <w:t>davart</w:t>
+      </w:r>
+      <w:proofErr w:type="spellEnd"/>
+      <w:r>
+        <w:rPr>
+          <w:rFonts w:cs="Arial"/>
+          <w:bCs/>
+          <w:lang w:val="en-US"/>
+        </w:rPr>
+        <w:t xml:space="preserve"> </w:t>
+      </w:r>
+      <w:proofErr w:type="spellStart"/>
+      <w:r>
+        <w:rPr>
+          <w:rFonts w:cs="Arial"/>
+          <w:bCs/>
+          <w:lang w:val="en-US"/>
+        </w:rPr>
+        <w:t>Vossa</w:t>
+      </w:r>
+      <w:proofErr w:type="spellEnd"/>
+      <w:r>
+        <w:rPr>
+          <w:rFonts w:cs="Arial"/>
+          <w:bCs/>
+          <w:lang w:val="en-US"/>
+        </w:rPr>
+        <w:t xml:space="preserve"> </w:t>
+      </w:r>
+      <w:proofErr w:type="spellStart"/>
+      <w:r>
+        <w:rPr>
+          <w:rFonts w:cs="Arial"/>
+          <w:bCs/>
+          <w:lang w:val="en-US"/>
+        </w:rPr>
+        <w:t>persuna</w:t>
+      </w:r>
+      <w:proofErr w:type="spellEnd"/>
+      <w:r>
+        <w:rPr>
+          <w:rFonts w:cs="Arial"/>
+          <w:bCs/>
+          <w:lang w:val="en-US"/>
+        </w:rPr>
+        <w:t xml:space="preserve"> </w:t>
+      </w:r>
+      <w:proofErr w:type="spellStart"/>
+      <w:r>
+        <w:rPr>
+          <w:rFonts w:cs="Arial"/>
+          <w:bCs/>
+          <w:lang w:val="en-US"/>
+        </w:rPr>
+        <w:t>èn</w:t>
+      </w:r>
+      <w:proofErr w:type="spellEnd"/>
+      <w:r>
+        <w:rPr>
+          <w:rFonts w:cs="Arial"/>
+          <w:bCs/>
+          <w:lang w:val="en-US"/>
+        </w:rPr>
+        <w:t xml:space="preserve"> </w:t>
+      </w:r>
+      <w:proofErr w:type="spellStart"/>
+      <w:r>
+        <w:rPr>
+          <w:rFonts w:cs="Arial"/>
+          <w:bCs/>
+          <w:lang w:val="en-US"/>
+        </w:rPr>
+        <w:t>vegnidas</w:t>
+      </w:r>
+      <w:proofErr w:type="spellEnd"/>
+      <w:r>
+        <w:rPr>
+          <w:rFonts w:cs="Arial"/>
+          <w:bCs/>
+          <w:lang w:val="en-US"/>
+        </w:rPr>
+        <w:t xml:space="preserve"> </w:t>
+      </w:r>
+      <w:proofErr w:type="spellStart"/>
+      <w:r>
+        <w:rPr>
+          <w:rFonts w:cs="Arial"/>
+          <w:bCs/>
+          <w:lang w:val="en-US"/>
+        </w:rPr>
+        <w:t>integradas</w:t>
+      </w:r>
+      <w:proofErr w:type="spellEnd"/>
+      <w:r>
+        <w:rPr>
+          <w:rFonts w:cs="Arial"/>
+          <w:bCs/>
+          <w:lang w:val="en-US"/>
+        </w:rPr>
+        <w:t xml:space="preserve"> </w:t>
+      </w:r>
+      <w:proofErr w:type="spellStart"/>
+      <w:r>
+        <w:rPr>
+          <w:rFonts w:cs="Arial"/>
+          <w:bCs/>
+          <w:lang w:val="en-US"/>
+        </w:rPr>
+        <w:t>en</w:t>
+      </w:r>
+      <w:proofErr w:type="spellEnd"/>
+      <w:r>
+        <w:rPr>
+          <w:rFonts w:cs="Arial"/>
+          <w:bCs/>
+          <w:lang w:val="en-US"/>
+        </w:rPr>
+        <w:t xml:space="preserve"> la banca da </w:t>
+      </w:r>
+      <w:proofErr w:type="spellStart"/>
+      <w:r>
+        <w:rPr>
+          <w:rFonts w:cs="Arial"/>
+          <w:bCs/>
+          <w:lang w:val="en-US"/>
+        </w:rPr>
+        <w:t>datas</w:t>
+      </w:r>
+      <w:proofErr w:type="spellEnd"/>
+      <w:r>
+        <w:rPr>
+          <w:rFonts w:cs="Arial"/>
+          <w:bCs/>
+          <w:lang w:val="en-US"/>
+        </w:rPr>
+        <w:t xml:space="preserve"> </w:t>
+      </w:r>
+      <w:proofErr w:type="spellStart"/>
+      <w:r>
+        <w:rPr>
+          <w:rFonts w:cs="Arial"/>
+          <w:bCs/>
+          <w:lang w:val="en-US"/>
+        </w:rPr>
+        <w:t>correspundenta</w:t>
+      </w:r>
+      <w:proofErr w:type="spellEnd"/>
+      <w:r>
+        <w:rPr>
+          <w:rFonts w:cs="Arial"/>
+          <w:bCs/>
+          <w:lang w:val="en-US"/>
+        </w:rPr>
+        <w:t xml:space="preserve">. </w:t>
+      </w:r>
+      <w:r>
+        <w:rPr>
+          <w:rFonts w:cs="Arial"/>
+          <w:bCs/>
+          <w:lang w:val="it-CH"/>
+        </w:rPr>
+        <w:t xml:space="preserve">La banca da </w:t>
+      </w:r>
+      <w:proofErr w:type="spellStart"/>
+      <w:r>
+        <w:rPr>
+          <w:rFonts w:cs="Arial"/>
+          <w:bCs/>
+          <w:lang w:val="it-CH"/>
+        </w:rPr>
+        <w:t>datas</w:t>
+      </w:r>
+      <w:proofErr w:type="spellEnd"/>
+      <w:r>
+        <w:rPr>
+          <w:rFonts w:cs="Arial"/>
+          <w:bCs/>
+          <w:lang w:val="it-CH"/>
+        </w:rPr>
+        <w:t xml:space="preserve"> </w:t>
+      </w:r>
+      <w:proofErr w:type="spellStart"/>
+      <w:r>
+        <w:rPr>
+          <w:rFonts w:cs="Arial"/>
+          <w:bCs/>
+          <w:lang w:val="it-CH"/>
+        </w:rPr>
+        <w:t>vegn</w:t>
+      </w:r>
+      <w:proofErr w:type="spellEnd"/>
+      <w:r>
+        <w:rPr>
+          <w:rFonts w:cs="Arial"/>
+          <w:bCs/>
+          <w:lang w:val="it-CH"/>
+        </w:rPr>
+        <w:t xml:space="preserve"> </w:t>
+      </w:r>
+      <w:proofErr w:type="spellStart"/>
+      <w:r>
+        <w:rPr>
+          <w:rFonts w:cs="Arial"/>
+          <w:bCs/>
+          <w:lang w:val="it-CH"/>
+        </w:rPr>
+        <w:t>rendida</w:t>
+      </w:r>
+      <w:proofErr w:type="spellEnd"/>
+      <w:r>
+        <w:rPr>
+          <w:rFonts w:cs="Arial"/>
+          <w:bCs/>
+          <w:lang w:val="it-CH"/>
+        </w:rPr>
+        <w:t xml:space="preserve"> </w:t>
+      </w:r>
+      <w:proofErr w:type="spellStart"/>
+      <w:r>
+        <w:rPr>
+          <w:rFonts w:cs="Arial"/>
+          <w:bCs/>
+          <w:lang w:val="it-CH"/>
+        </w:rPr>
+        <w:t>accessibla</w:t>
+      </w:r>
+      <w:proofErr w:type="spellEnd"/>
+      <w:r>
+        <w:rPr>
+          <w:rFonts w:cs="Arial"/>
+          <w:bCs/>
+          <w:lang w:val="it-CH"/>
+        </w:rPr>
+        <w:t xml:space="preserve"> </w:t>
+      </w:r>
+      <w:proofErr w:type="gramStart"/>
+      <w:r>
+        <w:rPr>
+          <w:rFonts w:cs="Arial"/>
+          <w:bCs/>
+          <w:lang w:val="it-CH"/>
+        </w:rPr>
+        <w:t>a la</w:t>
+      </w:r>
+      <w:proofErr w:type="gramEnd"/>
+      <w:r>
+        <w:rPr>
+          <w:rFonts w:cs="Arial"/>
+          <w:bCs/>
+          <w:lang w:val="it-CH"/>
+        </w:rPr>
+        <w:t xml:space="preserve"> </w:t>
+      </w:r>
+      <w:proofErr w:type="spellStart"/>
+      <w:r>
+        <w:rPr>
+          <w:rFonts w:cs="Arial"/>
+          <w:bCs/>
+          <w:lang w:val="it-CH"/>
+        </w:rPr>
+        <w:t>publicitad</w:t>
+      </w:r>
+      <w:proofErr w:type="spellEnd"/>
+      <w:r>
+        <w:rPr>
+          <w:rFonts w:cs="Arial"/>
+          <w:bCs/>
+          <w:lang w:val="it-CH"/>
+        </w:rPr>
+        <w:t xml:space="preserve"> </w:t>
+      </w:r>
+      <w:proofErr w:type="spellStart"/>
+      <w:r>
+        <w:rPr>
+          <w:rFonts w:cs="Arial"/>
+          <w:bCs/>
+          <w:lang w:val="it-CH"/>
+        </w:rPr>
+        <w:t>tras</w:t>
+      </w:r>
+      <w:proofErr w:type="spellEnd"/>
+      <w:r>
+        <w:rPr>
+          <w:rFonts w:cs="Arial"/>
+          <w:bCs/>
+          <w:lang w:val="it-CH"/>
+        </w:rPr>
+        <w:t xml:space="preserve"> la </w:t>
+      </w:r>
+      <w:proofErr w:type="spellStart"/>
+      <w:r>
+        <w:rPr>
+          <w:rFonts w:cs="Arial"/>
+          <w:bCs/>
+          <w:lang w:val="it-CH"/>
+        </w:rPr>
+        <w:t>Chanzlia</w:t>
+      </w:r>
+      <w:proofErr w:type="spellEnd"/>
+      <w:r>
+        <w:rPr>
+          <w:rFonts w:cs="Arial"/>
+          <w:bCs/>
+          <w:lang w:val="it-CH"/>
+        </w:rPr>
+        <w:t xml:space="preserve"> federala </w:t>
+      </w:r>
+      <w:proofErr w:type="spellStart"/>
+      <w:r>
+        <w:rPr>
+          <w:rFonts w:cs="Arial"/>
+          <w:bCs/>
+          <w:lang w:val="it-CH"/>
+        </w:rPr>
+        <w:t>sut</w:t>
+      </w:r>
+      <w:proofErr w:type="spellEnd"/>
+      <w:r>
+        <w:rPr>
+          <w:rFonts w:cs="Arial"/>
+          <w:bCs/>
+          <w:lang w:val="it-CH"/>
+        </w:rPr>
+        <w:t xml:space="preserve"> </w:t>
       </w:r>
       <w:hyperlink r:id="rId8" w:tooltip="http://www.admin.ch" w:history="1">
         <w:r>
@@ -1109,16 +2188,9 @@
           <w:iCs/>
           <w:lang w:val="it-CH"/>
         </w:rPr>
-        <w:t xml:space="preserve"> &gt; Bundesverwaltung &gt; Ausserparlamentarische Kommissionen</w:t>
-      </w:r>
-      <w:r>
-        <w:rPr>
-          <w:rFonts w:cs="Arial"/>
-          <w:bCs/>
-          <w:lang w:val="it-CH"/>
-        </w:rPr>
-        <w:t xml:space="preserve"> per garantir la transparenza necessaria davart la cumposiziun dals gremis (art. 8</w:t>
-      </w:r>
+        <w:t xml:space="preserve"> &gt; </w:t>
+      </w:r>
+      <w:proofErr w:type="spellStart"/>
       <w:r>
         <w:rPr>
           <w:rFonts w:cs="Arial"/>
@@ -1127,6 +2199,159 @@
           <w:iCs/>
           <w:lang w:val="it-CH"/>
         </w:rPr>
+        <w:t>Bundesverwaltung</w:t>
+      </w:r>
+      <w:proofErr w:type="spellEnd"/>
+      <w:r>
+        <w:rPr>
+          <w:rFonts w:cs="Arial"/>
+          <w:bCs/>
+          <w:i/>
+          <w:iCs/>
+          <w:lang w:val="it-CH"/>
+        </w:rPr>
+        <w:t xml:space="preserve"> &gt; </w:t>
+      </w:r>
+      <w:proofErr w:type="spellStart"/>
+      <w:r>
+        <w:rPr>
+          <w:rFonts w:cs="Arial"/>
+          <w:bCs/>
+          <w:i/>
+          <w:iCs/>
+          <w:lang w:val="it-CH"/>
+        </w:rPr>
+        <w:t>Ausserparlamentarische</w:t>
+      </w:r>
+      <w:proofErr w:type="spellEnd"/>
+      <w:r>
+        <w:rPr>
+          <w:rFonts w:cs="Arial"/>
+          <w:bCs/>
+          <w:i/>
+          <w:iCs/>
+          <w:lang w:val="it-CH"/>
+        </w:rPr>
+        <w:t xml:space="preserve"> </w:t>
+      </w:r>
+      <w:proofErr w:type="spellStart"/>
+      <w:r>
+        <w:rPr>
+          <w:rFonts w:cs="Arial"/>
+          <w:bCs/>
+          <w:i/>
+          <w:iCs/>
+          <w:lang w:val="it-CH"/>
+        </w:rPr>
+        <w:t>Kommissionen</w:t>
+      </w:r>
+      <w:proofErr w:type="spellEnd"/>
+      <w:r>
+        <w:rPr>
+          <w:rFonts w:cs="Arial"/>
+          <w:bCs/>
+          <w:lang w:val="it-CH"/>
+        </w:rPr>
+        <w:t xml:space="preserve"> per garantir la </w:t>
+      </w:r>
+      <w:proofErr w:type="spellStart"/>
+      <w:r>
+        <w:rPr>
+          <w:rFonts w:cs="Arial"/>
+          <w:bCs/>
+          <w:lang w:val="it-CH"/>
+        </w:rPr>
+        <w:t>transparenza</w:t>
+      </w:r>
+      <w:proofErr w:type="spellEnd"/>
+      <w:r>
+        <w:rPr>
+          <w:rFonts w:cs="Arial"/>
+          <w:bCs/>
+          <w:lang w:val="it-CH"/>
+        </w:rPr>
+        <w:t xml:space="preserve"> necessaria </w:t>
+      </w:r>
+      <w:proofErr w:type="spellStart"/>
+      <w:r>
+        <w:rPr>
+          <w:rFonts w:cs="Arial"/>
+          <w:bCs/>
+          <w:lang w:val="it-CH"/>
+        </w:rPr>
+        <w:t>davart</w:t>
+      </w:r>
+      <w:proofErr w:type="spellEnd"/>
+      <w:r>
+        <w:rPr>
+          <w:rFonts w:cs="Arial"/>
+          <w:bCs/>
+          <w:lang w:val="it-CH"/>
+        </w:rPr>
+        <w:t xml:space="preserve"> la </w:t>
+      </w:r>
+      <w:proofErr w:type="spellStart"/>
+      <w:r>
+        <w:rPr>
+          <w:rFonts w:cs="Arial"/>
+          <w:bCs/>
+          <w:lang w:val="it-CH"/>
+        </w:rPr>
+        <w:t>cumposiziun</w:t>
+      </w:r>
+      <w:proofErr w:type="spellEnd"/>
+      <w:r>
+        <w:rPr>
+          <w:rFonts w:cs="Arial"/>
+          <w:bCs/>
+          <w:lang w:val="it-CH"/>
+        </w:rPr>
+        <w:t xml:space="preserve"> </w:t>
+      </w:r>
+      <w:proofErr w:type="spellStart"/>
+      <w:r>
+        <w:rPr>
+          <w:rFonts w:cs="Arial"/>
+          <w:bCs/>
+          <w:lang w:val="it-CH"/>
+        </w:rPr>
+        <w:t>dals</w:t>
+      </w:r>
+      <w:proofErr w:type="spellEnd"/>
+      <w:r>
+        <w:rPr>
+          <w:rFonts w:cs="Arial"/>
+          <w:bCs/>
+          <w:lang w:val="it-CH"/>
+        </w:rPr>
+        <w:t xml:space="preserve"> </w:t>
+      </w:r>
+      <w:proofErr w:type="spellStart"/>
+      <w:r>
+        <w:rPr>
+          <w:rFonts w:cs="Arial"/>
+          <w:bCs/>
+          <w:lang w:val="it-CH"/>
+        </w:rPr>
+        <w:t>gremis</w:t>
+      </w:r>
+      <w:proofErr w:type="spellEnd"/>
+      <w:r>
+        <w:rPr>
+          <w:rFonts w:cs="Arial"/>
+          <w:bCs/>
+          <w:lang w:val="it-CH"/>
+        </w:rPr>
+        <w:t xml:space="preserve"> (art. 8</w:t>
+      </w:r>
+      <w:r>
+        <w:rPr>
+          <w:rFonts w:cs="Arial"/>
+          <w:bCs/>
+          <w:i/>
+          <w:iCs/>
+          <w:lang w:val="it-CH"/>
+        </w:rPr>
         <w:t>k</w:t>
       </w:r>
       <w:r>
@@ -1135,7 +2360,125 @@
           <w:bCs/>
           <w:lang w:val="it-CH"/>
         </w:rPr>
-        <w:t xml:space="preserve"> Ordinaziun davart l'organisaziun da la Regenza e da l'administraziun; CS 172.010.1).</w:t>
+        <w:t xml:space="preserve"> </w:t>
+      </w:r>
+      <w:proofErr w:type="spellStart"/>
+      <w:r>
+        <w:rPr>
+          <w:rFonts w:cs="Arial"/>
+          <w:bCs/>
+          <w:lang w:val="it-CH"/>
+        </w:rPr>
+        <w:t>Ordinaziun</w:t>
+      </w:r>
+      <w:proofErr w:type="spellEnd"/>
+      <w:r>
+        <w:rPr>
+          <w:rFonts w:cs="Arial"/>
+          <w:bCs/>
+          <w:lang w:val="it-CH"/>
+        </w:rPr>
+        <w:t xml:space="preserve"> </w:t>
+      </w:r>
+      <w:proofErr w:type="spellStart"/>
+      <w:r>
+        <w:rPr>
+          <w:rFonts w:cs="Arial"/>
+          <w:bCs/>
+          <w:lang w:val="it-CH"/>
+        </w:rPr>
+        <w:t>davart</w:t>
+      </w:r>
+      <w:proofErr w:type="spellEnd"/>
+      <w:r>
+        <w:rPr>
+          <w:rFonts w:cs="Arial"/>
+          <w:bCs/>
+          <w:lang w:val="it-CH"/>
+        </w:rPr>
+        <w:t xml:space="preserve"> l'</w:t>
+      </w:r>
+      <w:proofErr w:type="spellStart"/>
+      <w:r>
+        <w:rPr>
+          <w:rFonts w:cs="Arial"/>
+          <w:bCs/>
+          <w:lang w:val="it-CH"/>
+        </w:rPr>
+        <w:t>organisaziun</w:t>
+      </w:r>
+      <w:proofErr w:type="spellEnd"/>
+      <w:r>
+        <w:rPr>
+          <w:rFonts w:cs="Arial"/>
+          <w:bCs/>
+          <w:lang w:val="it-CH"/>
+        </w:rPr>
+        <w:t xml:space="preserve"> </w:t>
+      </w:r>
+      <w:proofErr w:type="spellStart"/>
+      <w:proofErr w:type="gramStart"/>
+      <w:r>
+        <w:rPr>
+          <w:rFonts w:cs="Arial"/>
+          <w:bCs/>
+          <w:lang w:val="it-CH"/>
+        </w:rPr>
+        <w:t>da</w:t>
+      </w:r>
+      <w:proofErr w:type="spellEnd"/>
+      <w:r>
+        <w:rPr>
+          <w:rFonts w:cs="Arial"/>
+          <w:bCs/>
+          <w:lang w:val="it-CH"/>
+        </w:rPr>
+        <w:t xml:space="preserve"> la</w:t>
+      </w:r>
+      <w:proofErr w:type="gramEnd"/>
+      <w:r>
+        <w:rPr>
+          <w:rFonts w:cs="Arial"/>
+          <w:bCs/>
+          <w:lang w:val="it-CH"/>
+        </w:rPr>
+        <w:t xml:space="preserve"> </w:t>
+      </w:r>
+      <w:proofErr w:type="spellStart"/>
+      <w:r>
+        <w:rPr>
+          <w:rFonts w:cs="Arial"/>
+          <w:bCs/>
+          <w:lang w:val="it-CH"/>
+        </w:rPr>
+        <w:t>Regenza</w:t>
+      </w:r>
+      <w:proofErr w:type="spellEnd"/>
+      <w:r>
+        <w:rPr>
+          <w:rFonts w:cs="Arial"/>
+          <w:bCs/>
+          <w:lang w:val="it-CH"/>
+        </w:rPr>
+        <w:t xml:space="preserve"> e da l'</w:t>
+      </w:r>
+      <w:proofErr w:type="spellStart"/>
+      <w:r>
+        <w:rPr>
+          <w:rFonts w:cs="Arial"/>
+          <w:bCs/>
+          <w:lang w:val="it-CH"/>
+        </w:rPr>
+        <w:t>administraziun</w:t>
+      </w:r>
+      <w:proofErr w:type="spellEnd"/>
+      <w:r>
+        <w:rPr>
+          <w:rFonts w:cs="Arial"/>
+          <w:bCs/>
+          <w:lang w:val="it-CH"/>
+        </w:rPr>
+        <w:t>; CS 172.010.1).</w:t>
       </w:r>
     </w:p>
     <w:p>
@@ -1158,7 +2501,199 @@
           <w:rFonts w:cs="Arial"/>
           <w:lang w:val="it-CH"/>
         </w:rPr>
-        <w:t>En il num dal Cussegl federal As gratulesch jau a questa elecziun ed As giavisch bler success e blera satisfacziun en Voss uffizi.</w:t>
+        <w:t xml:space="preserve">En il </w:t>
+      </w:r>
+      <w:proofErr w:type="spellStart"/>
+      <w:r>
+        <w:rPr>
+          <w:rFonts w:cs="Arial"/>
+          <w:lang w:val="it-CH"/>
+        </w:rPr>
+        <w:t>num</w:t>
+      </w:r>
+      <w:proofErr w:type="spellEnd"/>
+      <w:r>
+        <w:rPr>
+          <w:rFonts w:cs="Arial"/>
+          <w:lang w:val="it-CH"/>
+        </w:rPr>
+        <w:t xml:space="preserve"> dal </w:t>
+      </w:r>
+      <w:proofErr w:type="spellStart"/>
+      <w:r>
+        <w:rPr>
+          <w:rFonts w:cs="Arial"/>
+          <w:lang w:val="it-CH"/>
+        </w:rPr>
+        <w:t>Cussegl</w:t>
+      </w:r>
+      <w:proofErr w:type="spellEnd"/>
+      <w:r>
+        <w:rPr>
+          <w:rFonts w:cs="Arial"/>
+          <w:lang w:val="it-CH"/>
+        </w:rPr>
+        <w:t xml:space="preserve"> </w:t>
+      </w:r>
+      <w:proofErr w:type="spellStart"/>
+      <w:r>
+        <w:rPr>
+          <w:rFonts w:cs="Arial"/>
+          <w:lang w:val="it-CH"/>
+        </w:rPr>
+        <w:t>federal</w:t>
+      </w:r>
+      <w:proofErr w:type="spellEnd"/>
+      <w:r>
+        <w:rPr>
+          <w:rFonts w:cs="Arial"/>
+          <w:lang w:val="it-CH"/>
+        </w:rPr>
+        <w:t xml:space="preserve"> </w:t>
+      </w:r>
+      <w:proofErr w:type="spellStart"/>
+      <w:r>
+        <w:rPr>
+          <w:rFonts w:cs="Arial"/>
+          <w:lang w:val="it-CH"/>
+        </w:rPr>
+        <w:t>As</w:t>
+      </w:r>
+      <w:proofErr w:type="spellEnd"/>
+      <w:r>
+        <w:rPr>
+          <w:rFonts w:cs="Arial"/>
+          <w:lang w:val="it-CH"/>
+        </w:rPr>
+        <w:t xml:space="preserve"> </w:t>
+      </w:r>
+      <w:proofErr w:type="spellStart"/>
+      <w:r>
+        <w:rPr>
+          <w:rFonts w:cs="Arial"/>
+          <w:lang w:val="it-CH"/>
+        </w:rPr>
+        <w:t>gratulesch</w:t>
+      </w:r>
+      <w:proofErr w:type="spellEnd"/>
+      <w:r>
+        <w:rPr>
+          <w:rFonts w:cs="Arial"/>
+          <w:lang w:val="it-CH"/>
+        </w:rPr>
+        <w:t xml:space="preserve"> </w:t>
+      </w:r>
+      <w:proofErr w:type="spellStart"/>
+      <w:r>
+        <w:rPr>
+          <w:rFonts w:cs="Arial"/>
+          <w:lang w:val="it-CH"/>
+        </w:rPr>
+        <w:t>jau</w:t>
+      </w:r>
+      <w:proofErr w:type="spellEnd"/>
+      <w:r>
+        <w:rPr>
+          <w:rFonts w:cs="Arial"/>
+          <w:lang w:val="it-CH"/>
+        </w:rPr>
+        <w:t xml:space="preserve"> a questa </w:t>
+      </w:r>
+      <w:proofErr w:type="spellStart"/>
+      <w:r>
+        <w:rPr>
+          <w:rFonts w:cs="Arial"/>
+          <w:lang w:val="it-CH"/>
+        </w:rPr>
+        <w:t>elecziun</w:t>
+      </w:r>
+      <w:proofErr w:type="spellEnd"/>
+      <w:r>
+        <w:rPr>
+          <w:rFonts w:cs="Arial"/>
+          <w:lang w:val="it-CH"/>
+        </w:rPr>
+        <w:t xml:space="preserve"> ed </w:t>
+      </w:r>
+      <w:proofErr w:type="spellStart"/>
+      <w:r>
+        <w:rPr>
+          <w:rFonts w:cs="Arial"/>
+          <w:lang w:val="it-CH"/>
+        </w:rPr>
+        <w:t>As</w:t>
+      </w:r>
+      <w:proofErr w:type="spellEnd"/>
+      <w:r>
+        <w:rPr>
+          <w:rFonts w:cs="Arial"/>
+          <w:lang w:val="it-CH"/>
+        </w:rPr>
+        <w:t xml:space="preserve"> </w:t>
+      </w:r>
+      <w:proofErr w:type="spellStart"/>
+      <w:r>
+        <w:rPr>
+          <w:rFonts w:cs="Arial"/>
+          <w:lang w:val="it-CH"/>
+        </w:rPr>
+        <w:t>giavisch</w:t>
+      </w:r>
+      <w:proofErr w:type="spellEnd"/>
+      <w:r>
+        <w:rPr>
+          <w:rFonts w:cs="Arial"/>
+          <w:lang w:val="it-CH"/>
+        </w:rPr>
+        <w:t xml:space="preserve"> </w:t>
+      </w:r>
+      <w:proofErr w:type="spellStart"/>
+      <w:r>
+        <w:rPr>
+          <w:rFonts w:cs="Arial"/>
+          <w:lang w:val="it-CH"/>
+        </w:rPr>
+        <w:t>bler</w:t>
+      </w:r>
+      <w:proofErr w:type="spellEnd"/>
+      <w:r>
+        <w:rPr>
+          <w:rFonts w:cs="Arial"/>
+          <w:lang w:val="it-CH"/>
+        </w:rPr>
+        <w:t xml:space="preserve"> success e </w:t>
+      </w:r>
+      <w:proofErr w:type="spellStart"/>
+      <w:r>
+        <w:rPr>
+          <w:rFonts w:cs="Arial"/>
+          <w:lang w:val="it-CH"/>
+        </w:rPr>
+        <w:t>blera</w:t>
+      </w:r>
+      <w:proofErr w:type="spellEnd"/>
+      <w:r>
+        <w:rPr>
+          <w:rFonts w:cs="Arial"/>
+          <w:lang w:val="it-CH"/>
+        </w:rPr>
+        <w:t xml:space="preserve"> </w:t>
+      </w:r>
+      <w:proofErr w:type="spellStart"/>
+      <w:r>
+        <w:rPr>
+          <w:rFonts w:cs="Arial"/>
+          <w:lang w:val="it-CH"/>
+        </w:rPr>
+        <w:t>satisfacziun</w:t>
+      </w:r>
+      <w:proofErr w:type="spellEnd"/>
+      <w:r>
+        <w:rPr>
+          <w:rFonts w:cs="Arial"/>
+          <w:lang w:val="it-CH"/>
+        </w:rPr>
+        <w:t xml:space="preserve"> en Voss uffizi.</w:t>
       </w:r>
     </w:p>
     <w:p>
@@ -1190,7 +2725,47 @@
           <w:highlight w:val="yellow"/>
           <w:lang w:val="en-US"/>
         </w:rPr>
-        <w:t>&lt;&lt;if [member.formLetterType == 0 &amp;&amp; member.selfOrganized == true]&gt;&gt;</w:t>
+        <w:t>&lt;&lt;if [</w:t>
+      </w:r>
+      <w:proofErr w:type="spellStart"/>
+      <w:proofErr w:type="gramStart"/>
+      <w:r>
+        <w:rPr>
+          <w:rFonts w:cs="Arial"/>
+          <w:highlight w:val="yellow"/>
+          <w:lang w:val="en-US"/>
+        </w:rPr>
+        <w:t>member.formLetterType</w:t>
+      </w:r>
+      <w:proofErr w:type="spellEnd"/>
+      <w:proofErr w:type="gramEnd"/>
+      <w:r>
+        <w:rPr>
+          <w:rFonts w:cs="Arial"/>
+          <w:highlight w:val="yellow"/>
+          <w:lang w:val="en-US"/>
+        </w:rPr>
+        <w:t xml:space="preserve"> == 0 &amp;&amp; </w:t>
+      </w:r>
+      <w:proofErr w:type="spellStart"/>
+      <w:proofErr w:type="gramStart"/>
+      <w:r>
+        <w:rPr>
+          <w:rFonts w:cs="Arial"/>
+          <w:highlight w:val="yellow"/>
+          <w:lang w:val="en-US"/>
+        </w:rPr>
+        <w:t>member.selfOrganized</w:t>
+      </w:r>
+      <w:proofErr w:type="spellEnd"/>
+      <w:proofErr w:type="gramEnd"/>
+      <w:r>
+        <w:rPr>
+          <w:rFonts w:cs="Arial"/>
+          <w:highlight w:val="yellow"/>
+          <w:lang w:val="en-US"/>
+        </w:rPr>
+        <w:t xml:space="preserve"> == true]&gt;&gt;</w:t>
       </w:r>
     </w:p>
     <w:p>
@@ -1205,7 +2780,71 @@
           <w:rFonts w:cs="Arial"/>
           <w:lang w:val="en-US"/>
         </w:rPr>
-        <w:t>El As ha elegì en il suandant gremi:</w:t>
+        <w:t xml:space="preserve">El As ha </w:t>
+      </w:r>
+      <w:proofErr w:type="spellStart"/>
+      <w:r>
+        <w:rPr>
+          <w:rFonts w:cs="Arial"/>
+          <w:lang w:val="en-US"/>
+        </w:rPr>
+        <w:t>elegì</w:t>
+      </w:r>
+      <w:proofErr w:type="spellEnd"/>
+      <w:r>
+        <w:rPr>
+          <w:rFonts w:cs="Arial"/>
+          <w:lang w:val="en-US"/>
+        </w:rPr>
+        <w:t xml:space="preserve"> </w:t>
+      </w:r>
+      <w:proofErr w:type="spellStart"/>
+      <w:r>
+        <w:rPr>
+          <w:rFonts w:cs="Arial"/>
+          <w:lang w:val="en-US"/>
+        </w:rPr>
+        <w:t>en</w:t>
+      </w:r>
+      <w:proofErr w:type="spellEnd"/>
+      <w:r>
+        <w:rPr>
+          <w:rFonts w:cs="Arial"/>
+          <w:lang w:val="en-US"/>
+        </w:rPr>
+        <w:t xml:space="preserve"> il </w:t>
+      </w:r>
+      <w:proofErr w:type="spellStart"/>
+      <w:r>
+        <w:rPr>
+          <w:rFonts w:cs="Arial"/>
+          <w:lang w:val="en-US"/>
+        </w:rPr>
+        <w:t>suandant</w:t>
+      </w:r>
+      <w:proofErr w:type="spellEnd"/>
+      <w:r>
+        <w:rPr>
+          <w:rFonts w:cs="Arial"/>
+          <w:lang w:val="en-US"/>
+        </w:rPr>
+        <w:t xml:space="preserve"> </w:t>
+      </w:r>
+      <w:proofErr w:type="spellStart"/>
+      <w:r>
+        <w:rPr>
+          <w:rFonts w:cs="Arial"/>
+          <w:lang w:val="en-US"/>
+        </w:rPr>
+        <w:t>gremi</w:t>
+      </w:r>
+      <w:proofErr w:type="spellEnd"/>
+      <w:r>
+        <w:rPr>
+          <w:rFonts w:cs="Arial"/>
+          <w:lang w:val="en-US"/>
+        </w:rPr>
+        <w:t>:</w:t>
       </w:r>
     </w:p>
     <w:p>
@@ -1232,7 +2871,29 @@
           <w:bCs/>
           <w:lang w:val="en-US"/>
         </w:rPr>
-        <w:t>&lt;&lt;[member.committeeName]&gt;&gt;</w:t>
+        <w:t>&lt;&lt;[</w:t>
+      </w:r>
+      <w:proofErr w:type="spellStart"/>
+      <w:proofErr w:type="gramStart"/>
+      <w:r>
+        <w:rPr>
+          <w:rFonts w:cs="Arial"/>
+          <w:b/>
+          <w:bCs/>
+          <w:lang w:val="en-US"/>
+        </w:rPr>
+        <w:t>member.committeeName</w:t>
+      </w:r>
+      <w:proofErr w:type="spellEnd"/>
+      <w:proofErr w:type="gramEnd"/>
+      <w:r>
+        <w:rPr>
+          <w:rFonts w:cs="Arial"/>
+          <w:b/>
+          <w:bCs/>
+          <w:lang w:val="en-US"/>
+        </w:rPr>
+        <w:t>]&gt;&gt;</w:t>
       </w:r>
     </w:p>
     <w:p>
@@ -1255,7 +2916,167 @@
           <w:rFonts w:cs="Arial"/>
           <w:lang w:val="en-US"/>
         </w:rPr>
-        <w:t>Las funcziuns entaifer quest gremi vegnan definidas tenor las disposiziuns che valan en chaussa.</w:t>
+        <w:t xml:space="preserve">Las </w:t>
+      </w:r>
+      <w:proofErr w:type="spellStart"/>
+      <w:r>
+        <w:rPr>
+          <w:rFonts w:cs="Arial"/>
+          <w:lang w:val="en-US"/>
+        </w:rPr>
+        <w:t>funcziuns</w:t>
+      </w:r>
+      <w:proofErr w:type="spellEnd"/>
+      <w:r>
+        <w:rPr>
+          <w:rFonts w:cs="Arial"/>
+          <w:lang w:val="en-US"/>
+        </w:rPr>
+        <w:t xml:space="preserve"> </w:t>
+      </w:r>
+      <w:proofErr w:type="spellStart"/>
+      <w:r>
+        <w:rPr>
+          <w:rFonts w:cs="Arial"/>
+          <w:lang w:val="en-US"/>
+        </w:rPr>
+        <w:t>entaifer</w:t>
+      </w:r>
+      <w:proofErr w:type="spellEnd"/>
+      <w:r>
+        <w:rPr>
+          <w:rFonts w:cs="Arial"/>
+          <w:lang w:val="en-US"/>
+        </w:rPr>
+        <w:t xml:space="preserve"> quest </w:t>
+      </w:r>
+      <w:proofErr w:type="spellStart"/>
+      <w:r>
+        <w:rPr>
+          <w:rFonts w:cs="Arial"/>
+          <w:lang w:val="en-US"/>
+        </w:rPr>
+        <w:t>gremi</w:t>
+      </w:r>
+      <w:proofErr w:type="spellEnd"/>
+      <w:r>
+        <w:rPr>
+          <w:rFonts w:cs="Arial"/>
+          <w:lang w:val="en-US"/>
+        </w:rPr>
+        <w:t xml:space="preserve"> </w:t>
+      </w:r>
+      <w:proofErr w:type="spellStart"/>
+      <w:r>
+        <w:rPr>
+          <w:rFonts w:cs="Arial"/>
+          <w:lang w:val="en-US"/>
+        </w:rPr>
+        <w:t>vegnan</w:t>
+      </w:r>
+      <w:proofErr w:type="spellEnd"/>
+      <w:r>
+        <w:rPr>
+          <w:rFonts w:cs="Arial"/>
+          <w:lang w:val="en-US"/>
+        </w:rPr>
+        <w:t xml:space="preserve"> </w:t>
+      </w:r>
+      <w:proofErr w:type="spellStart"/>
+      <w:r>
+        <w:rPr>
+          <w:rFonts w:cs="Arial"/>
+          <w:lang w:val="en-US"/>
+        </w:rPr>
+        <w:t>definidas</w:t>
+      </w:r>
+      <w:proofErr w:type="spellEnd"/>
+      <w:r>
+        <w:rPr>
+          <w:rFonts w:cs="Arial"/>
+          <w:lang w:val="en-US"/>
+        </w:rPr>
+        <w:t xml:space="preserve"> tenor las </w:t>
+      </w:r>
+      <w:proofErr w:type="spellStart"/>
+      <w:r>
+        <w:rPr>
+          <w:rFonts w:cs="Arial"/>
+          <w:lang w:val="en-US"/>
+        </w:rPr>
+        <w:t>disposiziuns</w:t>
+      </w:r>
+      <w:proofErr w:type="spellEnd"/>
+      <w:r>
+        <w:rPr>
+          <w:rFonts w:cs="Arial"/>
+          <w:lang w:val="en-US"/>
+        </w:rPr>
+        <w:t xml:space="preserve"> </w:t>
+      </w:r>
+      <w:proofErr w:type="spellStart"/>
+      <w:r>
+        <w:rPr>
+          <w:rFonts w:cs="Arial"/>
+          <w:lang w:val="en-US"/>
+        </w:rPr>
+        <w:t>che</w:t>
+      </w:r>
+      <w:proofErr w:type="spellEnd"/>
+      <w:r>
+        <w:rPr>
+          <w:rFonts w:cs="Arial"/>
+          <w:lang w:val="en-US"/>
+        </w:rPr>
+        <w:t xml:space="preserve"> </w:t>
+      </w:r>
+      <w:proofErr w:type="spellStart"/>
+      <w:r>
+        <w:rPr>
+          <w:rFonts w:cs="Arial"/>
+          <w:lang w:val="en-US"/>
+        </w:rPr>
+        <w:t>valan</w:t>
+      </w:r>
+      <w:proofErr w:type="spellEnd"/>
+      <w:r>
+        <w:rPr>
+          <w:rFonts w:cs="Arial"/>
+          <w:lang w:val="en-US"/>
+        </w:rPr>
+        <w:t xml:space="preserve"> </w:t>
+      </w:r>
+      <w:proofErr w:type="spellStart"/>
+      <w:r>
+        <w:rPr>
+          <w:rFonts w:cs="Arial"/>
+          <w:lang w:val="en-US"/>
+        </w:rPr>
+        <w:t>en</w:t>
+      </w:r>
+      <w:proofErr w:type="spellEnd"/>
+      <w:r>
+        <w:rPr>
+          <w:rFonts w:cs="Arial"/>
+          <w:lang w:val="en-US"/>
+        </w:rPr>
+        <w:t xml:space="preserve"> </w:t>
+      </w:r>
+      <w:proofErr w:type="spellStart"/>
+      <w:r>
+        <w:rPr>
+          <w:rFonts w:cs="Arial"/>
+          <w:lang w:val="en-US"/>
+        </w:rPr>
+        <w:t>chaussa</w:t>
+      </w:r>
+      <w:proofErr w:type="spellEnd"/>
+      <w:r>
+        <w:rPr>
+          <w:rFonts w:cs="Arial"/>
+          <w:lang w:val="en-US"/>
+        </w:rPr>
+        <w:t>.</w:t>
       </w:r>
     </w:p>
     <w:p>
@@ -1278,8 +3099,295 @@
           <w:rFonts w:cs="Arial"/>
           <w:lang w:val="it-CH"/>
         </w:rPr>
-        <w:lastRenderedPageBreak/>
-        <w:t xml:space="preserve">Las indicaziuns davart Vossa persuna èn vegnidas integradas en la banca da datas correspundenta. La banca da datas vegn rendida accessibla a la publicitad tras la Chanzlia federala sut </w:t>
+        <w:t xml:space="preserve">Las </w:t>
+      </w:r>
+      <w:proofErr w:type="spellStart"/>
+      <w:r>
+        <w:rPr>
+          <w:rFonts w:cs="Arial"/>
+          <w:lang w:val="it-CH"/>
+        </w:rPr>
+        <w:t>indicaziuns</w:t>
+      </w:r>
+      <w:proofErr w:type="spellEnd"/>
+      <w:r>
+        <w:rPr>
+          <w:rFonts w:cs="Arial"/>
+          <w:lang w:val="it-CH"/>
+        </w:rPr>
+        <w:t xml:space="preserve"> </w:t>
+      </w:r>
+      <w:proofErr w:type="spellStart"/>
+      <w:r>
+        <w:rPr>
+          <w:rFonts w:cs="Arial"/>
+          <w:lang w:val="it-CH"/>
+        </w:rPr>
+        <w:t>davart</w:t>
+      </w:r>
+      <w:proofErr w:type="spellEnd"/>
+      <w:r>
+        <w:rPr>
+          <w:rFonts w:cs="Arial"/>
+          <w:lang w:val="it-CH"/>
+        </w:rPr>
+        <w:t xml:space="preserve"> </w:t>
+      </w:r>
+      <w:proofErr w:type="spellStart"/>
+      <w:r>
+        <w:rPr>
+          <w:rFonts w:cs="Arial"/>
+          <w:lang w:val="it-CH"/>
+        </w:rPr>
+        <w:t>Vossa</w:t>
+      </w:r>
+      <w:proofErr w:type="spellEnd"/>
+      <w:r>
+        <w:rPr>
+          <w:rFonts w:cs="Arial"/>
+          <w:lang w:val="it-CH"/>
+        </w:rPr>
+        <w:t xml:space="preserve"> </w:t>
+      </w:r>
+      <w:proofErr w:type="spellStart"/>
+      <w:r>
+        <w:rPr>
+          <w:rFonts w:cs="Arial"/>
+          <w:lang w:val="it-CH"/>
+        </w:rPr>
+        <w:t>persuna</w:t>
+      </w:r>
+      <w:proofErr w:type="spellEnd"/>
+      <w:r>
+        <w:rPr>
+          <w:rFonts w:cs="Arial"/>
+          <w:lang w:val="it-CH"/>
+        </w:rPr>
+        <w:t xml:space="preserve"> </w:t>
+      </w:r>
+      <w:proofErr w:type="spellStart"/>
+      <w:r>
+        <w:rPr>
+          <w:rFonts w:cs="Arial"/>
+          <w:lang w:val="it-CH"/>
+        </w:rPr>
+        <w:t>èn</w:t>
+      </w:r>
+      <w:proofErr w:type="spellEnd"/>
+      <w:r>
+        <w:rPr>
+          <w:rFonts w:cs="Arial"/>
+          <w:lang w:val="it-CH"/>
+        </w:rPr>
+        <w:t xml:space="preserve"> </w:t>
+      </w:r>
+      <w:proofErr w:type="spellStart"/>
+      <w:r>
+        <w:rPr>
+          <w:rFonts w:cs="Arial"/>
+          <w:lang w:val="it-CH"/>
+        </w:rPr>
+        <w:t>vegnidas</w:t>
+      </w:r>
+      <w:proofErr w:type="spellEnd"/>
+      <w:r>
+        <w:rPr>
+          <w:rFonts w:cs="Arial"/>
+          <w:lang w:val="it-CH"/>
+        </w:rPr>
+        <w:t xml:space="preserve"> </w:t>
+      </w:r>
+      <w:proofErr w:type="spellStart"/>
+      <w:r>
+        <w:rPr>
+          <w:rFonts w:cs="Arial"/>
+          <w:lang w:val="it-CH"/>
+        </w:rPr>
+        <w:t>integradas</w:t>
+      </w:r>
+      <w:proofErr w:type="spellEnd"/>
+      <w:r>
+        <w:rPr>
+          <w:rFonts w:cs="Arial"/>
+          <w:lang w:val="it-CH"/>
+        </w:rPr>
+        <w:t xml:space="preserve"> en la banca da </w:t>
+      </w:r>
+      <w:proofErr w:type="spellStart"/>
+      <w:r>
+        <w:rPr>
+          <w:rFonts w:cs="Arial"/>
+          <w:lang w:val="it-CH"/>
+        </w:rPr>
+        <w:t>datas</w:t>
+      </w:r>
+      <w:proofErr w:type="spellEnd"/>
+      <w:r>
+        <w:rPr>
+          <w:rFonts w:cs="Arial"/>
+          <w:lang w:val="it-CH"/>
+        </w:rPr>
+        <w:t xml:space="preserve"> </w:t>
+      </w:r>
+      <w:proofErr w:type="spellStart"/>
+      <w:r>
+        <w:rPr>
+          <w:rFonts w:cs="Arial"/>
+          <w:lang w:val="it-CH"/>
+        </w:rPr>
+        <w:t>correspundenta</w:t>
+      </w:r>
+      <w:proofErr w:type="spellEnd"/>
+      <w:r>
+        <w:rPr>
+          <w:rFonts w:cs="Arial"/>
+          <w:lang w:val="it-CH"/>
+        </w:rPr>
+        <w:t xml:space="preserve">. La banca da </w:t>
+      </w:r>
+      <w:proofErr w:type="spellStart"/>
+      <w:r>
+        <w:rPr>
+          <w:rFonts w:cs="Arial"/>
+          <w:lang w:val="it-CH"/>
+        </w:rPr>
+        <w:t>datas</w:t>
+      </w:r>
+      <w:proofErr w:type="spellEnd"/>
+      <w:r>
+        <w:rPr>
+          <w:rFonts w:cs="Arial"/>
+          <w:lang w:val="it-CH"/>
+        </w:rPr>
+        <w:t xml:space="preserve"> </w:t>
+      </w:r>
+      <w:proofErr w:type="spellStart"/>
+      <w:r>
+        <w:rPr>
+          <w:rFonts w:cs="Arial"/>
+          <w:lang w:val="it-CH"/>
+        </w:rPr>
+        <w:t>vegn</w:t>
+      </w:r>
+      <w:proofErr w:type="spellEnd"/>
+      <w:r>
+        <w:rPr>
+          <w:rFonts w:cs="Arial"/>
+          <w:lang w:val="it-CH"/>
+        </w:rPr>
+        <w:t xml:space="preserve"> </w:t>
+      </w:r>
+      <w:proofErr w:type="spellStart"/>
+      <w:r>
+        <w:rPr>
+          <w:rFonts w:cs="Arial"/>
+          <w:lang w:val="it-CH"/>
+        </w:rPr>
+        <w:t>rendida</w:t>
+      </w:r>
+      <w:proofErr w:type="spellEnd"/>
+      <w:r>
+        <w:rPr>
+          <w:rFonts w:cs="Arial"/>
+          <w:lang w:val="it-CH"/>
+        </w:rPr>
+        <w:t xml:space="preserve"> </w:t>
+      </w:r>
+      <w:proofErr w:type="spellStart"/>
+      <w:r>
+        <w:rPr>
+          <w:rFonts w:cs="Arial"/>
+          <w:lang w:val="it-CH"/>
+        </w:rPr>
+        <w:t>accessibla</w:t>
+      </w:r>
+      <w:proofErr w:type="spellEnd"/>
+      <w:r>
+        <w:rPr>
+          <w:rFonts w:cs="Arial"/>
+          <w:lang w:val="it-CH"/>
+        </w:rPr>
+        <w:t xml:space="preserve"> </w:t>
+      </w:r>
+      <w:proofErr w:type="gramStart"/>
+      <w:r>
+        <w:rPr>
+          <w:rFonts w:cs="Arial"/>
+          <w:lang w:val="it-CH"/>
+        </w:rPr>
+        <w:t>a la</w:t>
+      </w:r>
+      <w:proofErr w:type="gramEnd"/>
+      <w:r>
+        <w:rPr>
+          <w:rFonts w:cs="Arial"/>
+          <w:lang w:val="it-CH"/>
+        </w:rPr>
+        <w:t xml:space="preserve"> </w:t>
+      </w:r>
+      <w:proofErr w:type="spellStart"/>
+      <w:r>
+        <w:rPr>
+          <w:rFonts w:cs="Arial"/>
+          <w:lang w:val="it-CH"/>
+        </w:rPr>
+        <w:t>publicitad</w:t>
+      </w:r>
+      <w:proofErr w:type="spellEnd"/>
+      <w:r>
+        <w:rPr>
+          <w:rFonts w:cs="Arial"/>
+          <w:lang w:val="it-CH"/>
+        </w:rPr>
+        <w:t xml:space="preserve"> </w:t>
+      </w:r>
+      <w:proofErr w:type="spellStart"/>
+      <w:r>
+        <w:rPr>
+          <w:rFonts w:cs="Arial"/>
+          <w:lang w:val="it-CH"/>
+        </w:rPr>
+        <w:t>tras</w:t>
+      </w:r>
+      <w:proofErr w:type="spellEnd"/>
+      <w:r>
+        <w:rPr>
+          <w:rFonts w:cs="Arial"/>
+          <w:lang w:val="it-CH"/>
+        </w:rPr>
+        <w:t xml:space="preserve"> la </w:t>
+      </w:r>
+      <w:proofErr w:type="spellStart"/>
+      <w:r>
+        <w:rPr>
+          <w:rFonts w:cs="Arial"/>
+          <w:lang w:val="it-CH"/>
+        </w:rPr>
+        <w:t>Chanzlia</w:t>
+      </w:r>
+      <w:proofErr w:type="spellEnd"/>
+      <w:r>
+        <w:rPr>
+          <w:rFonts w:cs="Arial"/>
+          <w:lang w:val="it-CH"/>
+        </w:rPr>
+        <w:t xml:space="preserve"> federala </w:t>
+      </w:r>
+      <w:proofErr w:type="spellStart"/>
+      <w:r>
+        <w:rPr>
+          <w:rFonts w:cs="Arial"/>
+          <w:lang w:val="it-CH"/>
+        </w:rPr>
+        <w:t>sut</w:t>
+      </w:r>
+      <w:proofErr w:type="spellEnd"/>
+      <w:r>
+        <w:rPr>
+          <w:rFonts w:cs="Arial"/>
+          <w:lang w:val="it-CH"/>
+        </w:rPr>
+        <w:t xml:space="preserve"> </w:t>
       </w:r>
       <w:hyperlink r:id="rId9" w:history="1">
         <w:r>
@@ -1307,15 +3415,9 @@
           <w:iCs/>
           <w:lang w:val="it-CH"/>
         </w:rPr>
-        <w:t>&gt; Bundesverwaltung &gt; Ausserparlamentarische Kommissionen</w:t>
-      </w:r>
-      <w:r>
-        <w:rPr>
-          <w:rFonts w:cs="Arial"/>
-          <w:lang w:val="it-CH"/>
-        </w:rPr>
-        <w:t xml:space="preserve"> per garantir la transparenza necessaria davart la cumposiziun da las cumissiuns (art. 8</w:t>
-      </w:r>
+        <w:t xml:space="preserve">&gt; </w:t>
+      </w:r>
+      <w:proofErr w:type="spellStart"/>
       <w:r>
         <w:rPr>
           <w:rFonts w:cs="Arial"/>
@@ -1323,6 +3425,143 @@
           <w:iCs/>
           <w:lang w:val="it-CH"/>
         </w:rPr>
+        <w:t>Bundesverwaltung</w:t>
+      </w:r>
+      <w:proofErr w:type="spellEnd"/>
+      <w:r>
+        <w:rPr>
+          <w:rFonts w:cs="Arial"/>
+          <w:i/>
+          <w:iCs/>
+          <w:lang w:val="it-CH"/>
+        </w:rPr>
+        <w:t xml:space="preserve"> &gt; </w:t>
+      </w:r>
+      <w:proofErr w:type="spellStart"/>
+      <w:r>
+        <w:rPr>
+          <w:rFonts w:cs="Arial"/>
+          <w:i/>
+          <w:iCs/>
+          <w:lang w:val="it-CH"/>
+        </w:rPr>
+        <w:t>Ausserparlamentarische</w:t>
+      </w:r>
+      <w:proofErr w:type="spellEnd"/>
+      <w:r>
+        <w:rPr>
+          <w:rFonts w:cs="Arial"/>
+          <w:i/>
+          <w:iCs/>
+          <w:lang w:val="it-CH"/>
+        </w:rPr>
+        <w:t xml:space="preserve"> </w:t>
+      </w:r>
+      <w:proofErr w:type="spellStart"/>
+      <w:r>
+        <w:rPr>
+          <w:rFonts w:cs="Arial"/>
+          <w:i/>
+          <w:iCs/>
+          <w:lang w:val="it-CH"/>
+        </w:rPr>
+        <w:t>Kommissionen</w:t>
+      </w:r>
+      <w:proofErr w:type="spellEnd"/>
+      <w:r>
+        <w:rPr>
+          <w:rFonts w:cs="Arial"/>
+          <w:lang w:val="it-CH"/>
+        </w:rPr>
+        <w:t xml:space="preserve"> per garantir la </w:t>
+      </w:r>
+      <w:proofErr w:type="spellStart"/>
+      <w:r>
+        <w:rPr>
+          <w:rFonts w:cs="Arial"/>
+          <w:lang w:val="it-CH"/>
+        </w:rPr>
+        <w:t>transparenza</w:t>
+      </w:r>
+      <w:proofErr w:type="spellEnd"/>
+      <w:r>
+        <w:rPr>
+          <w:rFonts w:cs="Arial"/>
+          <w:lang w:val="it-CH"/>
+        </w:rPr>
+        <w:t xml:space="preserve"> necessaria </w:t>
+      </w:r>
+      <w:proofErr w:type="spellStart"/>
+      <w:r>
+        <w:rPr>
+          <w:rFonts w:cs="Arial"/>
+          <w:lang w:val="it-CH"/>
+        </w:rPr>
+        <w:t>davart</w:t>
+      </w:r>
+      <w:proofErr w:type="spellEnd"/>
+      <w:r>
+        <w:rPr>
+          <w:rFonts w:cs="Arial"/>
+          <w:lang w:val="it-CH"/>
+        </w:rPr>
+        <w:t xml:space="preserve"> la </w:t>
+      </w:r>
+      <w:proofErr w:type="spellStart"/>
+      <w:r>
+        <w:rPr>
+          <w:rFonts w:cs="Arial"/>
+          <w:lang w:val="it-CH"/>
+        </w:rPr>
+        <w:t>cumposiziun</w:t>
+      </w:r>
+      <w:proofErr w:type="spellEnd"/>
+      <w:r>
+        <w:rPr>
+          <w:rFonts w:cs="Arial"/>
+          <w:lang w:val="it-CH"/>
+        </w:rPr>
+        <w:t xml:space="preserve"> da </w:t>
+      </w:r>
+      <w:proofErr w:type="spellStart"/>
+      <w:r>
+        <w:rPr>
+          <w:rFonts w:cs="Arial"/>
+          <w:lang w:val="it-CH"/>
+        </w:rPr>
+        <w:t>las</w:t>
+      </w:r>
+      <w:proofErr w:type="spellEnd"/>
+      <w:r>
+        <w:rPr>
+          <w:rFonts w:cs="Arial"/>
+          <w:lang w:val="it-CH"/>
+        </w:rPr>
+        <w:t xml:space="preserve"> </w:t>
+      </w:r>
+      <w:proofErr w:type="spellStart"/>
+      <w:r>
+        <w:rPr>
+          <w:rFonts w:cs="Arial"/>
+          <w:lang w:val="it-CH"/>
+        </w:rPr>
+        <w:t>cumissiuns</w:t>
+      </w:r>
+      <w:proofErr w:type="spellEnd"/>
+      <w:r>
+        <w:rPr>
+          <w:rFonts w:cs="Arial"/>
+          <w:lang w:val="it-CH"/>
+        </w:rPr>
+        <w:t xml:space="preserve"> (art. 8</w:t>
+      </w:r>
+      <w:r>
+        <w:rPr>
+          <w:rFonts w:cs="Arial"/>
+          <w:i/>
+          <w:iCs/>
+          <w:lang w:val="it-CH"/>
+        </w:rPr>
         <w:t>k</w:t>
       </w:r>
       <w:r>
@@ -1330,7 +3569,112 @@
           <w:rFonts w:cs="Arial"/>
           <w:lang w:val="it-CH"/>
         </w:rPr>
-        <w:t xml:space="preserve"> Ordinaziun davart l'organisaziun da la Regenza e da l'administraziun; CS 172.010.1).</w:t>
+        <w:t xml:space="preserve"> </w:t>
+      </w:r>
+      <w:proofErr w:type="spellStart"/>
+      <w:r>
+        <w:rPr>
+          <w:rFonts w:cs="Arial"/>
+          <w:lang w:val="it-CH"/>
+        </w:rPr>
+        <w:t>Ordinaziun</w:t>
+      </w:r>
+      <w:proofErr w:type="spellEnd"/>
+      <w:r>
+        <w:rPr>
+          <w:rFonts w:cs="Arial"/>
+          <w:lang w:val="it-CH"/>
+        </w:rPr>
+        <w:t xml:space="preserve"> </w:t>
+      </w:r>
+      <w:proofErr w:type="spellStart"/>
+      <w:r>
+        <w:rPr>
+          <w:rFonts w:cs="Arial"/>
+          <w:lang w:val="it-CH"/>
+        </w:rPr>
+        <w:t>davart</w:t>
+      </w:r>
+      <w:proofErr w:type="spellEnd"/>
+      <w:r>
+        <w:rPr>
+          <w:rFonts w:cs="Arial"/>
+          <w:lang w:val="it-CH"/>
+        </w:rPr>
+        <w:t xml:space="preserve"> l'</w:t>
+      </w:r>
+      <w:proofErr w:type="spellStart"/>
+      <w:r>
+        <w:rPr>
+          <w:rFonts w:cs="Arial"/>
+          <w:lang w:val="it-CH"/>
+        </w:rPr>
+        <w:t>organisaziun</w:t>
+      </w:r>
+      <w:proofErr w:type="spellEnd"/>
+      <w:r>
+        <w:rPr>
+          <w:rFonts w:cs="Arial"/>
+          <w:lang w:val="it-CH"/>
+        </w:rPr>
+        <w:t xml:space="preserve"> </w:t>
+      </w:r>
+      <w:proofErr w:type="spellStart"/>
+      <w:proofErr w:type="gramStart"/>
+      <w:r>
+        <w:rPr>
+          <w:rFonts w:cs="Arial"/>
+          <w:lang w:val="it-CH"/>
+        </w:rPr>
+        <w:t>da</w:t>
+      </w:r>
+      <w:proofErr w:type="spellEnd"/>
+      <w:r>
+        <w:rPr>
+          <w:rFonts w:cs="Arial"/>
+          <w:lang w:val="it-CH"/>
+        </w:rPr>
+        <w:t xml:space="preserve"> la</w:t>
+      </w:r>
+      <w:proofErr w:type="gramEnd"/>
+      <w:r>
+        <w:rPr>
+          <w:rFonts w:cs="Arial"/>
+          <w:lang w:val="it-CH"/>
+        </w:rPr>
+        <w:t xml:space="preserve"> </w:t>
+      </w:r>
+      <w:proofErr w:type="spellStart"/>
+      <w:r>
+        <w:rPr>
+          <w:rFonts w:cs="Arial"/>
+          <w:lang w:val="it-CH"/>
+        </w:rPr>
+        <w:t>Regenza</w:t>
+      </w:r>
+      <w:proofErr w:type="spellEnd"/>
+      <w:r>
+        <w:rPr>
+          <w:rFonts w:cs="Arial"/>
+          <w:lang w:val="it-CH"/>
+        </w:rPr>
+        <w:t xml:space="preserve"> e da l'</w:t>
+      </w:r>
+      <w:proofErr w:type="spellStart"/>
+      <w:r>
+        <w:rPr>
+          <w:rFonts w:cs="Arial"/>
+          <w:lang w:val="it-CH"/>
+        </w:rPr>
+        <w:t>administraziun</w:t>
+      </w:r>
+      <w:proofErr w:type="spellEnd"/>
+      <w:r>
+        <w:rPr>
+          <w:rFonts w:cs="Arial"/>
+          <w:lang w:val="it-CH"/>
+        </w:rPr>
+        <w:t>; CS 172.010.1).</w:t>
       </w:r>
     </w:p>
     <w:p>
@@ -1353,7 +3697,199 @@
           <w:rFonts w:cs="Arial"/>
           <w:lang w:val="it-CH"/>
         </w:rPr>
-        <w:t>En il num dal Cussegl federal As gratulesch jau a questa elecziun ed As giavisch bler success e blera satisfacziun en Voss uffizi.</w:t>
+        <w:t xml:space="preserve">En il </w:t>
+      </w:r>
+      <w:proofErr w:type="spellStart"/>
+      <w:r>
+        <w:rPr>
+          <w:rFonts w:cs="Arial"/>
+          <w:lang w:val="it-CH"/>
+        </w:rPr>
+        <w:t>num</w:t>
+      </w:r>
+      <w:proofErr w:type="spellEnd"/>
+      <w:r>
+        <w:rPr>
+          <w:rFonts w:cs="Arial"/>
+          <w:lang w:val="it-CH"/>
+        </w:rPr>
+        <w:t xml:space="preserve"> dal </w:t>
+      </w:r>
+      <w:proofErr w:type="spellStart"/>
+      <w:r>
+        <w:rPr>
+          <w:rFonts w:cs="Arial"/>
+          <w:lang w:val="it-CH"/>
+        </w:rPr>
+        <w:t>Cussegl</w:t>
+      </w:r>
+      <w:proofErr w:type="spellEnd"/>
+      <w:r>
+        <w:rPr>
+          <w:rFonts w:cs="Arial"/>
+          <w:lang w:val="it-CH"/>
+        </w:rPr>
+        <w:t xml:space="preserve"> </w:t>
+      </w:r>
+      <w:proofErr w:type="spellStart"/>
+      <w:r>
+        <w:rPr>
+          <w:rFonts w:cs="Arial"/>
+          <w:lang w:val="it-CH"/>
+        </w:rPr>
+        <w:t>federal</w:t>
+      </w:r>
+      <w:proofErr w:type="spellEnd"/>
+      <w:r>
+        <w:rPr>
+          <w:rFonts w:cs="Arial"/>
+          <w:lang w:val="it-CH"/>
+        </w:rPr>
+        <w:t xml:space="preserve"> </w:t>
+      </w:r>
+      <w:proofErr w:type="spellStart"/>
+      <w:r>
+        <w:rPr>
+          <w:rFonts w:cs="Arial"/>
+          <w:lang w:val="it-CH"/>
+        </w:rPr>
+        <w:t>As</w:t>
+      </w:r>
+      <w:proofErr w:type="spellEnd"/>
+      <w:r>
+        <w:rPr>
+          <w:rFonts w:cs="Arial"/>
+          <w:lang w:val="it-CH"/>
+        </w:rPr>
+        <w:t xml:space="preserve"> </w:t>
+      </w:r>
+      <w:proofErr w:type="spellStart"/>
+      <w:r>
+        <w:rPr>
+          <w:rFonts w:cs="Arial"/>
+          <w:lang w:val="it-CH"/>
+        </w:rPr>
+        <w:t>gratulesch</w:t>
+      </w:r>
+      <w:proofErr w:type="spellEnd"/>
+      <w:r>
+        <w:rPr>
+          <w:rFonts w:cs="Arial"/>
+          <w:lang w:val="it-CH"/>
+        </w:rPr>
+        <w:t xml:space="preserve"> </w:t>
+      </w:r>
+      <w:proofErr w:type="spellStart"/>
+      <w:r>
+        <w:rPr>
+          <w:rFonts w:cs="Arial"/>
+          <w:lang w:val="it-CH"/>
+        </w:rPr>
+        <w:t>jau</w:t>
+      </w:r>
+      <w:proofErr w:type="spellEnd"/>
+      <w:r>
+        <w:rPr>
+          <w:rFonts w:cs="Arial"/>
+          <w:lang w:val="it-CH"/>
+        </w:rPr>
+        <w:t xml:space="preserve"> a questa </w:t>
+      </w:r>
+      <w:proofErr w:type="spellStart"/>
+      <w:r>
+        <w:rPr>
+          <w:rFonts w:cs="Arial"/>
+          <w:lang w:val="it-CH"/>
+        </w:rPr>
+        <w:t>elecziun</w:t>
+      </w:r>
+      <w:proofErr w:type="spellEnd"/>
+      <w:r>
+        <w:rPr>
+          <w:rFonts w:cs="Arial"/>
+          <w:lang w:val="it-CH"/>
+        </w:rPr>
+        <w:t xml:space="preserve"> ed </w:t>
+      </w:r>
+      <w:proofErr w:type="spellStart"/>
+      <w:r>
+        <w:rPr>
+          <w:rFonts w:cs="Arial"/>
+          <w:lang w:val="it-CH"/>
+        </w:rPr>
+        <w:t>As</w:t>
+      </w:r>
+      <w:proofErr w:type="spellEnd"/>
+      <w:r>
+        <w:rPr>
+          <w:rFonts w:cs="Arial"/>
+          <w:lang w:val="it-CH"/>
+        </w:rPr>
+        <w:t xml:space="preserve"> </w:t>
+      </w:r>
+      <w:proofErr w:type="spellStart"/>
+      <w:r>
+        <w:rPr>
+          <w:rFonts w:cs="Arial"/>
+          <w:lang w:val="it-CH"/>
+        </w:rPr>
+        <w:t>giavisch</w:t>
+      </w:r>
+      <w:proofErr w:type="spellEnd"/>
+      <w:r>
+        <w:rPr>
+          <w:rFonts w:cs="Arial"/>
+          <w:lang w:val="it-CH"/>
+        </w:rPr>
+        <w:t xml:space="preserve"> </w:t>
+      </w:r>
+      <w:proofErr w:type="spellStart"/>
+      <w:r>
+        <w:rPr>
+          <w:rFonts w:cs="Arial"/>
+          <w:lang w:val="it-CH"/>
+        </w:rPr>
+        <w:t>bler</w:t>
+      </w:r>
+      <w:proofErr w:type="spellEnd"/>
+      <w:r>
+        <w:rPr>
+          <w:rFonts w:cs="Arial"/>
+          <w:lang w:val="it-CH"/>
+        </w:rPr>
+        <w:t xml:space="preserve"> success e </w:t>
+      </w:r>
+      <w:proofErr w:type="spellStart"/>
+      <w:r>
+        <w:rPr>
+          <w:rFonts w:cs="Arial"/>
+          <w:lang w:val="it-CH"/>
+        </w:rPr>
+        <w:t>blera</w:t>
+      </w:r>
+      <w:proofErr w:type="spellEnd"/>
+      <w:r>
+        <w:rPr>
+          <w:rFonts w:cs="Arial"/>
+          <w:lang w:val="it-CH"/>
+        </w:rPr>
+        <w:t xml:space="preserve"> </w:t>
+      </w:r>
+      <w:proofErr w:type="spellStart"/>
+      <w:r>
+        <w:rPr>
+          <w:rFonts w:cs="Arial"/>
+          <w:lang w:val="it-CH"/>
+        </w:rPr>
+        <w:t>satisfacziun</w:t>
+      </w:r>
+      <w:proofErr w:type="spellEnd"/>
+      <w:r>
+        <w:rPr>
+          <w:rFonts w:cs="Arial"/>
+          <w:lang w:val="it-CH"/>
+        </w:rPr>
+        <w:t xml:space="preserve"> en Voss uffizi.</w:t>
       </w:r>
     </w:p>
     <w:p>
@@ -1385,7 +3921,47 @@
           <w:highlight w:val="yellow"/>
           <w:lang w:val="en-US"/>
         </w:rPr>
-        <w:t>&lt;&lt;if [member.formLetterType == 1 &amp;&amp; member.selfOrganized == false]&gt;&gt;</w:t>
+        <w:t>&lt;&lt;if [</w:t>
+      </w:r>
+      <w:proofErr w:type="spellStart"/>
+      <w:proofErr w:type="gramStart"/>
+      <w:r>
+        <w:rPr>
+          <w:rFonts w:cs="Arial"/>
+          <w:highlight w:val="yellow"/>
+          <w:lang w:val="en-US"/>
+        </w:rPr>
+        <w:t>member.formLetterType</w:t>
+      </w:r>
+      <w:proofErr w:type="spellEnd"/>
+      <w:proofErr w:type="gramEnd"/>
+      <w:r>
+        <w:rPr>
+          <w:rFonts w:cs="Arial"/>
+          <w:highlight w:val="yellow"/>
+          <w:lang w:val="en-US"/>
+        </w:rPr>
+        <w:t xml:space="preserve"> == 1 &amp;&amp; </w:t>
+      </w:r>
+      <w:proofErr w:type="spellStart"/>
+      <w:proofErr w:type="gramStart"/>
+      <w:r>
+        <w:rPr>
+          <w:rFonts w:cs="Arial"/>
+          <w:highlight w:val="yellow"/>
+          <w:lang w:val="en-US"/>
+        </w:rPr>
+        <w:t>member.selfOrganized</w:t>
+      </w:r>
+      <w:proofErr w:type="spellEnd"/>
+      <w:proofErr w:type="gramEnd"/>
+      <w:r>
+        <w:rPr>
+          <w:rFonts w:cs="Arial"/>
+          <w:highlight w:val="yellow"/>
+          <w:lang w:val="en-US"/>
+        </w:rPr>
+        <w:t xml:space="preserve"> == false]&gt;&gt;</w:t>
       </w:r>
     </w:p>
     <w:p>
@@ -1400,7 +3976,39 @@
           <w:rFonts w:cs="Arial"/>
           <w:lang w:val="en-US"/>
         </w:rPr>
-        <w:t xml:space="preserve">El ha confermà Vus sco </w:t>
+        <w:t xml:space="preserve">El ha </w:t>
+      </w:r>
+      <w:proofErr w:type="spellStart"/>
+      <w:r>
+        <w:rPr>
+          <w:rFonts w:cs="Arial"/>
+          <w:lang w:val="en-US"/>
+        </w:rPr>
+        <w:t>confermà</w:t>
+      </w:r>
+      <w:proofErr w:type="spellEnd"/>
+      <w:r>
+        <w:rPr>
+          <w:rFonts w:cs="Arial"/>
+          <w:lang w:val="en-US"/>
+        </w:rPr>
+        <w:t xml:space="preserve"> Vus </w:t>
+      </w:r>
+      <w:proofErr w:type="spellStart"/>
+      <w:r>
+        <w:rPr>
+          <w:rFonts w:cs="Arial"/>
+          <w:lang w:val="en-US"/>
+        </w:rPr>
+        <w:t>sco</w:t>
+      </w:r>
+      <w:proofErr w:type="spellEnd"/>
+      <w:r>
+        <w:rPr>
+          <w:rFonts w:cs="Arial"/>
+          <w:lang w:val="en-US"/>
+        </w:rPr>
+        <w:t xml:space="preserve"> </w:t>
       </w:r>
       <w:r>
         <w:rPr>
@@ -1409,8 +4017,10 @@
           <w:bCs/>
           <w:lang w:val="en-US"/>
         </w:rPr>
-        <w:t>&lt;&lt;[member.function]</w:t>
-      </w:r>
+        <w:t>&lt;&lt;[</w:t>
+      </w:r>
+      <w:proofErr w:type="spellStart"/>
+      <w:proofErr w:type="gramStart"/>
       <w:r>
         <w:rPr>
           <w:rFonts w:cs="Arial"/>
@@ -1418,8 +4028,28 @@
           <w:bCs/>
           <w:lang w:val="en-US"/>
         </w:rPr>
+        <w:t>member.function</w:t>
+      </w:r>
+      <w:proofErr w:type="spellEnd"/>
+      <w:r>
+        <w:rPr>
+          <w:rFonts w:cs="Arial"/>
+          <w:b/>
+          <w:bCs/>
+          <w:lang w:val="en-US"/>
+        </w:rPr>
+        <w:t>]</w:t>
+      </w:r>
+      <w:r>
+        <w:rPr>
+          <w:rFonts w:cs="Arial"/>
+          <w:b/>
+          <w:bCs/>
+          <w:lang w:val="en-US"/>
+        </w:rPr>
         <w:t>:lower</w:t>
       </w:r>
+      <w:proofErr w:type="gramEnd"/>
       <w:r>
         <w:rPr>
           <w:rFonts w:cs="Arial"/>
@@ -1434,7 +4064,55 @@
           <w:rFonts w:cs="Arial"/>
           <w:lang w:val="en-US"/>
         </w:rPr>
-        <w:t xml:space="preserve"> en il suandant gremi:</w:t>
+        <w:t xml:space="preserve"> </w:t>
+      </w:r>
+      <w:proofErr w:type="spellStart"/>
+      <w:r>
+        <w:rPr>
+          <w:rFonts w:cs="Arial"/>
+          <w:lang w:val="en-US"/>
+        </w:rPr>
+        <w:t>en</w:t>
+      </w:r>
+      <w:proofErr w:type="spellEnd"/>
+      <w:r>
+        <w:rPr>
+          <w:rFonts w:cs="Arial"/>
+          <w:lang w:val="en-US"/>
+        </w:rPr>
+        <w:t xml:space="preserve"> il </w:t>
+      </w:r>
+      <w:proofErr w:type="spellStart"/>
+      <w:r>
+        <w:rPr>
+          <w:rFonts w:cs="Arial"/>
+          <w:lang w:val="en-US"/>
+        </w:rPr>
+        <w:t>suandant</w:t>
+      </w:r>
+      <w:proofErr w:type="spellEnd"/>
+      <w:r>
+        <w:rPr>
+          <w:rFonts w:cs="Arial"/>
+          <w:lang w:val="en-US"/>
+        </w:rPr>
+        <w:t xml:space="preserve"> </w:t>
+      </w:r>
+      <w:proofErr w:type="spellStart"/>
+      <w:r>
+        <w:rPr>
+          <w:rFonts w:cs="Arial"/>
+          <w:lang w:val="en-US"/>
+        </w:rPr>
+        <w:t>gremi</w:t>
+      </w:r>
+      <w:proofErr w:type="spellEnd"/>
+      <w:r>
+        <w:rPr>
+          <w:rFonts w:cs="Arial"/>
+          <w:lang w:val="en-US"/>
+        </w:rPr>
+        <w:t>:</w:t>
       </w:r>
     </w:p>
     <w:p>
@@ -1463,7 +4141,29 @@
           <w:bCs/>
           <w:lang w:val="en-US"/>
         </w:rPr>
-        <w:t>&lt;&lt;[member.committeeName]&gt;&gt;</w:t>
+        <w:t>&lt;&lt;[</w:t>
+      </w:r>
+      <w:proofErr w:type="spellStart"/>
+      <w:proofErr w:type="gramStart"/>
+      <w:r>
+        <w:rPr>
+          <w:rFonts w:cs="Arial"/>
+          <w:b/>
+          <w:bCs/>
+          <w:lang w:val="en-US"/>
+        </w:rPr>
+        <w:t>member.committeeName</w:t>
+      </w:r>
+      <w:proofErr w:type="spellEnd"/>
+      <w:proofErr w:type="gramEnd"/>
+      <w:r>
+        <w:rPr>
+          <w:rFonts w:cs="Arial"/>
+          <w:b/>
+          <w:bCs/>
+          <w:lang w:val="en-US"/>
+        </w:rPr>
+        <w:t>]&gt;&gt;</w:t>
       </w:r>
     </w:p>
     <w:p>
@@ -1510,7 +4210,47 @@
           <w:highlight w:val="yellow"/>
           <w:lang w:val="en-US"/>
         </w:rPr>
-        <w:t>&lt;&lt;if [member.formLetterType == 1 &amp;&amp; member.selfOrganized == true]&gt;&gt;</w:t>
+        <w:t>&lt;&lt;if [</w:t>
+      </w:r>
+      <w:proofErr w:type="spellStart"/>
+      <w:proofErr w:type="gramStart"/>
+      <w:r>
+        <w:rPr>
+          <w:rFonts w:cs="Arial"/>
+          <w:highlight w:val="yellow"/>
+          <w:lang w:val="en-US"/>
+        </w:rPr>
+        <w:t>member.formLetterType</w:t>
+      </w:r>
+      <w:proofErr w:type="spellEnd"/>
+      <w:proofErr w:type="gramEnd"/>
+      <w:r>
+        <w:rPr>
+          <w:rFonts w:cs="Arial"/>
+          <w:highlight w:val="yellow"/>
+          <w:lang w:val="en-US"/>
+        </w:rPr>
+        <w:t xml:space="preserve"> == 1 &amp;&amp; </w:t>
+      </w:r>
+      <w:proofErr w:type="spellStart"/>
+      <w:proofErr w:type="gramStart"/>
+      <w:r>
+        <w:rPr>
+          <w:rFonts w:cs="Arial"/>
+          <w:highlight w:val="yellow"/>
+          <w:lang w:val="en-US"/>
+        </w:rPr>
+        <w:t>member.selfOrganized</w:t>
+      </w:r>
+      <w:proofErr w:type="spellEnd"/>
+      <w:proofErr w:type="gramEnd"/>
+      <w:r>
+        <w:rPr>
+          <w:rFonts w:cs="Arial"/>
+          <w:highlight w:val="yellow"/>
+          <w:lang w:val="en-US"/>
+        </w:rPr>
+        <w:t xml:space="preserve"> == true]&gt;&gt;</w:t>
       </w:r>
     </w:p>
     <w:p>
@@ -1525,7 +4265,71 @@
           <w:rFonts w:cs="Arial"/>
           <w:lang w:val="it-CH"/>
         </w:rPr>
-        <w:t>El ha confermà Vossa elecziun en il suandant gremi:</w:t>
+        <w:t xml:space="preserve">El ha </w:t>
+      </w:r>
+      <w:proofErr w:type="spellStart"/>
+      <w:r>
+        <w:rPr>
+          <w:rFonts w:cs="Arial"/>
+          <w:lang w:val="it-CH"/>
+        </w:rPr>
+        <w:t>confermà</w:t>
+      </w:r>
+      <w:proofErr w:type="spellEnd"/>
+      <w:r>
+        <w:rPr>
+          <w:rFonts w:cs="Arial"/>
+          <w:lang w:val="it-CH"/>
+        </w:rPr>
+        <w:t xml:space="preserve"> </w:t>
+      </w:r>
+      <w:proofErr w:type="spellStart"/>
+      <w:r>
+        <w:rPr>
+          <w:rFonts w:cs="Arial"/>
+          <w:lang w:val="it-CH"/>
+        </w:rPr>
+        <w:t>Vossa</w:t>
+      </w:r>
+      <w:proofErr w:type="spellEnd"/>
+      <w:r>
+        <w:rPr>
+          <w:rFonts w:cs="Arial"/>
+          <w:lang w:val="it-CH"/>
+        </w:rPr>
+        <w:t xml:space="preserve"> </w:t>
+      </w:r>
+      <w:proofErr w:type="spellStart"/>
+      <w:r>
+        <w:rPr>
+          <w:rFonts w:cs="Arial"/>
+          <w:lang w:val="it-CH"/>
+        </w:rPr>
+        <w:t>elecziun</w:t>
+      </w:r>
+      <w:proofErr w:type="spellEnd"/>
+      <w:r>
+        <w:rPr>
+          <w:rFonts w:cs="Arial"/>
+          <w:lang w:val="it-CH"/>
+        </w:rPr>
+        <w:t xml:space="preserve"> en il </w:t>
+      </w:r>
+      <w:proofErr w:type="spellStart"/>
+      <w:r>
+        <w:rPr>
+          <w:rFonts w:cs="Arial"/>
+          <w:lang w:val="it-CH"/>
+        </w:rPr>
+        <w:t>suandant</w:t>
+      </w:r>
+      <w:proofErr w:type="spellEnd"/>
+      <w:r>
+        <w:rPr>
+          <w:rFonts w:cs="Arial"/>
+          <w:lang w:val="it-CH"/>
+        </w:rPr>
+        <w:t xml:space="preserve"> gremi:</w:t>
       </w:r>
     </w:p>
     <w:p>
@@ -1552,7 +4356,29 @@
           <w:bCs/>
           <w:lang w:val="it-CH"/>
         </w:rPr>
-        <w:t>&lt;&lt;[member.committeeName]&gt;&gt;</w:t>
+        <w:t>&lt;&lt;[</w:t>
+      </w:r>
+      <w:proofErr w:type="spellStart"/>
+      <w:proofErr w:type="gramStart"/>
+      <w:r>
+        <w:rPr>
+          <w:rFonts w:cs="Arial"/>
+          <w:b/>
+          <w:bCs/>
+          <w:lang w:val="it-CH"/>
+        </w:rPr>
+        <w:t>member.committeeName</w:t>
+      </w:r>
+      <w:proofErr w:type="spellEnd"/>
+      <w:proofErr w:type="gramEnd"/>
+      <w:r>
+        <w:rPr>
+          <w:rFonts w:cs="Arial"/>
+          <w:b/>
+          <w:bCs/>
+          <w:lang w:val="it-CH"/>
+        </w:rPr>
+        <w:t>]&gt;&gt;</w:t>
       </w:r>
     </w:p>
     <w:p>
@@ -1577,7 +4403,151 @@
           <w:rFonts w:cs="Arial"/>
           <w:lang w:val="it-CH"/>
         </w:rPr>
-        <w:t>Las funcziuns entaifer quest gremi vegnan definidas tenor las disposiziuns che valan en chaussa.</w:t>
+        <w:t xml:space="preserve">Las </w:t>
+      </w:r>
+      <w:proofErr w:type="spellStart"/>
+      <w:r>
+        <w:rPr>
+          <w:rFonts w:cs="Arial"/>
+          <w:lang w:val="it-CH"/>
+        </w:rPr>
+        <w:t>funcziuns</w:t>
+      </w:r>
+      <w:proofErr w:type="spellEnd"/>
+      <w:r>
+        <w:rPr>
+          <w:rFonts w:cs="Arial"/>
+          <w:lang w:val="it-CH"/>
+        </w:rPr>
+        <w:t xml:space="preserve"> </w:t>
+      </w:r>
+      <w:proofErr w:type="spellStart"/>
+      <w:r>
+        <w:rPr>
+          <w:rFonts w:cs="Arial"/>
+          <w:lang w:val="it-CH"/>
+        </w:rPr>
+        <w:t>entaifer</w:t>
+      </w:r>
+      <w:proofErr w:type="spellEnd"/>
+      <w:r>
+        <w:rPr>
+          <w:rFonts w:cs="Arial"/>
+          <w:lang w:val="it-CH"/>
+        </w:rPr>
+        <w:t xml:space="preserve"> </w:t>
+      </w:r>
+      <w:proofErr w:type="spellStart"/>
+      <w:r>
+        <w:rPr>
+          <w:rFonts w:cs="Arial"/>
+          <w:lang w:val="it-CH"/>
+        </w:rPr>
+        <w:t>quest</w:t>
+      </w:r>
+      <w:proofErr w:type="spellEnd"/>
+      <w:r>
+        <w:rPr>
+          <w:rFonts w:cs="Arial"/>
+          <w:lang w:val="it-CH"/>
+        </w:rPr>
+        <w:t xml:space="preserve"> gremi </w:t>
+      </w:r>
+      <w:proofErr w:type="spellStart"/>
+      <w:r>
+        <w:rPr>
+          <w:rFonts w:cs="Arial"/>
+          <w:lang w:val="it-CH"/>
+        </w:rPr>
+        <w:t>vegnan</w:t>
+      </w:r>
+      <w:proofErr w:type="spellEnd"/>
+      <w:r>
+        <w:rPr>
+          <w:rFonts w:cs="Arial"/>
+          <w:lang w:val="it-CH"/>
+        </w:rPr>
+        <w:t xml:space="preserve"> </w:t>
+      </w:r>
+      <w:proofErr w:type="spellStart"/>
+      <w:r>
+        <w:rPr>
+          <w:rFonts w:cs="Arial"/>
+          <w:lang w:val="it-CH"/>
+        </w:rPr>
+        <w:t>definidas</w:t>
+      </w:r>
+      <w:proofErr w:type="spellEnd"/>
+      <w:r>
+        <w:rPr>
+          <w:rFonts w:cs="Arial"/>
+          <w:lang w:val="it-CH"/>
+        </w:rPr>
+        <w:t xml:space="preserve"> tenor </w:t>
+      </w:r>
+      <w:proofErr w:type="spellStart"/>
+      <w:r>
+        <w:rPr>
+          <w:rFonts w:cs="Arial"/>
+          <w:lang w:val="it-CH"/>
+        </w:rPr>
+        <w:t>las</w:t>
+      </w:r>
+      <w:proofErr w:type="spellEnd"/>
+      <w:r>
+        <w:rPr>
+          <w:rFonts w:cs="Arial"/>
+          <w:lang w:val="it-CH"/>
+        </w:rPr>
+        <w:t xml:space="preserve"> </w:t>
+      </w:r>
+      <w:proofErr w:type="spellStart"/>
+      <w:r>
+        <w:rPr>
+          <w:rFonts w:cs="Arial"/>
+          <w:lang w:val="it-CH"/>
+        </w:rPr>
+        <w:t>disposiziuns</w:t>
+      </w:r>
+      <w:proofErr w:type="spellEnd"/>
+      <w:r>
+        <w:rPr>
+          <w:rFonts w:cs="Arial"/>
+          <w:lang w:val="it-CH"/>
+        </w:rPr>
+        <w:t xml:space="preserve"> che </w:t>
+      </w:r>
+      <w:proofErr w:type="spellStart"/>
+      <w:r>
+        <w:rPr>
+          <w:rFonts w:cs="Arial"/>
+          <w:lang w:val="it-CH"/>
+        </w:rPr>
+        <w:t>valan</w:t>
+      </w:r>
+      <w:proofErr w:type="spellEnd"/>
+      <w:r>
+        <w:rPr>
+          <w:rFonts w:cs="Arial"/>
+          <w:lang w:val="it-CH"/>
+        </w:rPr>
+        <w:t xml:space="preserve"> en </w:t>
+      </w:r>
+      <w:proofErr w:type="spellStart"/>
+      <w:r>
+        <w:rPr>
+          <w:rFonts w:cs="Arial"/>
+          <w:lang w:val="it-CH"/>
+        </w:rPr>
+        <w:t>chaussa</w:t>
+      </w:r>
+      <w:proofErr w:type="spellEnd"/>
+      <w:r>
+        <w:rPr>
+          <w:rFonts w:cs="Arial"/>
+          <w:lang w:val="it-CH"/>
+        </w:rPr>
+        <w:t>.</w:t>
       </w:r>
     </w:p>
     <w:p>
@@ -1600,15 +4570,242 @@
           <w:rFonts w:cs="Arial"/>
           <w:lang w:val="it-CH"/>
         </w:rPr>
-        <w:t>En il num dal Cussegl federal As gratulesch jau a questa elecziun ed As giavisch bler success e blera satisfacziun en Voss uffizi.</w:t>
-      </w:r>
-      <w:r>
-        <w:rPr>
-          <w:rFonts w:cs="Arial"/>
-          <w:highlight w:val="yellow"/>
-          <w:lang w:val="it-CH"/>
-        </w:rPr>
-        <w:t>&lt;&lt;/if&gt;&gt;</w:t>
+        <w:t xml:space="preserve">En il </w:t>
+      </w:r>
+      <w:proofErr w:type="spellStart"/>
+      <w:r>
+        <w:rPr>
+          <w:rFonts w:cs="Arial"/>
+          <w:lang w:val="it-CH"/>
+        </w:rPr>
+        <w:t>num</w:t>
+      </w:r>
+      <w:proofErr w:type="spellEnd"/>
+      <w:r>
+        <w:rPr>
+          <w:rFonts w:cs="Arial"/>
+          <w:lang w:val="it-CH"/>
+        </w:rPr>
+        <w:t xml:space="preserve"> dal </w:t>
+      </w:r>
+      <w:proofErr w:type="spellStart"/>
+      <w:r>
+        <w:rPr>
+          <w:rFonts w:cs="Arial"/>
+          <w:lang w:val="it-CH"/>
+        </w:rPr>
+        <w:t>Cussegl</w:t>
+      </w:r>
+      <w:proofErr w:type="spellEnd"/>
+      <w:r>
+        <w:rPr>
+          <w:rFonts w:cs="Arial"/>
+          <w:lang w:val="it-CH"/>
+        </w:rPr>
+        <w:t xml:space="preserve"> </w:t>
+      </w:r>
+      <w:proofErr w:type="spellStart"/>
+      <w:r>
+        <w:rPr>
+          <w:rFonts w:cs="Arial"/>
+          <w:lang w:val="it-CH"/>
+        </w:rPr>
+        <w:t>federal</w:t>
+      </w:r>
+      <w:proofErr w:type="spellEnd"/>
+      <w:r>
+        <w:rPr>
+          <w:rFonts w:cs="Arial"/>
+          <w:lang w:val="it-CH"/>
+        </w:rPr>
+        <w:t xml:space="preserve"> </w:t>
+      </w:r>
+      <w:proofErr w:type="spellStart"/>
+      <w:r>
+        <w:rPr>
+          <w:rFonts w:cs="Arial"/>
+          <w:lang w:val="it-CH"/>
+        </w:rPr>
+        <w:t>As</w:t>
+      </w:r>
+      <w:proofErr w:type="spellEnd"/>
+      <w:r>
+        <w:rPr>
+          <w:rFonts w:cs="Arial"/>
+          <w:lang w:val="it-CH"/>
+        </w:rPr>
+        <w:t xml:space="preserve"> </w:t>
+      </w:r>
+      <w:proofErr w:type="spellStart"/>
+      <w:r>
+        <w:rPr>
+          <w:rFonts w:cs="Arial"/>
+          <w:lang w:val="it-CH"/>
+        </w:rPr>
+        <w:t>gratulesch</w:t>
+      </w:r>
+      <w:proofErr w:type="spellEnd"/>
+      <w:r>
+        <w:rPr>
+          <w:rFonts w:cs="Arial"/>
+          <w:lang w:val="it-CH"/>
+        </w:rPr>
+        <w:t xml:space="preserve"> </w:t>
+      </w:r>
+      <w:proofErr w:type="spellStart"/>
+      <w:r>
+        <w:rPr>
+          <w:rFonts w:cs="Arial"/>
+          <w:lang w:val="it-CH"/>
+        </w:rPr>
+        <w:t>jau</w:t>
+      </w:r>
+      <w:proofErr w:type="spellEnd"/>
+      <w:r>
+        <w:rPr>
+          <w:rFonts w:cs="Arial"/>
+          <w:lang w:val="it-CH"/>
+        </w:rPr>
+        <w:t xml:space="preserve"> a questa </w:t>
+      </w:r>
+      <w:proofErr w:type="spellStart"/>
+      <w:r>
+        <w:rPr>
+          <w:rFonts w:cs="Arial"/>
+          <w:lang w:val="it-CH"/>
+        </w:rPr>
+        <w:t>elecziun</w:t>
+      </w:r>
+      <w:proofErr w:type="spellEnd"/>
+      <w:r>
+        <w:rPr>
+          <w:rFonts w:cs="Arial"/>
+          <w:lang w:val="it-CH"/>
+        </w:rPr>
+        <w:t xml:space="preserve"> ed </w:t>
+      </w:r>
+      <w:proofErr w:type="spellStart"/>
+      <w:r>
+        <w:rPr>
+          <w:rFonts w:cs="Arial"/>
+          <w:lang w:val="it-CH"/>
+        </w:rPr>
+        <w:t>As</w:t>
+      </w:r>
+      <w:proofErr w:type="spellEnd"/>
+      <w:r>
+        <w:rPr>
+          <w:rFonts w:cs="Arial"/>
+          <w:lang w:val="it-CH"/>
+        </w:rPr>
+        <w:t xml:space="preserve"> </w:t>
+      </w:r>
+      <w:proofErr w:type="spellStart"/>
+      <w:r>
+        <w:rPr>
+          <w:rFonts w:cs="Arial"/>
+          <w:lang w:val="it-CH"/>
+        </w:rPr>
+        <w:t>giavisch</w:t>
+      </w:r>
+      <w:proofErr w:type="spellEnd"/>
+      <w:r>
+        <w:rPr>
+          <w:rFonts w:cs="Arial"/>
+          <w:lang w:val="it-CH"/>
+        </w:rPr>
+        <w:t xml:space="preserve"> </w:t>
+      </w:r>
+      <w:proofErr w:type="spellStart"/>
+      <w:r>
+        <w:rPr>
+          <w:rFonts w:cs="Arial"/>
+          <w:lang w:val="it-CH"/>
+        </w:rPr>
+        <w:t>bler</w:t>
+      </w:r>
+      <w:proofErr w:type="spellEnd"/>
+      <w:r>
+        <w:rPr>
+          <w:rFonts w:cs="Arial"/>
+          <w:lang w:val="it-CH"/>
+        </w:rPr>
+        <w:t xml:space="preserve"> success e </w:t>
+      </w:r>
+      <w:proofErr w:type="spellStart"/>
+      <w:r>
+        <w:rPr>
+          <w:rFonts w:cs="Arial"/>
+          <w:lang w:val="it-CH"/>
+        </w:rPr>
+        <w:t>blera</w:t>
+      </w:r>
+      <w:proofErr w:type="spellEnd"/>
+      <w:r>
+        <w:rPr>
+          <w:rFonts w:cs="Arial"/>
+          <w:lang w:val="it-CH"/>
+        </w:rPr>
+        <w:t xml:space="preserve"> </w:t>
+      </w:r>
+      <w:proofErr w:type="spellStart"/>
+      <w:r>
+        <w:rPr>
+          <w:rFonts w:cs="Arial"/>
+          <w:lang w:val="it-CH"/>
+        </w:rPr>
+        <w:t>satisfacziun</w:t>
+      </w:r>
+      <w:proofErr w:type="spellEnd"/>
+      <w:r>
+        <w:rPr>
+          <w:rFonts w:cs="Arial"/>
+          <w:lang w:val="it-CH"/>
+        </w:rPr>
+        <w:t xml:space="preserve"> en Voss </w:t>
+      </w:r>
+      <w:proofErr w:type="gramStart"/>
+      <w:r>
+        <w:rPr>
+          <w:rFonts w:cs="Arial"/>
+          <w:lang w:val="it-CH"/>
+        </w:rPr>
+        <w:t>uffizi.</w:t>
+      </w:r>
+      <w:r>
+        <w:rPr>
+          <w:rFonts w:cs="Arial"/>
+          <w:highlight w:val="yellow"/>
+          <w:lang w:val="it-CH"/>
+        </w:rPr>
+        <w:t>&lt;</w:t>
+      </w:r>
+      <w:proofErr w:type="gramEnd"/>
+      <w:r>
+        <w:rPr>
+          <w:rFonts w:cs="Arial"/>
+          <w:highlight w:val="yellow"/>
+          <w:lang w:val="it-CH"/>
+        </w:rPr>
+        <w:t>&lt;/</w:t>
+      </w:r>
+      <w:proofErr w:type="spellStart"/>
+      <w:r>
+        <w:rPr>
+          <w:rFonts w:cs="Arial"/>
+          <w:highlight w:val="yellow"/>
+          <w:lang w:val="it-CH"/>
+        </w:rPr>
+        <w:t>if</w:t>
+      </w:r>
+      <w:proofErr w:type="spellEnd"/>
+      <w:r>
+        <w:rPr>
+          <w:rFonts w:cs="Arial"/>
+          <w:highlight w:val="yellow"/>
+          <w:lang w:val="it-CH"/>
+        </w:rPr>
+        <w:t>&gt;&gt;</w:t>
       </w:r>
     </w:p>
     <w:p>
@@ -1624,7 +4821,43 @@
           <w:highlight w:val="yellow"/>
           <w:lang w:val="rm-CH"/>
         </w:rPr>
-        <w:t>&lt;&lt;if [member.formLetterType == 2]&gt;&gt;</w:t>
+        <w:t>&lt;&lt;</w:t>
+      </w:r>
+      <w:proofErr w:type="spellStart"/>
+      <w:r>
+        <w:rPr>
+          <w:rFonts w:cs="Arial"/>
+          <w:highlight w:val="yellow"/>
+          <w:lang w:val="rm-CH"/>
+        </w:rPr>
+        <w:t>if</w:t>
+      </w:r>
+      <w:proofErr w:type="spellEnd"/>
+      <w:r>
+        <w:rPr>
+          <w:rFonts w:cs="Arial"/>
+          <w:highlight w:val="yellow"/>
+          <w:lang w:val="rm-CH"/>
+        </w:rPr>
+        <w:t xml:space="preserve"> [</w:t>
+      </w:r>
+      <w:proofErr w:type="spellStart"/>
+      <w:r>
+        <w:rPr>
+          <w:rFonts w:cs="Arial"/>
+          <w:highlight w:val="yellow"/>
+          <w:lang w:val="rm-CH"/>
+        </w:rPr>
+        <w:t>member.formLetterType</w:t>
+      </w:r>
+      <w:proofErr w:type="spellEnd"/>
+      <w:r>
+        <w:rPr>
+          <w:rFonts w:cs="Arial"/>
+          <w:highlight w:val="yellow"/>
+          <w:lang w:val="rm-CH"/>
+        </w:rPr>
+        <w:t xml:space="preserve"> == 2]&gt;&gt;</w:t>
       </w:r>
     </w:p>
     <w:p>
@@ -1639,7 +4872,39 @@
           <w:rFonts w:cs="Arial"/>
           <w:lang w:val="rm-CH"/>
         </w:rPr>
-        <w:t>El ha prendì enconuschientscha da Vossa demissiun per ils &lt;&lt;[formLetter.termOfOfficeEndDate]:"dd.MM.yyyy"&gt;&gt; sco</w:t>
+        <w:t>El ha prendì enconuschientscha da Vossa demissiun per ils &lt;&lt;[</w:t>
+      </w:r>
+      <w:proofErr w:type="spellStart"/>
+      <w:r>
+        <w:rPr>
+          <w:rFonts w:cs="Arial"/>
+          <w:lang w:val="rm-CH"/>
+        </w:rPr>
+        <w:t>formLetter.termOfOfficeEndDate</w:t>
+      </w:r>
+      <w:proofErr w:type="spellEnd"/>
+      <w:r>
+        <w:rPr>
+          <w:rFonts w:cs="Arial"/>
+          <w:lang w:val="rm-CH"/>
+        </w:rPr>
+        <w:t>]:"</w:t>
+      </w:r>
+      <w:proofErr w:type="spellStart"/>
+      <w:r>
+        <w:rPr>
+          <w:rFonts w:cs="Arial"/>
+          <w:lang w:val="rm-CH"/>
+        </w:rPr>
+        <w:t>dd.MM.yyyy</w:t>
+      </w:r>
+      <w:proofErr w:type="spellEnd"/>
+      <w:r>
+        <w:rPr>
+          <w:rFonts w:cs="Arial"/>
+          <w:lang w:val="rm-CH"/>
+        </w:rPr>
+        <w:t>"&gt;&gt; sco</w:t>
       </w:r>
       <w:r>
         <w:rPr>
@@ -1656,8 +4921,9 @@
           <w:bCs/>
           <w:lang w:val="rm-CH"/>
         </w:rPr>
-        <w:t>&lt;&lt;[member.function]</w:t>
-      </w:r>
+        <w:t>&lt;&lt;[</w:t>
+      </w:r>
+      <w:proofErr w:type="spellStart"/>
       <w:r>
         <w:rPr>
           <w:rFonts w:cs="Arial"/>
@@ -1665,8 +4931,38 @@
           <w:bCs/>
           <w:lang w:val="rm-CH"/>
         </w:rPr>
-        <w:t>:lower</w:t>
-      </w:r>
+        <w:t>member.function</w:t>
+      </w:r>
+      <w:proofErr w:type="spellEnd"/>
+      <w:r>
+        <w:rPr>
+          <w:rFonts w:cs="Arial"/>
+          <w:b/>
+          <w:bCs/>
+          <w:lang w:val="rm-CH"/>
+        </w:rPr>
+        <w:t>]</w:t>
+      </w:r>
+      <w:r>
+        <w:rPr>
+          <w:rFonts w:cs="Arial"/>
+          <w:b/>
+          <w:bCs/>
+          <w:lang w:val="rm-CH"/>
+        </w:rPr>
+        <w:t>:</w:t>
+      </w:r>
+      <w:proofErr w:type="spellStart"/>
+      <w:r>
+        <w:rPr>
+          <w:rFonts w:cs="Arial"/>
+          <w:b/>
+          <w:bCs/>
+          <w:lang w:val="rm-CH"/>
+        </w:rPr>
+        <w:t>lower</w:t>
+      </w:r>
+      <w:proofErr w:type="spellEnd"/>
       <w:r>
         <w:rPr>
           <w:rFonts w:cs="Arial"/>
@@ -1705,7 +5001,25 @@
           <w:highlight w:val="yellow"/>
           <w:lang w:val="rm-CH"/>
         </w:rPr>
-        <w:t>&lt;&lt;/if&gt;&gt;</w:t>
+        <w:t>&lt;&lt;/</w:t>
+      </w:r>
+      <w:proofErr w:type="spellStart"/>
+      <w:r>
+        <w:rPr>
+          <w:rFonts w:cs="Arial"/>
+          <w:highlight w:val="yellow"/>
+          <w:lang w:val="rm-CH"/>
+        </w:rPr>
+        <w:t>if</w:t>
+      </w:r>
+      <w:proofErr w:type="spellEnd"/>
+      <w:r>
+        <w:rPr>
+          <w:rFonts w:cs="Arial"/>
+          <w:highlight w:val="yellow"/>
+          <w:lang w:val="rm-CH"/>
+        </w:rPr>
+        <w:t>&gt;&gt;</w:t>
       </w:r>
     </w:p>
     <w:p>
@@ -1721,7 +5035,43 @@
           <w:highlight w:val="yellow"/>
           <w:lang w:val="rm-CH"/>
         </w:rPr>
-        <w:t>&lt;&lt;if [member.formLetterType == 3]&gt;&gt;</w:t>
+        <w:t>&lt;&lt;</w:t>
+      </w:r>
+      <w:proofErr w:type="spellStart"/>
+      <w:r>
+        <w:rPr>
+          <w:rFonts w:cs="Arial"/>
+          <w:highlight w:val="yellow"/>
+          <w:lang w:val="rm-CH"/>
+        </w:rPr>
+        <w:t>if</w:t>
+      </w:r>
+      <w:proofErr w:type="spellEnd"/>
+      <w:r>
+        <w:rPr>
+          <w:rFonts w:cs="Arial"/>
+          <w:highlight w:val="yellow"/>
+          <w:lang w:val="rm-CH"/>
+        </w:rPr>
+        <w:t xml:space="preserve"> [</w:t>
+      </w:r>
+      <w:proofErr w:type="spellStart"/>
+      <w:r>
+        <w:rPr>
+          <w:rFonts w:cs="Arial"/>
+          <w:highlight w:val="yellow"/>
+          <w:lang w:val="rm-CH"/>
+        </w:rPr>
+        <w:t>member.formLetterType</w:t>
+      </w:r>
+      <w:proofErr w:type="spellEnd"/>
+      <w:r>
+        <w:rPr>
+          <w:rFonts w:cs="Arial"/>
+          <w:highlight w:val="yellow"/>
+          <w:lang w:val="rm-CH"/>
+        </w:rPr>
+        <w:t xml:space="preserve"> == 3]&gt;&gt;</w:t>
       </w:r>
     </w:p>
     <w:p>
@@ -1743,13 +5093,45 @@
           <w:rFonts w:cs="Arial"/>
           <w:lang w:val="rm-CH"/>
         </w:rPr>
-        <w:t>&lt;&lt;[formLetter.termOfOfficeEndDate]:"dd.MM.yyyy"&gt;&gt;</w:t>
-      </w:r>
+        <w:t>&lt;&lt;[</w:t>
+      </w:r>
+      <w:proofErr w:type="spellStart"/>
       <w:r>
         <w:rPr>
           <w:rFonts w:cs="Arial"/>
           <w:lang w:val="rm-CH"/>
         </w:rPr>
+        <w:t>formLetter.termOfOfficeEndDate</w:t>
+      </w:r>
+      <w:proofErr w:type="spellEnd"/>
+      <w:r>
+        <w:rPr>
+          <w:rFonts w:cs="Arial"/>
+          <w:lang w:val="rm-CH"/>
+        </w:rPr>
+        <w:t>]:"</w:t>
+      </w:r>
+      <w:proofErr w:type="spellStart"/>
+      <w:r>
+        <w:rPr>
+          <w:rFonts w:cs="Arial"/>
+          <w:lang w:val="rm-CH"/>
+        </w:rPr>
+        <w:t>dd.MM.yyyy</w:t>
+      </w:r>
+      <w:proofErr w:type="spellEnd"/>
+      <w:r>
+        <w:rPr>
+          <w:rFonts w:cs="Arial"/>
+          <w:lang w:val="rm-CH"/>
+        </w:rPr>
+        <w:t>"&gt;&gt;</w:t>
+      </w:r>
+      <w:r>
+        <w:rPr>
+          <w:rFonts w:cs="Arial"/>
+          <w:lang w:val="rm-CH"/>
+        </w:rPr>
         <w:t xml:space="preserve"> sco </w:t>
       </w:r>
       <w:r>
@@ -1759,8 +5141,9 @@
           <w:bCs/>
           <w:lang w:val="rm-CH"/>
         </w:rPr>
-        <w:t>&lt;&lt;[member.function]</w:t>
-      </w:r>
+        <w:t>&lt;&lt;[</w:t>
+      </w:r>
+      <w:proofErr w:type="spellStart"/>
       <w:r>
         <w:rPr>
           <w:rFonts w:cs="Arial"/>
@@ -1768,8 +5151,9 @@
           <w:bCs/>
           <w:lang w:val="rm-CH"/>
         </w:rPr>
-        <w:t>:lower</w:t>
-      </w:r>
+        <w:t>member.function</w:t>
+      </w:r>
+      <w:proofErr w:type="spellEnd"/>
       <w:r>
         <w:rPr>
           <w:rFonts w:cs="Arial"/>
@@ -1777,6 +5161,35 @@
           <w:bCs/>
           <w:lang w:val="rm-CH"/>
         </w:rPr>
+        <w:t>]</w:t>
+      </w:r>
+      <w:r>
+        <w:rPr>
+          <w:rFonts w:cs="Arial"/>
+          <w:b/>
+          <w:bCs/>
+          <w:lang w:val="rm-CH"/>
+        </w:rPr>
+        <w:t>:</w:t>
+      </w:r>
+      <w:proofErr w:type="spellStart"/>
+      <w:r>
+        <w:rPr>
+          <w:rFonts w:cs="Arial"/>
+          <w:b/>
+          <w:bCs/>
+          <w:lang w:val="rm-CH"/>
+        </w:rPr>
+        <w:t>lower</w:t>
+      </w:r>
+      <w:proofErr w:type="spellEnd"/>
+      <w:r>
+        <w:rPr>
+          <w:rFonts w:cs="Arial"/>
+          <w:b/>
+          <w:bCs/>
+          <w:lang w:val="rm-CH"/>
+        </w:rPr>
         <w:t>&gt;&gt;</w:t>
       </w:r>
       <w:r>
@@ -1792,7 +5205,25 @@
           <w:highlight w:val="yellow"/>
           <w:lang w:val="rm-CH"/>
         </w:rPr>
-        <w:t>&lt;&lt;/if&gt;&gt;</w:t>
+        <w:t>&lt;&lt;/</w:t>
+      </w:r>
+      <w:proofErr w:type="spellStart"/>
+      <w:r>
+        <w:rPr>
+          <w:rFonts w:cs="Arial"/>
+          <w:highlight w:val="yellow"/>
+          <w:lang w:val="rm-CH"/>
+        </w:rPr>
+        <w:t>if</w:t>
+      </w:r>
+      <w:proofErr w:type="spellEnd"/>
+      <w:r>
+        <w:rPr>
+          <w:rFonts w:cs="Arial"/>
+          <w:highlight w:val="yellow"/>
+          <w:lang w:val="rm-CH"/>
+        </w:rPr>
+        <w:t>&gt;&gt;</w:t>
       </w:r>
     </w:p>
     <w:p>
@@ -1808,7 +5239,43 @@
           <w:highlight w:val="yellow"/>
           <w:lang w:val="rm-CH"/>
         </w:rPr>
-        <w:t>&lt;&lt;if [member.formLetterType == 4]&gt;&gt;</w:t>
+        <w:t>&lt;&lt;</w:t>
+      </w:r>
+      <w:proofErr w:type="spellStart"/>
+      <w:r>
+        <w:rPr>
+          <w:rFonts w:cs="Arial"/>
+          <w:highlight w:val="yellow"/>
+          <w:lang w:val="rm-CH"/>
+        </w:rPr>
+        <w:t>if</w:t>
+      </w:r>
+      <w:proofErr w:type="spellEnd"/>
+      <w:r>
+        <w:rPr>
+          <w:rFonts w:cs="Arial"/>
+          <w:highlight w:val="yellow"/>
+          <w:lang w:val="rm-CH"/>
+        </w:rPr>
+        <w:t xml:space="preserve"> [</w:t>
+      </w:r>
+      <w:proofErr w:type="spellStart"/>
+      <w:r>
+        <w:rPr>
+          <w:rFonts w:cs="Arial"/>
+          <w:highlight w:val="yellow"/>
+          <w:lang w:val="rm-CH"/>
+        </w:rPr>
+        <w:t>member.formLetterType</w:t>
+      </w:r>
+      <w:proofErr w:type="spellEnd"/>
+      <w:r>
+        <w:rPr>
+          <w:rFonts w:cs="Arial"/>
+          <w:highlight w:val="yellow"/>
+          <w:lang w:val="rm-CH"/>
+        </w:rPr>
+        <w:t xml:space="preserve"> == 4]&gt;&gt;</w:t>
       </w:r>
     </w:p>
     <w:p>
@@ -1830,13 +5297,45 @@
           <w:rFonts w:cs="Arial"/>
           <w:lang w:val="rm-CH"/>
         </w:rPr>
-        <w:t>&lt;&lt;[formLetter.termOfOfficeEndDate]:"dd.MM.yyyy"&gt;&gt;</w:t>
-      </w:r>
+        <w:t>&lt;&lt;[</w:t>
+      </w:r>
+      <w:proofErr w:type="spellStart"/>
       <w:r>
         <w:rPr>
           <w:rFonts w:cs="Arial"/>
           <w:lang w:val="rm-CH"/>
         </w:rPr>
+        <w:t>formLetter.termOfOfficeEndDate</w:t>
+      </w:r>
+      <w:proofErr w:type="spellEnd"/>
+      <w:r>
+        <w:rPr>
+          <w:rFonts w:cs="Arial"/>
+          <w:lang w:val="rm-CH"/>
+        </w:rPr>
+        <w:t>]:"</w:t>
+      </w:r>
+      <w:proofErr w:type="spellStart"/>
+      <w:r>
+        <w:rPr>
+          <w:rFonts w:cs="Arial"/>
+          <w:lang w:val="rm-CH"/>
+        </w:rPr>
+        <w:t>dd.MM.yyyy</w:t>
+      </w:r>
+      <w:proofErr w:type="spellEnd"/>
+      <w:r>
+        <w:rPr>
+          <w:rFonts w:cs="Arial"/>
+          <w:lang w:val="rm-CH"/>
+        </w:rPr>
+        <w:t>"&gt;&gt;</w:t>
+      </w:r>
+      <w:r>
+        <w:rPr>
+          <w:rFonts w:cs="Arial"/>
+          <w:lang w:val="rm-CH"/>
+        </w:rPr>
         <w:t xml:space="preserve"> sco </w:t>
       </w:r>
       <w:r>
@@ -1846,8 +5345,9 @@
           <w:bCs/>
           <w:lang w:val="rm-CH"/>
         </w:rPr>
-        <w:t>&lt;&lt;[member.function]</w:t>
-      </w:r>
+        <w:t>&lt;&lt;[</w:t>
+      </w:r>
+      <w:proofErr w:type="spellStart"/>
       <w:r>
         <w:rPr>
           <w:rFonts w:cs="Arial"/>
@@ -1855,8 +5355,38 @@
           <w:bCs/>
           <w:lang w:val="rm-CH"/>
         </w:rPr>
-        <w:t>:lower</w:t>
-      </w:r>
+        <w:t>member.function</w:t>
+      </w:r>
+      <w:proofErr w:type="spellEnd"/>
+      <w:r>
+        <w:rPr>
+          <w:rFonts w:cs="Arial"/>
+          <w:b/>
+          <w:bCs/>
+          <w:lang w:val="rm-CH"/>
+        </w:rPr>
+        <w:t>]</w:t>
+      </w:r>
+      <w:r>
+        <w:rPr>
+          <w:rFonts w:cs="Arial"/>
+          <w:b/>
+          <w:bCs/>
+          <w:lang w:val="rm-CH"/>
+        </w:rPr>
+        <w:t>:</w:t>
+      </w:r>
+      <w:proofErr w:type="spellStart"/>
+      <w:r>
+        <w:rPr>
+          <w:rFonts w:cs="Arial"/>
+          <w:b/>
+          <w:bCs/>
+          <w:lang w:val="rm-CH"/>
+        </w:rPr>
+        <w:t>lower</w:t>
+      </w:r>
+      <w:proofErr w:type="spellEnd"/>
       <w:r>
         <w:rPr>
           <w:rFonts w:cs="Arial"/>
@@ -1887,39 +5417,231 @@
           <w:highlight w:val="yellow"/>
           <w:lang w:val="rm-CH"/>
         </w:rPr>
-        <w:t>&lt;&lt;/if&gt;&gt;</w:t>
+        <w:t>&lt;&lt;/</w:t>
+      </w:r>
+      <w:proofErr w:type="spellStart"/>
+      <w:r>
+        <w:rPr>
+          <w:rFonts w:cs="Arial"/>
+          <w:highlight w:val="yellow"/>
+          <w:lang w:val="rm-CH"/>
+        </w:rPr>
+        <w:t>if</w:t>
+      </w:r>
+      <w:proofErr w:type="spellEnd"/>
+      <w:r>
+        <w:rPr>
+          <w:rFonts w:cs="Arial"/>
+          <w:highlight w:val="yellow"/>
+          <w:lang w:val="rm-CH"/>
+        </w:rPr>
+        <w:t>&gt;&gt;</w:t>
       </w:r>
     </w:p>
     <w:p>
       <w:pPr>
         <w:rPr>
-          <w:rFonts w:cs="Arial"/>
-          <w:lang w:val="en-US"/>
+          <w:lang w:val="it-CH"/>
         </w:rPr>
       </w:pPr>
       <w:r>
         <w:rPr>
-          <w:rFonts w:cs="Arial"/>
-          <w:highlight w:val="yellow"/>
-          <w:lang w:val="en-US"/>
-        </w:rPr>
-        <w:t>&lt;&lt;if [member.formLetterType == 2 || member.formLetterType == 3 || member.formLetterType == 4]&gt;&gt;</w:t>
+          <w:highlight w:val="yellow"/>
+          <w:lang w:val="it-CH"/>
+        </w:rPr>
+        <w:t>&lt;&lt;</w:t>
+      </w:r>
+      <w:proofErr w:type="spellStart"/>
+      <w:r>
+        <w:rPr>
+          <w:highlight w:val="yellow"/>
+          <w:lang w:val="it-CH"/>
+        </w:rPr>
+        <w:t>if</w:t>
+      </w:r>
+      <w:proofErr w:type="spellEnd"/>
+      <w:r>
+        <w:rPr>
+          <w:highlight w:val="yellow"/>
+          <w:lang w:val="it-CH"/>
+        </w:rPr>
+        <w:t xml:space="preserve"> [</w:t>
+      </w:r>
+      <w:proofErr w:type="spellStart"/>
+      <w:proofErr w:type="gramStart"/>
+      <w:r>
+        <w:rPr>
+          <w:highlight w:val="yellow"/>
+          <w:lang w:val="it-CH"/>
+        </w:rPr>
+        <w:t>member.formLetterType</w:t>
+      </w:r>
+      <w:proofErr w:type="spellEnd"/>
+      <w:proofErr w:type="gramEnd"/>
+      <w:r>
+        <w:rPr>
+          <w:highlight w:val="yellow"/>
+          <w:lang w:val="it-CH"/>
+        </w:rPr>
+        <w:t xml:space="preserve"> == 5]&gt;&gt;</w:t>
+      </w:r>
+      <w:r>
+        <w:rPr>
+          <w:noProof/>
+          <w:lang w:val="it-CH"/>
+        </w:rPr>
+        <w:t xml:space="preserve"> </w:t>
       </w:r>
     </w:p>
     <w:p>
       <w:pPr>
         <w:rPr>
-          <w:rFonts w:cs="Arial"/>
-          <w:b/>
-          <w:bCs/>
-          <w:lang w:val="en-US"/>
+          <w:lang w:val="it-CH"/>
+        </w:rPr>
+      </w:pPr>
+      <w:r>
+        <w:rPr>
+          <w:lang w:val="it-CH"/>
+        </w:rPr>
+        <w:t xml:space="preserve">Il </w:t>
+      </w:r>
+      <w:proofErr w:type="spellStart"/>
+      <w:r>
+        <w:rPr>
+          <w:lang w:val="it-CH"/>
+        </w:rPr>
+        <w:t>Cussegl</w:t>
+      </w:r>
+      <w:proofErr w:type="spellEnd"/>
+      <w:r>
+        <w:rPr>
+          <w:lang w:val="it-CH"/>
+        </w:rPr>
+        <w:t xml:space="preserve"> </w:t>
+      </w:r>
+      <w:proofErr w:type="spellStart"/>
+      <w:r>
+        <w:rPr>
+          <w:lang w:val="it-CH"/>
+        </w:rPr>
+        <w:t>federal</w:t>
+      </w:r>
+      <w:proofErr w:type="spellEnd"/>
+      <w:r>
+        <w:rPr>
+          <w:lang w:val="it-CH"/>
+        </w:rPr>
+        <w:t xml:space="preserve"> ha </w:t>
+      </w:r>
+      <w:proofErr w:type="spellStart"/>
+      <w:r>
+        <w:rPr>
+          <w:lang w:val="it-CH"/>
+        </w:rPr>
+        <w:t>decidì</w:t>
+      </w:r>
+      <w:proofErr w:type="spellEnd"/>
+      <w:r>
+        <w:rPr>
+          <w:lang w:val="it-CH"/>
+        </w:rPr>
+        <w:t xml:space="preserve"> da </w:t>
+      </w:r>
+      <w:proofErr w:type="spellStart"/>
+      <w:r>
+        <w:rPr>
+          <w:lang w:val="it-CH"/>
+        </w:rPr>
+        <w:t>schliar</w:t>
+      </w:r>
+      <w:proofErr w:type="spellEnd"/>
+      <w:r>
+        <w:rPr>
+          <w:lang w:val="it-CH"/>
+        </w:rPr>
+        <w:t xml:space="preserve"> il </w:t>
+      </w:r>
+      <w:proofErr w:type="spellStart"/>
+      <w:r>
+        <w:rPr>
+          <w:lang w:val="it-CH"/>
+        </w:rPr>
+        <w:t>suandant</w:t>
+      </w:r>
+      <w:proofErr w:type="spellEnd"/>
+      <w:r>
+        <w:rPr>
+          <w:lang w:val="it-CH"/>
+        </w:rPr>
+        <w:t xml:space="preserve"> gremi per </w:t>
+      </w:r>
+      <w:proofErr w:type="spellStart"/>
+      <w:r>
+        <w:rPr>
+          <w:lang w:val="it-CH"/>
+        </w:rPr>
+        <w:t>ils</w:t>
+      </w:r>
+      <w:proofErr w:type="spellEnd"/>
+      <w:r>
+        <w:rPr>
+          <w:lang w:val="it-CH"/>
+        </w:rPr>
+        <w:t xml:space="preserve"> </w:t>
+      </w:r>
+      <w:r>
+        <w:rPr>
+          <w:lang w:val="it-CH"/>
+        </w:rPr>
+        <w:t>&lt;&lt;[</w:t>
+      </w:r>
+      <w:proofErr w:type="spellStart"/>
+      <w:proofErr w:type="gramStart"/>
+      <w:r>
+        <w:rPr>
+          <w:lang w:val="it-CH"/>
+        </w:rPr>
+        <w:t>member.endDate</w:t>
+      </w:r>
+      <w:proofErr w:type="spellEnd"/>
+      <w:proofErr w:type="gramEnd"/>
+      <w:r>
+        <w:rPr>
+          <w:lang w:val="it-CH"/>
+        </w:rPr>
+        <w:t>]:"</w:t>
+      </w:r>
+      <w:proofErr w:type="spellStart"/>
+      <w:r>
+        <w:rPr>
+          <w:lang w:val="it-CH"/>
+        </w:rPr>
+        <w:t>dd.MM.yyyy</w:t>
+      </w:r>
+      <w:proofErr w:type="spellEnd"/>
+      <w:r>
+        <w:rPr>
+          <w:lang w:val="it-CH"/>
+        </w:rPr>
+        <w:t>"&gt;&gt;</w:t>
+      </w:r>
+      <w:r>
+        <w:rPr>
+          <w:lang w:val="it-CH"/>
+        </w:rPr>
+        <w:t>:</w:t>
+      </w:r>
+    </w:p>
+    <w:p>
+      <w:pPr>
+        <w:rPr>
+          <w:lang w:val="it-CH"/>
         </w:rPr>
       </w:pPr>
     </w:p>
     <w:p>
       <w:pPr>
         <w:rPr>
-          <w:rFonts w:cs="Arial"/>
           <w:b/>
           <w:bCs/>
           <w:lang w:val="it-CH"/>
@@ -1927,18 +5649,38 @@
       </w:pPr>
       <w:r>
         <w:rPr>
-          <w:rFonts w:cs="Arial"/>
           <w:b/>
           <w:bCs/>
           <w:lang w:val="it-CH"/>
         </w:rPr>
-        <w:t>&lt;&lt;[member.committeeName]&gt;&gt;</w:t>
+        <w:t>&lt;&lt;[</w:t>
+      </w:r>
+      <w:proofErr w:type="spellStart"/>
+      <w:proofErr w:type="gramStart"/>
+      <w:r>
+        <w:rPr>
+          <w:b/>
+          <w:bCs/>
+          <w:lang w:val="it-CH"/>
+        </w:rPr>
+        <w:t>member.committeeName</w:t>
+      </w:r>
+      <w:proofErr w:type="spellEnd"/>
+      <w:proofErr w:type="gramEnd"/>
+      <w:r>
+        <w:rPr>
+          <w:b/>
+          <w:bCs/>
+          <w:lang w:val="it-CH"/>
+        </w:rPr>
+        <w:t>]&gt;&gt;</w:t>
       </w:r>
     </w:p>
     <w:p>
       <w:pPr>
         <w:rPr>
-          <w:rFonts w:cs="Arial"/>
+          <w:b/>
+          <w:bCs/>
           <w:lang w:val="it-CH"/>
         </w:rPr>
       </w:pPr>
@@ -1946,93 +5688,1411 @@
     <w:p>
       <w:pPr>
         <w:rPr>
-          <w:rFonts w:cs="Arial"/>
           <w:lang w:val="it-CH"/>
         </w:rPr>
       </w:pPr>
       <w:r>
         <w:rPr>
-          <w:rFonts w:cs="Arial"/>
-          <w:lang w:val="it-CH"/>
-        </w:rPr>
-        <w:t>En num dal Cussegl federal As engraziel jau sinceramain per Vossa collavuraziun cumpetenta ed As giavisch tut il bun per l'ulteriur futur.</w:t>
-      </w:r>
-      <w:r>
-        <w:rPr>
-          <w:rFonts w:cs="Arial"/>
-          <w:highlight w:val="yellow"/>
-          <w:lang w:val="it-CH"/>
-        </w:rPr>
-        <w:t>&lt;&lt;/if&gt;&gt;</w:t>
+          <w:lang w:val="it-CH"/>
+        </w:rPr>
+        <w:t xml:space="preserve">Per </w:t>
+      </w:r>
+      <w:proofErr w:type="spellStart"/>
+      <w:r>
+        <w:rPr>
+          <w:lang w:val="it-CH"/>
+        </w:rPr>
+        <w:t>consequenza</w:t>
+      </w:r>
+      <w:proofErr w:type="spellEnd"/>
+      <w:r>
+        <w:rPr>
+          <w:lang w:val="it-CH"/>
+        </w:rPr>
+        <w:t xml:space="preserve"> </w:t>
+      </w:r>
+      <w:proofErr w:type="spellStart"/>
+      <w:r>
+        <w:rPr>
+          <w:lang w:val="it-CH"/>
+        </w:rPr>
+        <w:t>constatescha</w:t>
+      </w:r>
+      <w:proofErr w:type="spellEnd"/>
+      <w:r>
+        <w:rPr>
+          <w:lang w:val="it-CH"/>
+        </w:rPr>
+        <w:t xml:space="preserve"> </w:t>
+      </w:r>
+      <w:proofErr w:type="spellStart"/>
+      <w:r>
+        <w:rPr>
+          <w:lang w:val="it-CH"/>
+        </w:rPr>
+        <w:t>el</w:t>
+      </w:r>
+      <w:proofErr w:type="spellEnd"/>
+      <w:r>
+        <w:rPr>
+          <w:lang w:val="it-CH"/>
+        </w:rPr>
+        <w:t xml:space="preserve"> la fin da </w:t>
+      </w:r>
+      <w:proofErr w:type="spellStart"/>
+      <w:r>
+        <w:rPr>
+          <w:lang w:val="it-CH"/>
+        </w:rPr>
+        <w:t>Vossa</w:t>
+      </w:r>
+      <w:proofErr w:type="spellEnd"/>
+      <w:r>
+        <w:rPr>
+          <w:lang w:val="it-CH"/>
+        </w:rPr>
+        <w:t xml:space="preserve"> </w:t>
+      </w:r>
+      <w:proofErr w:type="spellStart"/>
+      <w:r>
+        <w:rPr>
+          <w:lang w:val="it-CH"/>
+        </w:rPr>
+        <w:t>funcziun</w:t>
+      </w:r>
+      <w:proofErr w:type="spellEnd"/>
+      <w:r>
+        <w:rPr>
+          <w:lang w:val="it-CH"/>
+        </w:rPr>
+        <w:t xml:space="preserve"> </w:t>
+      </w:r>
+      <w:proofErr w:type="spellStart"/>
+      <w:r>
+        <w:rPr>
+          <w:lang w:val="it-CH"/>
+        </w:rPr>
+        <w:t>sco</w:t>
+      </w:r>
+      <w:proofErr w:type="spellEnd"/>
+      <w:r>
+        <w:rPr>
+          <w:lang w:val="it-CH"/>
+        </w:rPr>
+        <w:t xml:space="preserve"> </w:t>
+      </w:r>
+      <w:r>
+        <w:rPr>
+          <w:b/>
+          <w:bCs/>
+          <w:lang w:val="it-CH"/>
+        </w:rPr>
+        <w:t>&lt;&lt;[</w:t>
+      </w:r>
+      <w:proofErr w:type="spellStart"/>
+      <w:proofErr w:type="gramStart"/>
+      <w:r>
+        <w:rPr>
+          <w:b/>
+          <w:bCs/>
+          <w:lang w:val="it-CH"/>
+        </w:rPr>
+        <w:t>member.function</w:t>
+      </w:r>
+      <w:proofErr w:type="spellEnd"/>
+      <w:proofErr w:type="gramEnd"/>
+      <w:r>
+        <w:rPr>
+          <w:b/>
+          <w:bCs/>
+          <w:lang w:val="it-CH"/>
+        </w:rPr>
+        <w:t>]&gt;&gt;</w:t>
+      </w:r>
+      <w:r>
+        <w:rPr>
+          <w:b/>
+          <w:lang w:val="it-CH"/>
+        </w:rPr>
+        <w:t xml:space="preserve"> </w:t>
+      </w:r>
+      <w:r>
+        <w:rPr>
+          <w:lang w:val="it-CH"/>
+        </w:rPr>
+        <w:t xml:space="preserve">per </w:t>
+      </w:r>
+      <w:proofErr w:type="spellStart"/>
+      <w:r>
+        <w:rPr>
+          <w:lang w:val="it-CH"/>
+        </w:rPr>
+        <w:t>ils</w:t>
+      </w:r>
+      <w:proofErr w:type="spellEnd"/>
+      <w:r>
+        <w:rPr>
+          <w:lang w:val="it-CH"/>
+        </w:rPr>
+        <w:t xml:space="preserve"> &lt;&lt;[</w:t>
+      </w:r>
+      <w:proofErr w:type="spellStart"/>
+      <w:proofErr w:type="gramStart"/>
+      <w:r>
+        <w:rPr>
+          <w:lang w:val="it-CH"/>
+        </w:rPr>
+        <w:t>member.endDate</w:t>
+      </w:r>
+      <w:proofErr w:type="spellEnd"/>
+      <w:proofErr w:type="gramEnd"/>
+      <w:r>
+        <w:rPr>
+          <w:lang w:val="it-CH"/>
+        </w:rPr>
+        <w:t>]:"</w:t>
+      </w:r>
+      <w:proofErr w:type="spellStart"/>
+      <w:r>
+        <w:rPr>
+          <w:lang w:val="it-CH"/>
+        </w:rPr>
+        <w:t>dd.MM.yyyy</w:t>
+      </w:r>
+      <w:proofErr w:type="spellEnd"/>
+      <w:r>
+        <w:rPr>
+          <w:lang w:val="it-CH"/>
+        </w:rPr>
+        <w:t>"&gt;&gt;</w:t>
+      </w:r>
+      <w:r>
+        <w:rPr>
+          <w:lang w:val="it-CH"/>
+        </w:rPr>
+        <w:t>.</w:t>
       </w:r>
     </w:p>
     <w:p>
       <w:pPr>
         <w:rPr>
-          <w:rFonts w:cs="Arial"/>
-          <w:lang w:val="en-US"/>
-        </w:rPr>
-      </w:pPr>
-      <w:r>
-        <w:rPr>
-          <w:rFonts w:cs="Arial"/>
-          <w:highlight w:val="yellow"/>
-          <w:lang w:val="en-US"/>
-        </w:rPr>
-        <w:t>&lt;&lt;if [member.formLetterType == 0 || member.formLetterType == 1]&gt;&gt;</w:t>
-      </w:r>
-    </w:p>
-    <w:p>
-      <w:pPr>
-        <w:rPr>
-          <w:rFonts w:cs="Arial"/>
-          <w:lang w:val="en-US"/>
+          <w:b/>
+          <w:lang w:val="it-CH"/>
         </w:rPr>
       </w:pPr>
     </w:p>
     <w:p>
       <w:pPr>
         <w:rPr>
-          <w:rFonts w:cs="Arial"/>
           <w:lang w:val="it-CH"/>
         </w:rPr>
       </w:pPr>
       <w:r>
         <w:rPr>
-          <w:rFonts w:cs="Arial"/>
-          <w:lang w:val="it-CH"/>
-        </w:rPr>
-        <w:t xml:space="preserve">Jau As supplitgesch d'annunziar immediatamain mintga midada da l'adressa da correspundenza u da las relaziuns d'interess, che ha lieu entaifer la durada d'uffizi. </w:t>
-      </w:r>
-      <w:r>
-        <w:rPr>
-          <w:rFonts w:cs="Arial"/>
-          <w:highlight w:val="yellow"/>
-          <w:lang w:val="it-CH"/>
-        </w:rPr>
-        <w:t>&lt;&lt;/if&gt;&gt;&lt;&lt;if [member.formLetterType == 0]&gt;&gt;</w:t>
-      </w:r>
-      <w:r>
-        <w:rPr>
-          <w:rFonts w:cs="Arial"/>
-          <w:lang w:val="it-CH"/>
-        </w:rPr>
-        <w:t xml:space="preserve"> Infurmaziuns davart il post da contact chattais Vus sin la pagina menziunada qua survart.</w:t>
-      </w:r>
-      <w:r>
-        <w:rPr>
-          <w:rFonts w:cs="Arial"/>
-          <w:highlight w:val="yellow"/>
-          <w:lang w:val="it-CH"/>
-        </w:rPr>
-        <w:t>&lt;&lt;/if&gt;&gt;&lt;&lt;if [member.formLetterType == 1]&gt;&gt;</w:t>
-      </w:r>
-      <w:r>
-        <w:rPr>
-          <w:rFonts w:cs="Arial"/>
-          <w:lang w:val="it-CH"/>
-        </w:rPr>
-        <w:t>Infurmaziuns davart il post da contact chattais Vus sin la pagina</w:t>
+          <w:lang w:val="it-CH"/>
+        </w:rPr>
+        <w:t xml:space="preserve">En il </w:t>
+      </w:r>
+      <w:proofErr w:type="spellStart"/>
+      <w:r>
+        <w:rPr>
+          <w:lang w:val="it-CH"/>
+        </w:rPr>
+        <w:t>num</w:t>
+      </w:r>
+      <w:proofErr w:type="spellEnd"/>
+      <w:r>
+        <w:rPr>
+          <w:lang w:val="it-CH"/>
+        </w:rPr>
+        <w:t xml:space="preserve"> dal </w:t>
+      </w:r>
+      <w:proofErr w:type="spellStart"/>
+      <w:r>
+        <w:rPr>
+          <w:lang w:val="it-CH"/>
+        </w:rPr>
+        <w:t>Cussegl</w:t>
+      </w:r>
+      <w:proofErr w:type="spellEnd"/>
+      <w:r>
+        <w:rPr>
+          <w:lang w:val="it-CH"/>
+        </w:rPr>
+        <w:t xml:space="preserve"> </w:t>
+      </w:r>
+      <w:proofErr w:type="spellStart"/>
+      <w:r>
+        <w:rPr>
+          <w:lang w:val="it-CH"/>
+        </w:rPr>
+        <w:t>federal</w:t>
+      </w:r>
+      <w:proofErr w:type="spellEnd"/>
+      <w:r>
+        <w:rPr>
+          <w:lang w:val="it-CH"/>
+        </w:rPr>
+        <w:t xml:space="preserve"> </w:t>
+      </w:r>
+      <w:proofErr w:type="spellStart"/>
+      <w:r>
+        <w:rPr>
+          <w:lang w:val="it-CH"/>
+        </w:rPr>
+        <w:t>As</w:t>
+      </w:r>
+      <w:proofErr w:type="spellEnd"/>
+      <w:r>
+        <w:rPr>
+          <w:lang w:val="it-CH"/>
+        </w:rPr>
+        <w:t xml:space="preserve"> </w:t>
+      </w:r>
+      <w:proofErr w:type="spellStart"/>
+      <w:r>
+        <w:rPr>
+          <w:lang w:val="it-CH"/>
+        </w:rPr>
+        <w:t>engraziel</w:t>
+      </w:r>
+      <w:proofErr w:type="spellEnd"/>
+      <w:r>
+        <w:rPr>
+          <w:lang w:val="it-CH"/>
+        </w:rPr>
+        <w:t xml:space="preserve"> </w:t>
+      </w:r>
+      <w:proofErr w:type="spellStart"/>
+      <w:r>
+        <w:rPr>
+          <w:lang w:val="it-CH"/>
+        </w:rPr>
+        <w:t>jau</w:t>
+      </w:r>
+      <w:proofErr w:type="spellEnd"/>
+      <w:r>
+        <w:rPr>
+          <w:lang w:val="it-CH"/>
+        </w:rPr>
+        <w:t xml:space="preserve"> da </w:t>
+      </w:r>
+      <w:proofErr w:type="spellStart"/>
+      <w:r>
+        <w:rPr>
+          <w:lang w:val="it-CH"/>
+        </w:rPr>
+        <w:t>cor</w:t>
+      </w:r>
+      <w:proofErr w:type="spellEnd"/>
+      <w:r>
+        <w:rPr>
+          <w:lang w:val="it-CH"/>
+        </w:rPr>
+        <w:t xml:space="preserve"> per </w:t>
+      </w:r>
+      <w:proofErr w:type="spellStart"/>
+      <w:r>
+        <w:rPr>
+          <w:lang w:val="it-CH"/>
+        </w:rPr>
+        <w:t>Vossa</w:t>
+      </w:r>
+      <w:proofErr w:type="spellEnd"/>
+      <w:r>
+        <w:rPr>
+          <w:lang w:val="it-CH"/>
+        </w:rPr>
+        <w:t xml:space="preserve"> </w:t>
+      </w:r>
+      <w:proofErr w:type="spellStart"/>
+      <w:r>
+        <w:rPr>
+          <w:lang w:val="it-CH"/>
+        </w:rPr>
+        <w:t>collavuraziun</w:t>
+      </w:r>
+      <w:proofErr w:type="spellEnd"/>
+      <w:r>
+        <w:rPr>
+          <w:lang w:val="it-CH"/>
+        </w:rPr>
+        <w:t xml:space="preserve"> </w:t>
+      </w:r>
+      <w:proofErr w:type="spellStart"/>
+      <w:r>
+        <w:rPr>
+          <w:lang w:val="it-CH"/>
+        </w:rPr>
+        <w:t>excellenta</w:t>
+      </w:r>
+      <w:proofErr w:type="spellEnd"/>
+      <w:r>
+        <w:rPr>
+          <w:lang w:val="it-CH"/>
+        </w:rPr>
+        <w:t xml:space="preserve"> ed</w:t>
+      </w:r>
+      <w:r>
+        <w:rPr>
+          <w:lang w:val="rm-CH"/>
+        </w:rPr>
+        <w:t xml:space="preserve"> As giavisch tut il bun per l’avegnir</w:t>
+      </w:r>
+      <w:r>
+        <w:rPr>
+          <w:lang w:val="it-CH"/>
+        </w:rPr>
+        <w:t>.</w:t>
+      </w:r>
+    </w:p>
+    <w:p>
+      <w:pPr>
+        <w:rPr>
+          <w:lang w:val="en-US"/>
+        </w:rPr>
+      </w:pPr>
+      <w:r>
+        <w:rPr>
+          <w:highlight w:val="yellow"/>
+          <w:lang w:val="en-US"/>
+        </w:rPr>
+        <w:t>&lt;&lt;/if&gt;&gt;</w:t>
+      </w:r>
+    </w:p>
+    <w:p>
+      <w:pPr>
+        <w:rPr>
+          <w:rFonts w:cs="Arial"/>
+          <w:lang w:val="en-US"/>
+        </w:rPr>
+      </w:pPr>
+      <w:r>
+        <w:rPr>
+          <w:rFonts w:cs="Arial"/>
+          <w:highlight w:val="yellow"/>
+          <w:lang w:val="en-US"/>
+        </w:rPr>
+        <w:t>&lt;&lt;if [</w:t>
+      </w:r>
+      <w:proofErr w:type="spellStart"/>
+      <w:proofErr w:type="gramStart"/>
+      <w:r>
+        <w:rPr>
+          <w:rFonts w:cs="Arial"/>
+          <w:highlight w:val="yellow"/>
+          <w:lang w:val="en-US"/>
+        </w:rPr>
+        <w:t>member.formLetterType</w:t>
+      </w:r>
+      <w:proofErr w:type="spellEnd"/>
+      <w:proofErr w:type="gramEnd"/>
+      <w:r>
+        <w:rPr>
+          <w:rFonts w:cs="Arial"/>
+          <w:highlight w:val="yellow"/>
+          <w:lang w:val="en-US"/>
+        </w:rPr>
+        <w:t xml:space="preserve"> == 2 || </w:t>
+      </w:r>
+      <w:proofErr w:type="spellStart"/>
+      <w:proofErr w:type="gramStart"/>
+      <w:r>
+        <w:rPr>
+          <w:rFonts w:cs="Arial"/>
+          <w:highlight w:val="yellow"/>
+          <w:lang w:val="en-US"/>
+        </w:rPr>
+        <w:t>member.formLetterType</w:t>
+      </w:r>
+      <w:proofErr w:type="spellEnd"/>
+      <w:proofErr w:type="gramEnd"/>
+      <w:r>
+        <w:rPr>
+          <w:rFonts w:cs="Arial"/>
+          <w:highlight w:val="yellow"/>
+          <w:lang w:val="en-US"/>
+        </w:rPr>
+        <w:t xml:space="preserve"> == 3 || </w:t>
+      </w:r>
+      <w:proofErr w:type="spellStart"/>
+      <w:proofErr w:type="gramStart"/>
+      <w:r>
+        <w:rPr>
+          <w:rFonts w:cs="Arial"/>
+          <w:highlight w:val="yellow"/>
+          <w:lang w:val="en-US"/>
+        </w:rPr>
+        <w:t>member.formLetterType</w:t>
+      </w:r>
+      <w:proofErr w:type="spellEnd"/>
+      <w:proofErr w:type="gramEnd"/>
+      <w:r>
+        <w:rPr>
+          <w:rFonts w:cs="Arial"/>
+          <w:highlight w:val="yellow"/>
+          <w:lang w:val="en-US"/>
+        </w:rPr>
+        <w:t xml:space="preserve"> == 4]&gt;&gt;</w:t>
+      </w:r>
+    </w:p>
+    <w:p>
+      <w:pPr>
+        <w:rPr>
+          <w:rFonts w:cs="Arial"/>
+          <w:b/>
+          <w:bCs/>
+          <w:lang w:val="en-US"/>
+        </w:rPr>
+      </w:pPr>
+    </w:p>
+    <w:p>
+      <w:pPr>
+        <w:rPr>
+          <w:rFonts w:cs="Arial"/>
+          <w:b/>
+          <w:bCs/>
+          <w:lang w:val="it-CH"/>
+        </w:rPr>
+      </w:pPr>
+      <w:r>
+        <w:rPr>
+          <w:rFonts w:cs="Arial"/>
+          <w:b/>
+          <w:bCs/>
+          <w:lang w:val="it-CH"/>
+        </w:rPr>
+        <w:t>&lt;&lt;[</w:t>
+      </w:r>
+      <w:proofErr w:type="spellStart"/>
+      <w:proofErr w:type="gramStart"/>
+      <w:r>
+        <w:rPr>
+          <w:rFonts w:cs="Arial"/>
+          <w:b/>
+          <w:bCs/>
+          <w:lang w:val="it-CH"/>
+        </w:rPr>
+        <w:t>member.committeeName</w:t>
+      </w:r>
+      <w:proofErr w:type="spellEnd"/>
+      <w:proofErr w:type="gramEnd"/>
+      <w:r>
+        <w:rPr>
+          <w:rFonts w:cs="Arial"/>
+          <w:b/>
+          <w:bCs/>
+          <w:lang w:val="it-CH"/>
+        </w:rPr>
+        <w:t>]&gt;&gt;</w:t>
+      </w:r>
+    </w:p>
+    <w:p>
+      <w:pPr>
+        <w:rPr>
+          <w:rFonts w:cs="Arial"/>
+          <w:lang w:val="it-CH"/>
+        </w:rPr>
+      </w:pPr>
+    </w:p>
+    <w:p>
+      <w:pPr>
+        <w:rPr>
+          <w:rFonts w:cs="Arial"/>
+          <w:lang w:val="it-CH"/>
+        </w:rPr>
+      </w:pPr>
+      <w:r>
+        <w:rPr>
+          <w:rFonts w:cs="Arial"/>
+          <w:lang w:val="it-CH"/>
+        </w:rPr>
+        <w:t xml:space="preserve">En </w:t>
+      </w:r>
+      <w:proofErr w:type="spellStart"/>
+      <w:r>
+        <w:rPr>
+          <w:rFonts w:cs="Arial"/>
+          <w:lang w:val="it-CH"/>
+        </w:rPr>
+        <w:t>num</w:t>
+      </w:r>
+      <w:proofErr w:type="spellEnd"/>
+      <w:r>
+        <w:rPr>
+          <w:rFonts w:cs="Arial"/>
+          <w:lang w:val="it-CH"/>
+        </w:rPr>
+        <w:t xml:space="preserve"> dal </w:t>
+      </w:r>
+      <w:proofErr w:type="spellStart"/>
+      <w:r>
+        <w:rPr>
+          <w:rFonts w:cs="Arial"/>
+          <w:lang w:val="it-CH"/>
+        </w:rPr>
+        <w:t>Cussegl</w:t>
+      </w:r>
+      <w:proofErr w:type="spellEnd"/>
+      <w:r>
+        <w:rPr>
+          <w:rFonts w:cs="Arial"/>
+          <w:lang w:val="it-CH"/>
+        </w:rPr>
+        <w:t xml:space="preserve"> </w:t>
+      </w:r>
+      <w:proofErr w:type="spellStart"/>
+      <w:r>
+        <w:rPr>
+          <w:rFonts w:cs="Arial"/>
+          <w:lang w:val="it-CH"/>
+        </w:rPr>
+        <w:t>federal</w:t>
+      </w:r>
+      <w:proofErr w:type="spellEnd"/>
+      <w:r>
+        <w:rPr>
+          <w:rFonts w:cs="Arial"/>
+          <w:lang w:val="it-CH"/>
+        </w:rPr>
+        <w:t xml:space="preserve"> </w:t>
+      </w:r>
+      <w:proofErr w:type="spellStart"/>
+      <w:r>
+        <w:rPr>
+          <w:rFonts w:cs="Arial"/>
+          <w:lang w:val="it-CH"/>
+        </w:rPr>
+        <w:t>As</w:t>
+      </w:r>
+      <w:proofErr w:type="spellEnd"/>
+      <w:r>
+        <w:rPr>
+          <w:rFonts w:cs="Arial"/>
+          <w:lang w:val="it-CH"/>
+        </w:rPr>
+        <w:t xml:space="preserve"> </w:t>
+      </w:r>
+      <w:proofErr w:type="spellStart"/>
+      <w:r>
+        <w:rPr>
+          <w:rFonts w:cs="Arial"/>
+          <w:lang w:val="it-CH"/>
+        </w:rPr>
+        <w:t>engraziel</w:t>
+      </w:r>
+      <w:proofErr w:type="spellEnd"/>
+      <w:r>
+        <w:rPr>
+          <w:rFonts w:cs="Arial"/>
+          <w:lang w:val="it-CH"/>
+        </w:rPr>
+        <w:t xml:space="preserve"> </w:t>
+      </w:r>
+      <w:proofErr w:type="spellStart"/>
+      <w:r>
+        <w:rPr>
+          <w:rFonts w:cs="Arial"/>
+          <w:lang w:val="it-CH"/>
+        </w:rPr>
+        <w:t>jau</w:t>
+      </w:r>
+      <w:proofErr w:type="spellEnd"/>
+      <w:r>
+        <w:rPr>
+          <w:rFonts w:cs="Arial"/>
+          <w:lang w:val="it-CH"/>
+        </w:rPr>
+        <w:t xml:space="preserve"> </w:t>
+      </w:r>
+      <w:proofErr w:type="spellStart"/>
+      <w:r>
+        <w:rPr>
+          <w:rFonts w:cs="Arial"/>
+          <w:lang w:val="it-CH"/>
+        </w:rPr>
+        <w:t>sinceramain</w:t>
+      </w:r>
+      <w:proofErr w:type="spellEnd"/>
+      <w:r>
+        <w:rPr>
+          <w:rFonts w:cs="Arial"/>
+          <w:lang w:val="it-CH"/>
+        </w:rPr>
+        <w:t xml:space="preserve"> per </w:t>
+      </w:r>
+      <w:proofErr w:type="spellStart"/>
+      <w:r>
+        <w:rPr>
+          <w:rFonts w:cs="Arial"/>
+          <w:lang w:val="it-CH"/>
+        </w:rPr>
+        <w:t>Vossa</w:t>
+      </w:r>
+      <w:proofErr w:type="spellEnd"/>
+      <w:r>
+        <w:rPr>
+          <w:rFonts w:cs="Arial"/>
+          <w:lang w:val="it-CH"/>
+        </w:rPr>
+        <w:t xml:space="preserve"> </w:t>
+      </w:r>
+      <w:proofErr w:type="spellStart"/>
+      <w:r>
+        <w:rPr>
+          <w:rFonts w:cs="Arial"/>
+          <w:lang w:val="it-CH"/>
+        </w:rPr>
+        <w:t>collavuraziun</w:t>
+      </w:r>
+      <w:proofErr w:type="spellEnd"/>
+      <w:r>
+        <w:rPr>
+          <w:rFonts w:cs="Arial"/>
+          <w:lang w:val="it-CH"/>
+        </w:rPr>
+        <w:t xml:space="preserve"> </w:t>
+      </w:r>
+      <w:proofErr w:type="spellStart"/>
+      <w:r>
+        <w:rPr>
+          <w:rFonts w:cs="Arial"/>
+          <w:lang w:val="it-CH"/>
+        </w:rPr>
+        <w:t>cumpetenta</w:t>
+      </w:r>
+      <w:proofErr w:type="spellEnd"/>
+      <w:r>
+        <w:rPr>
+          <w:rFonts w:cs="Arial"/>
+          <w:lang w:val="it-CH"/>
+        </w:rPr>
+        <w:t xml:space="preserve"> ed </w:t>
+      </w:r>
+      <w:proofErr w:type="spellStart"/>
+      <w:r>
+        <w:rPr>
+          <w:rFonts w:cs="Arial"/>
+          <w:lang w:val="it-CH"/>
+        </w:rPr>
+        <w:t>As</w:t>
+      </w:r>
+      <w:proofErr w:type="spellEnd"/>
+      <w:r>
+        <w:rPr>
+          <w:rFonts w:cs="Arial"/>
+          <w:lang w:val="it-CH"/>
+        </w:rPr>
+        <w:t xml:space="preserve"> </w:t>
+      </w:r>
+      <w:proofErr w:type="spellStart"/>
+      <w:r>
+        <w:rPr>
+          <w:rFonts w:cs="Arial"/>
+          <w:lang w:val="it-CH"/>
+        </w:rPr>
+        <w:t>giavisch</w:t>
+      </w:r>
+      <w:proofErr w:type="spellEnd"/>
+      <w:r>
+        <w:rPr>
+          <w:rFonts w:cs="Arial"/>
+          <w:lang w:val="it-CH"/>
+        </w:rPr>
+        <w:t xml:space="preserve"> </w:t>
+      </w:r>
+      <w:proofErr w:type="spellStart"/>
+      <w:r>
+        <w:rPr>
+          <w:rFonts w:cs="Arial"/>
+          <w:lang w:val="it-CH"/>
+        </w:rPr>
+        <w:t>tut</w:t>
+      </w:r>
+      <w:proofErr w:type="spellEnd"/>
+      <w:r>
+        <w:rPr>
+          <w:rFonts w:cs="Arial"/>
+          <w:lang w:val="it-CH"/>
+        </w:rPr>
+        <w:t xml:space="preserve"> il </w:t>
+      </w:r>
+      <w:proofErr w:type="spellStart"/>
+      <w:r>
+        <w:rPr>
+          <w:rFonts w:cs="Arial"/>
+          <w:lang w:val="it-CH"/>
+        </w:rPr>
+        <w:t>bun</w:t>
+      </w:r>
+      <w:proofErr w:type="spellEnd"/>
+      <w:r>
+        <w:rPr>
+          <w:rFonts w:cs="Arial"/>
+          <w:lang w:val="it-CH"/>
+        </w:rPr>
+        <w:t xml:space="preserve"> per l'</w:t>
+      </w:r>
+      <w:proofErr w:type="spellStart"/>
+      <w:r>
+        <w:rPr>
+          <w:rFonts w:cs="Arial"/>
+          <w:lang w:val="it-CH"/>
+        </w:rPr>
+        <w:t>ulteriur</w:t>
+      </w:r>
+      <w:proofErr w:type="spellEnd"/>
+      <w:r>
+        <w:rPr>
+          <w:rFonts w:cs="Arial"/>
+          <w:lang w:val="it-CH"/>
+        </w:rPr>
+        <w:t xml:space="preserve"> </w:t>
+      </w:r>
+      <w:proofErr w:type="spellStart"/>
+      <w:proofErr w:type="gramStart"/>
+      <w:r>
+        <w:rPr>
+          <w:rFonts w:cs="Arial"/>
+          <w:lang w:val="it-CH"/>
+        </w:rPr>
+        <w:t>futur</w:t>
+      </w:r>
+      <w:proofErr w:type="spellEnd"/>
+      <w:r>
+        <w:rPr>
+          <w:rFonts w:cs="Arial"/>
+          <w:lang w:val="it-CH"/>
+        </w:rPr>
+        <w:t>.</w:t>
+      </w:r>
+      <w:r>
+        <w:rPr>
+          <w:rFonts w:cs="Arial"/>
+          <w:highlight w:val="yellow"/>
+          <w:lang w:val="it-CH"/>
+        </w:rPr>
+        <w:t>&lt;</w:t>
+      </w:r>
+      <w:proofErr w:type="gramEnd"/>
+      <w:r>
+        <w:rPr>
+          <w:rFonts w:cs="Arial"/>
+          <w:highlight w:val="yellow"/>
+          <w:lang w:val="it-CH"/>
+        </w:rPr>
+        <w:t>&lt;/</w:t>
+      </w:r>
+      <w:proofErr w:type="spellStart"/>
+      <w:r>
+        <w:rPr>
+          <w:rFonts w:cs="Arial"/>
+          <w:highlight w:val="yellow"/>
+          <w:lang w:val="it-CH"/>
+        </w:rPr>
+        <w:t>if</w:t>
+      </w:r>
+      <w:proofErr w:type="spellEnd"/>
+      <w:r>
+        <w:rPr>
+          <w:rFonts w:cs="Arial"/>
+          <w:highlight w:val="yellow"/>
+          <w:lang w:val="it-CH"/>
+        </w:rPr>
+        <w:t>&gt;&gt;</w:t>
+      </w:r>
+    </w:p>
+    <w:p>
+      <w:pPr>
+        <w:rPr>
+          <w:rFonts w:cs="Arial"/>
+          <w:lang w:val="en-US"/>
+        </w:rPr>
+      </w:pPr>
+      <w:r>
+        <w:rPr>
+          <w:rFonts w:cs="Arial"/>
+          <w:highlight w:val="yellow"/>
+          <w:lang w:val="en-US"/>
+        </w:rPr>
+        <w:t>&lt;&lt;if [</w:t>
+      </w:r>
+      <w:proofErr w:type="spellStart"/>
+      <w:proofErr w:type="gramStart"/>
+      <w:r>
+        <w:rPr>
+          <w:rFonts w:cs="Arial"/>
+          <w:highlight w:val="yellow"/>
+          <w:lang w:val="en-US"/>
+        </w:rPr>
+        <w:t>member.formLetterType</w:t>
+      </w:r>
+      <w:proofErr w:type="spellEnd"/>
+      <w:proofErr w:type="gramEnd"/>
+      <w:r>
+        <w:rPr>
+          <w:rFonts w:cs="Arial"/>
+          <w:highlight w:val="yellow"/>
+          <w:lang w:val="en-US"/>
+        </w:rPr>
+        <w:t xml:space="preserve"> == 0 || </w:t>
+      </w:r>
+      <w:proofErr w:type="spellStart"/>
+      <w:proofErr w:type="gramStart"/>
+      <w:r>
+        <w:rPr>
+          <w:rFonts w:cs="Arial"/>
+          <w:highlight w:val="yellow"/>
+          <w:lang w:val="en-US"/>
+        </w:rPr>
+        <w:t>member.formLetterType</w:t>
+      </w:r>
+      <w:proofErr w:type="spellEnd"/>
+      <w:proofErr w:type="gramEnd"/>
+      <w:r>
+        <w:rPr>
+          <w:rFonts w:cs="Arial"/>
+          <w:highlight w:val="yellow"/>
+          <w:lang w:val="en-US"/>
+        </w:rPr>
+        <w:t xml:space="preserve"> == 1]&gt;&gt;</w:t>
+      </w:r>
+    </w:p>
+    <w:p>
+      <w:pPr>
+        <w:rPr>
+          <w:rFonts w:cs="Arial"/>
+          <w:lang w:val="en-US"/>
+        </w:rPr>
+      </w:pPr>
+    </w:p>
+    <w:p>
+      <w:pPr>
+        <w:rPr>
+          <w:rFonts w:cs="Arial"/>
+          <w:lang w:val="it-CH"/>
+        </w:rPr>
+      </w:pPr>
+      <w:r>
+        <w:rPr>
+          <w:rFonts w:cs="Arial"/>
+          <w:lang w:val="it-CH"/>
+        </w:rPr>
+        <w:lastRenderedPageBreak/>
+        <w:t xml:space="preserve">Jau </w:t>
+      </w:r>
+      <w:proofErr w:type="spellStart"/>
+      <w:r>
+        <w:rPr>
+          <w:rFonts w:cs="Arial"/>
+          <w:lang w:val="it-CH"/>
+        </w:rPr>
+        <w:t>As</w:t>
+      </w:r>
+      <w:proofErr w:type="spellEnd"/>
+      <w:r>
+        <w:rPr>
+          <w:rFonts w:cs="Arial"/>
+          <w:lang w:val="it-CH"/>
+        </w:rPr>
+        <w:t xml:space="preserve"> </w:t>
+      </w:r>
+      <w:proofErr w:type="spellStart"/>
+      <w:r>
+        <w:rPr>
+          <w:rFonts w:cs="Arial"/>
+          <w:lang w:val="it-CH"/>
+        </w:rPr>
+        <w:t>supplitgesch</w:t>
+      </w:r>
+      <w:proofErr w:type="spellEnd"/>
+      <w:r>
+        <w:rPr>
+          <w:rFonts w:cs="Arial"/>
+          <w:lang w:val="it-CH"/>
+        </w:rPr>
+        <w:t xml:space="preserve"> d'annunziar </w:t>
+      </w:r>
+      <w:proofErr w:type="spellStart"/>
+      <w:r>
+        <w:rPr>
+          <w:rFonts w:cs="Arial"/>
+          <w:lang w:val="it-CH"/>
+        </w:rPr>
+        <w:t>immediatamain</w:t>
+      </w:r>
+      <w:proofErr w:type="spellEnd"/>
+      <w:r>
+        <w:rPr>
+          <w:rFonts w:cs="Arial"/>
+          <w:lang w:val="it-CH"/>
+        </w:rPr>
+        <w:t xml:space="preserve"> </w:t>
+      </w:r>
+      <w:proofErr w:type="spellStart"/>
+      <w:r>
+        <w:rPr>
+          <w:rFonts w:cs="Arial"/>
+          <w:lang w:val="it-CH"/>
+        </w:rPr>
+        <w:t>mintga</w:t>
+      </w:r>
+      <w:proofErr w:type="spellEnd"/>
+      <w:r>
+        <w:rPr>
+          <w:rFonts w:cs="Arial"/>
+          <w:lang w:val="it-CH"/>
+        </w:rPr>
+        <w:t xml:space="preserve"> </w:t>
+      </w:r>
+      <w:proofErr w:type="spellStart"/>
+      <w:r>
+        <w:rPr>
+          <w:rFonts w:cs="Arial"/>
+          <w:lang w:val="it-CH"/>
+        </w:rPr>
+        <w:t>midada</w:t>
+      </w:r>
+      <w:proofErr w:type="spellEnd"/>
+      <w:r>
+        <w:rPr>
+          <w:rFonts w:cs="Arial"/>
+          <w:lang w:val="it-CH"/>
+        </w:rPr>
+        <w:t xml:space="preserve"> da l'</w:t>
+      </w:r>
+      <w:proofErr w:type="spellStart"/>
+      <w:r>
+        <w:rPr>
+          <w:rFonts w:cs="Arial"/>
+          <w:lang w:val="it-CH"/>
+        </w:rPr>
+        <w:t>adressa</w:t>
+      </w:r>
+      <w:proofErr w:type="spellEnd"/>
+      <w:r>
+        <w:rPr>
+          <w:rFonts w:cs="Arial"/>
+          <w:lang w:val="it-CH"/>
+        </w:rPr>
+        <w:t xml:space="preserve"> da </w:t>
+      </w:r>
+      <w:proofErr w:type="spellStart"/>
+      <w:r>
+        <w:rPr>
+          <w:rFonts w:cs="Arial"/>
+          <w:lang w:val="it-CH"/>
+        </w:rPr>
+        <w:t>correspundenza</w:t>
+      </w:r>
+      <w:proofErr w:type="spellEnd"/>
+      <w:r>
+        <w:rPr>
+          <w:rFonts w:cs="Arial"/>
+          <w:lang w:val="it-CH"/>
+        </w:rPr>
+        <w:t xml:space="preserve"> u da </w:t>
+      </w:r>
+      <w:proofErr w:type="spellStart"/>
+      <w:r>
+        <w:rPr>
+          <w:rFonts w:cs="Arial"/>
+          <w:lang w:val="it-CH"/>
+        </w:rPr>
+        <w:t>las</w:t>
+      </w:r>
+      <w:proofErr w:type="spellEnd"/>
+      <w:r>
+        <w:rPr>
+          <w:rFonts w:cs="Arial"/>
+          <w:lang w:val="it-CH"/>
+        </w:rPr>
+        <w:t xml:space="preserve"> </w:t>
+      </w:r>
+      <w:proofErr w:type="spellStart"/>
+      <w:r>
+        <w:rPr>
+          <w:rFonts w:cs="Arial"/>
+          <w:lang w:val="it-CH"/>
+        </w:rPr>
+        <w:t>relaziuns</w:t>
+      </w:r>
+      <w:proofErr w:type="spellEnd"/>
+      <w:r>
+        <w:rPr>
+          <w:rFonts w:cs="Arial"/>
+          <w:lang w:val="it-CH"/>
+        </w:rPr>
+        <w:t xml:space="preserve"> d'</w:t>
+      </w:r>
+      <w:proofErr w:type="spellStart"/>
+      <w:r>
+        <w:rPr>
+          <w:rFonts w:cs="Arial"/>
+          <w:lang w:val="it-CH"/>
+        </w:rPr>
+        <w:t>interess</w:t>
+      </w:r>
+      <w:proofErr w:type="spellEnd"/>
+      <w:r>
+        <w:rPr>
+          <w:rFonts w:cs="Arial"/>
+          <w:lang w:val="it-CH"/>
+        </w:rPr>
+        <w:t xml:space="preserve">, che ha </w:t>
+      </w:r>
+      <w:proofErr w:type="spellStart"/>
+      <w:r>
+        <w:rPr>
+          <w:rFonts w:cs="Arial"/>
+          <w:lang w:val="it-CH"/>
+        </w:rPr>
+        <w:t>lieu</w:t>
+      </w:r>
+      <w:proofErr w:type="spellEnd"/>
+      <w:r>
+        <w:rPr>
+          <w:rFonts w:cs="Arial"/>
+          <w:lang w:val="it-CH"/>
+        </w:rPr>
+        <w:t xml:space="preserve"> </w:t>
+      </w:r>
+      <w:proofErr w:type="spellStart"/>
+      <w:r>
+        <w:rPr>
+          <w:rFonts w:cs="Arial"/>
+          <w:lang w:val="it-CH"/>
+        </w:rPr>
+        <w:t>entaifer</w:t>
+      </w:r>
+      <w:proofErr w:type="spellEnd"/>
+      <w:r>
+        <w:rPr>
+          <w:rFonts w:cs="Arial"/>
+          <w:lang w:val="it-CH"/>
+        </w:rPr>
+        <w:t xml:space="preserve"> la </w:t>
+      </w:r>
+      <w:proofErr w:type="spellStart"/>
+      <w:r>
+        <w:rPr>
+          <w:rFonts w:cs="Arial"/>
+          <w:lang w:val="it-CH"/>
+        </w:rPr>
+        <w:t>durada</w:t>
+      </w:r>
+      <w:proofErr w:type="spellEnd"/>
+      <w:r>
+        <w:rPr>
+          <w:rFonts w:cs="Arial"/>
+          <w:lang w:val="it-CH"/>
+        </w:rPr>
+        <w:t xml:space="preserve"> d'uffizi. </w:t>
+      </w:r>
+      <w:r>
+        <w:rPr>
+          <w:rFonts w:cs="Arial"/>
+          <w:highlight w:val="yellow"/>
+          <w:lang w:val="it-CH"/>
+        </w:rPr>
+        <w:t>&lt;&lt;/</w:t>
+      </w:r>
+      <w:proofErr w:type="spellStart"/>
+      <w:r>
+        <w:rPr>
+          <w:rFonts w:cs="Arial"/>
+          <w:highlight w:val="yellow"/>
+          <w:lang w:val="it-CH"/>
+        </w:rPr>
+        <w:t>if</w:t>
+      </w:r>
+      <w:proofErr w:type="spellEnd"/>
+      <w:r>
+        <w:rPr>
+          <w:rFonts w:cs="Arial"/>
+          <w:highlight w:val="yellow"/>
+          <w:lang w:val="it-CH"/>
+        </w:rPr>
+        <w:t>&gt;&gt;&lt;&lt;</w:t>
+      </w:r>
+      <w:proofErr w:type="spellStart"/>
+      <w:r>
+        <w:rPr>
+          <w:rFonts w:cs="Arial"/>
+          <w:highlight w:val="yellow"/>
+          <w:lang w:val="it-CH"/>
+        </w:rPr>
+        <w:t>if</w:t>
+      </w:r>
+      <w:proofErr w:type="spellEnd"/>
+      <w:r>
+        <w:rPr>
+          <w:rFonts w:cs="Arial"/>
+          <w:highlight w:val="yellow"/>
+          <w:lang w:val="it-CH"/>
+        </w:rPr>
+        <w:t xml:space="preserve"> [</w:t>
+      </w:r>
+      <w:proofErr w:type="spellStart"/>
+      <w:proofErr w:type="gramStart"/>
+      <w:r>
+        <w:rPr>
+          <w:rFonts w:cs="Arial"/>
+          <w:highlight w:val="yellow"/>
+          <w:lang w:val="it-CH"/>
+        </w:rPr>
+        <w:t>member.formLetterType</w:t>
+      </w:r>
+      <w:proofErr w:type="spellEnd"/>
+      <w:proofErr w:type="gramEnd"/>
+      <w:r>
+        <w:rPr>
+          <w:rFonts w:cs="Arial"/>
+          <w:highlight w:val="yellow"/>
+          <w:lang w:val="it-CH"/>
+        </w:rPr>
+        <w:t xml:space="preserve"> == 0]&gt;&gt;</w:t>
+      </w:r>
+      <w:r>
+        <w:rPr>
+          <w:rFonts w:cs="Arial"/>
+          <w:lang w:val="it-CH"/>
+        </w:rPr>
+        <w:t xml:space="preserve"> </w:t>
+      </w:r>
+      <w:proofErr w:type="spellStart"/>
+      <w:r>
+        <w:rPr>
+          <w:rFonts w:cs="Arial"/>
+          <w:lang w:val="it-CH"/>
+        </w:rPr>
+        <w:t>Infurmaziuns</w:t>
+      </w:r>
+      <w:proofErr w:type="spellEnd"/>
+      <w:r>
+        <w:rPr>
+          <w:rFonts w:cs="Arial"/>
+          <w:lang w:val="it-CH"/>
+        </w:rPr>
+        <w:t xml:space="preserve"> </w:t>
+      </w:r>
+      <w:proofErr w:type="spellStart"/>
+      <w:r>
+        <w:rPr>
+          <w:rFonts w:cs="Arial"/>
+          <w:lang w:val="it-CH"/>
+        </w:rPr>
+        <w:t>davart</w:t>
+      </w:r>
+      <w:proofErr w:type="spellEnd"/>
+      <w:r>
+        <w:rPr>
+          <w:rFonts w:cs="Arial"/>
+          <w:lang w:val="it-CH"/>
+        </w:rPr>
+        <w:t xml:space="preserve"> il post da contact </w:t>
+      </w:r>
+      <w:proofErr w:type="spellStart"/>
+      <w:r>
+        <w:rPr>
+          <w:rFonts w:cs="Arial"/>
+          <w:lang w:val="it-CH"/>
+        </w:rPr>
+        <w:t>chattais</w:t>
+      </w:r>
+      <w:proofErr w:type="spellEnd"/>
+      <w:r>
+        <w:rPr>
+          <w:rFonts w:cs="Arial"/>
+          <w:lang w:val="it-CH"/>
+        </w:rPr>
+        <w:t xml:space="preserve"> </w:t>
+      </w:r>
+      <w:proofErr w:type="spellStart"/>
+      <w:r>
+        <w:rPr>
+          <w:rFonts w:cs="Arial"/>
+          <w:lang w:val="it-CH"/>
+        </w:rPr>
+        <w:t>Vus</w:t>
+      </w:r>
+      <w:proofErr w:type="spellEnd"/>
+      <w:r>
+        <w:rPr>
+          <w:rFonts w:cs="Arial"/>
+          <w:lang w:val="it-CH"/>
+        </w:rPr>
+        <w:t xml:space="preserve"> sin la pagina </w:t>
+      </w:r>
+      <w:proofErr w:type="spellStart"/>
+      <w:r>
+        <w:rPr>
+          <w:rFonts w:cs="Arial"/>
+          <w:lang w:val="it-CH"/>
+        </w:rPr>
+        <w:t>menziunada</w:t>
+      </w:r>
+      <w:proofErr w:type="spellEnd"/>
+      <w:r>
+        <w:rPr>
+          <w:rFonts w:cs="Arial"/>
+          <w:lang w:val="it-CH"/>
+        </w:rPr>
+        <w:t xml:space="preserve"> qua </w:t>
+      </w:r>
+      <w:proofErr w:type="spellStart"/>
+      <w:proofErr w:type="gramStart"/>
+      <w:r>
+        <w:rPr>
+          <w:rFonts w:cs="Arial"/>
+          <w:lang w:val="it-CH"/>
+        </w:rPr>
+        <w:t>survart</w:t>
+      </w:r>
+      <w:proofErr w:type="spellEnd"/>
+      <w:r>
+        <w:rPr>
+          <w:rFonts w:cs="Arial"/>
+          <w:lang w:val="it-CH"/>
+        </w:rPr>
+        <w:t>.</w:t>
+      </w:r>
+      <w:r>
+        <w:rPr>
+          <w:rFonts w:cs="Arial"/>
+          <w:highlight w:val="yellow"/>
+          <w:lang w:val="it-CH"/>
+        </w:rPr>
+        <w:t>&lt;</w:t>
+      </w:r>
+      <w:proofErr w:type="gramEnd"/>
+      <w:r>
+        <w:rPr>
+          <w:rFonts w:cs="Arial"/>
+          <w:highlight w:val="yellow"/>
+          <w:lang w:val="it-CH"/>
+        </w:rPr>
+        <w:t>&lt;/</w:t>
+      </w:r>
+      <w:proofErr w:type="spellStart"/>
+      <w:r>
+        <w:rPr>
+          <w:rFonts w:cs="Arial"/>
+          <w:highlight w:val="yellow"/>
+          <w:lang w:val="it-CH"/>
+        </w:rPr>
+        <w:t>if</w:t>
+      </w:r>
+      <w:proofErr w:type="spellEnd"/>
+      <w:r>
+        <w:rPr>
+          <w:rFonts w:cs="Arial"/>
+          <w:highlight w:val="yellow"/>
+          <w:lang w:val="it-CH"/>
+        </w:rPr>
+        <w:t>&gt;&gt;&lt;&lt;</w:t>
+      </w:r>
+      <w:proofErr w:type="spellStart"/>
+      <w:r>
+        <w:rPr>
+          <w:rFonts w:cs="Arial"/>
+          <w:highlight w:val="yellow"/>
+          <w:lang w:val="it-CH"/>
+        </w:rPr>
+        <w:t>if</w:t>
+      </w:r>
+      <w:proofErr w:type="spellEnd"/>
+      <w:r>
+        <w:rPr>
+          <w:rFonts w:cs="Arial"/>
+          <w:highlight w:val="yellow"/>
+          <w:lang w:val="it-CH"/>
+        </w:rPr>
+        <w:t xml:space="preserve"> [</w:t>
+      </w:r>
+      <w:proofErr w:type="spellStart"/>
+      <w:proofErr w:type="gramStart"/>
+      <w:r>
+        <w:rPr>
+          <w:rFonts w:cs="Arial"/>
+          <w:highlight w:val="yellow"/>
+          <w:lang w:val="it-CH"/>
+        </w:rPr>
+        <w:t>member.formLetterType</w:t>
+      </w:r>
+      <w:proofErr w:type="spellEnd"/>
+      <w:proofErr w:type="gramEnd"/>
+      <w:r>
+        <w:rPr>
+          <w:rFonts w:cs="Arial"/>
+          <w:highlight w:val="yellow"/>
+          <w:lang w:val="it-CH"/>
+        </w:rPr>
+        <w:t xml:space="preserve"> == 1]&gt;&gt;</w:t>
+      </w:r>
+      <w:proofErr w:type="spellStart"/>
+      <w:r>
+        <w:rPr>
+          <w:rFonts w:cs="Arial"/>
+          <w:lang w:val="it-CH"/>
+        </w:rPr>
+        <w:t>Infurmaziuns</w:t>
+      </w:r>
+      <w:proofErr w:type="spellEnd"/>
+      <w:r>
+        <w:rPr>
+          <w:rFonts w:cs="Arial"/>
+          <w:lang w:val="it-CH"/>
+        </w:rPr>
+        <w:t xml:space="preserve"> </w:t>
+      </w:r>
+      <w:proofErr w:type="spellStart"/>
+      <w:r>
+        <w:rPr>
+          <w:rFonts w:cs="Arial"/>
+          <w:lang w:val="it-CH"/>
+        </w:rPr>
+        <w:t>davart</w:t>
+      </w:r>
+      <w:proofErr w:type="spellEnd"/>
+      <w:r>
+        <w:rPr>
+          <w:rFonts w:cs="Arial"/>
+          <w:lang w:val="it-CH"/>
+        </w:rPr>
+        <w:t xml:space="preserve"> il post da contact </w:t>
+      </w:r>
+      <w:proofErr w:type="spellStart"/>
+      <w:r>
+        <w:rPr>
+          <w:rFonts w:cs="Arial"/>
+          <w:lang w:val="it-CH"/>
+        </w:rPr>
+        <w:t>chattais</w:t>
+      </w:r>
+      <w:proofErr w:type="spellEnd"/>
+      <w:r>
+        <w:rPr>
+          <w:rFonts w:cs="Arial"/>
+          <w:lang w:val="it-CH"/>
+        </w:rPr>
+        <w:t xml:space="preserve"> </w:t>
+      </w:r>
+      <w:proofErr w:type="spellStart"/>
+      <w:r>
+        <w:rPr>
+          <w:rFonts w:cs="Arial"/>
+          <w:lang w:val="it-CH"/>
+        </w:rPr>
+        <w:t>Vus</w:t>
+      </w:r>
+      <w:proofErr w:type="spellEnd"/>
+      <w:r>
+        <w:rPr>
+          <w:rFonts w:cs="Arial"/>
+          <w:lang w:val="it-CH"/>
+        </w:rPr>
+        <w:t xml:space="preserve"> sin la pagina</w:t>
       </w:r>
       <w:r>
         <w:rPr>
@@ -2048,8 +7108,60 @@
           <w:iCs/>
           <w:lang w:val="it-CH"/>
         </w:rPr>
-        <w:t>www.admin.ch &gt; Bundesverwaltung &gt; Ausserparlamentarische Kommissionen</w:t>
-      </w:r>
+        <w:t xml:space="preserve">www.admin.ch &gt; </w:t>
+      </w:r>
+      <w:proofErr w:type="spellStart"/>
+      <w:r>
+        <w:rPr>
+          <w:rFonts w:cs="Arial"/>
+          <w:i/>
+          <w:iCs/>
+          <w:lang w:val="it-CH"/>
+        </w:rPr>
+        <w:t>Bundesverwaltung</w:t>
+      </w:r>
+      <w:proofErr w:type="spellEnd"/>
+      <w:r>
+        <w:rPr>
+          <w:rFonts w:cs="Arial"/>
+          <w:i/>
+          <w:iCs/>
+          <w:lang w:val="it-CH"/>
+        </w:rPr>
+        <w:t xml:space="preserve"> &gt; </w:t>
+      </w:r>
+      <w:proofErr w:type="spellStart"/>
+      <w:r>
+        <w:rPr>
+          <w:rFonts w:cs="Arial"/>
+          <w:i/>
+          <w:iCs/>
+          <w:lang w:val="it-CH"/>
+        </w:rPr>
+        <w:t>Ausserparlamentarische</w:t>
+      </w:r>
+      <w:proofErr w:type="spellEnd"/>
+      <w:r>
+        <w:rPr>
+          <w:rFonts w:cs="Arial"/>
+          <w:i/>
+          <w:iCs/>
+          <w:lang w:val="it-CH"/>
+        </w:rPr>
+        <w:t xml:space="preserve"> </w:t>
+      </w:r>
+      <w:proofErr w:type="spellStart"/>
+      <w:proofErr w:type="gramStart"/>
+      <w:r>
+        <w:rPr>
+          <w:rFonts w:cs="Arial"/>
+          <w:i/>
+          <w:iCs/>
+          <w:lang w:val="it-CH"/>
+        </w:rPr>
+        <w:t>Kommissionen</w:t>
+      </w:r>
+      <w:proofErr w:type="spellEnd"/>
       <w:r>
         <w:rPr>
           <w:rFonts w:cs="Arial"/>
@@ -2063,7 +7175,34 @@
           <w:highlight w:val="yellow"/>
           <w:lang w:val="it-CH"/>
         </w:rPr>
-        <w:t>&lt;&lt;/if&gt;&gt;</w:t>
+        <w:t>&lt;</w:t>
+      </w:r>
+      <w:proofErr w:type="gramEnd"/>
+      <w:r>
+        <w:rPr>
+          <w:rFonts w:cs="Arial"/>
+          <w:highlight w:val="yellow"/>
+          <w:lang w:val="it-CH"/>
+        </w:rPr>
+        <w:t>&lt;/</w:t>
+      </w:r>
+      <w:proofErr w:type="spellStart"/>
+      <w:r>
+        <w:rPr>
+          <w:rFonts w:cs="Arial"/>
+          <w:highlight w:val="yellow"/>
+          <w:lang w:val="it-CH"/>
+        </w:rPr>
+        <w:t>if</w:t>
+      </w:r>
+      <w:proofErr w:type="spellEnd"/>
+      <w:r>
+        <w:rPr>
+          <w:rFonts w:cs="Arial"/>
+          <w:highlight w:val="yellow"/>
+          <w:lang w:val="it-CH"/>
+        </w:rPr>
+        <w:t>&gt;&gt;</w:t>
       </w:r>
     </w:p>
     <w:p>
@@ -2091,14 +7230,31 @@
           <w:lang w:val="en-US"/>
         </w:rPr>
       </w:pPr>
-      <w:r>
-        <w:rPr>
-          <w:rFonts w:cs="Arial"/>
-          <w:lang w:val="en-US"/>
-        </w:rPr>
-        <w:lastRenderedPageBreak/>
-        <w:t>Salids amicabels</w:t>
-      </w:r>
+      <w:proofErr w:type="spellStart"/>
+      <w:r>
+        <w:rPr>
+          <w:rFonts w:cs="Arial"/>
+          <w:lang w:val="en-US"/>
+        </w:rPr>
+        <w:t>Salids</w:t>
+      </w:r>
+      <w:proofErr w:type="spellEnd"/>
+      <w:r>
+        <w:rPr>
+          <w:rFonts w:cs="Arial"/>
+          <w:lang w:val="en-US"/>
+        </w:rPr>
+        <w:t xml:space="preserve"> </w:t>
+      </w:r>
+      <w:proofErr w:type="spellStart"/>
+      <w:r>
+        <w:rPr>
+          <w:rFonts w:cs="Arial"/>
+          <w:lang w:val="en-US"/>
+        </w:rPr>
+        <w:t>amicabels</w:t>
+      </w:r>
+      <w:proofErr w:type="spellEnd"/>
     </w:p>
     <w:p>
       <w:pPr>
@@ -2111,7 +7267,23 @@
           <w:highlight w:val="yellow"/>
           <w:lang w:val="en-US"/>
         </w:rPr>
-        <w:t>&lt;&lt;if [formLetter.hasSignature]&gt;&gt;</w:t>
+        <w:t>&lt;&lt;if [</w:t>
+      </w:r>
+      <w:proofErr w:type="spellStart"/>
+      <w:r>
+        <w:rPr>
+          <w:highlight w:val="yellow"/>
+          <w:lang w:val="en-US"/>
+        </w:rPr>
+        <w:t>formLetter.hasSignature</w:t>
+      </w:r>
+      <w:proofErr w:type="spellEnd"/>
+      <w:r>
+        <w:rPr>
+          <w:highlight w:val="yellow"/>
+          <w:lang w:val="en-US"/>
+        </w:rPr>
+        <w:t>]&gt;&gt;</w:t>
       </w:r>
       <w:r>
         <w:rPr>
@@ -2156,7 +7328,23 @@
                         <w:txbxContent>
                           <w:p>
                             <w:r>
-                              <w:t>&lt;&lt;image [formLetter.senderSignature]&gt;&gt;</w:t>
+                              <w:t>&lt;&lt;</w:t>
+                            </w:r>
+                            <w:proofErr w:type="spellStart"/>
+                            <w:r>
+                              <w:t>image</w:t>
+                            </w:r>
+                            <w:proofErr w:type="spellEnd"/>
+                            <w:r>
+                              <w:t xml:space="preserve"> [</w:t>
+                            </w:r>
+                            <w:proofErr w:type="spellStart"/>
+                            <w:r>
+                              <w:t>formLetter.senderSignature</w:t>
+                            </w:r>
+                            <w:proofErr w:type="spellEnd"/>
+                            <w:r>
+                              <w:t>]&gt;&gt;</w:t>
                             </w:r>
                           </w:p>
                         </w:txbxContent>
@@ -2181,7 +7369,23 @@
                   <w:txbxContent>
                     <w:p>
                       <w:r>
-                        <w:t>&lt;&lt;image [formLetter.senderSignature]&gt;&gt;</w:t>
+                        <w:t>&lt;&lt;</w:t>
+                      </w:r>
+                      <w:proofErr w:type="spellStart"/>
+                      <w:r>
+                        <w:t>image</w:t>
+                      </w:r>
+                      <w:proofErr w:type="spellEnd"/>
+                      <w:r>
+                        <w:t xml:space="preserve"> [</w:t>
+                      </w:r>
+                      <w:proofErr w:type="spellStart"/>
+                      <w:r>
+                        <w:t>formLetter.senderSignature</w:t>
+                      </w:r>
+                      <w:proofErr w:type="spellEnd"/>
+                      <w:r>
+                        <w:t>]&gt;&gt;</w:t>
                       </w:r>
                     </w:p>
                   </w:txbxContent>
@@ -2212,7 +7416,15 @@
           <w:highlight w:val="yellow"/>
           <w:lang w:val="en-US"/>
         </w:rPr>
-        <w:t>&lt;&lt;if [</w:t>
+        <w:t xml:space="preserve">&lt;&lt;if </w:t>
+      </w:r>
+      <w:proofErr w:type="gramStart"/>
+      <w:r>
+        <w:rPr>
+          <w:highlight w:val="yellow"/>
+          <w:lang w:val="en-US"/>
+        </w:rPr>
+        <w:t>[</w:t>
       </w:r>
       <w:r>
         <w:rPr>
@@ -2221,12 +7433,22 @@
         </w:rPr>
         <w:t>!</w:t>
       </w:r>
-      <w:r>
-        <w:rPr>
-          <w:highlight w:val="yellow"/>
-          <w:lang w:val="en-US"/>
-        </w:rPr>
-        <w:t>formLetter.hasSignature]&gt;&gt;</w:t>
+      <w:proofErr w:type="spellStart"/>
+      <w:r>
+        <w:rPr>
+          <w:highlight w:val="yellow"/>
+          <w:lang w:val="en-US"/>
+        </w:rPr>
+        <w:t>formLetter.hasSignature</w:t>
+      </w:r>
+      <w:proofErr w:type="spellEnd"/>
+      <w:proofErr w:type="gramEnd"/>
+      <w:r>
+        <w:rPr>
+          <w:highlight w:val="yellow"/>
+          <w:lang w:val="en-US"/>
+        </w:rPr>
+        <w:t>]&gt;&gt;</w:t>
       </w:r>
     </w:p>
     <w:p>
@@ -2271,6 +7493,8 @@
         </w:rPr>
         <w:t>&lt;&lt;[</w:t>
       </w:r>
+      <w:proofErr w:type="spellStart"/>
+      <w:proofErr w:type="gramStart"/>
       <w:r>
         <w:rPr>
           <w:lang w:val="en-US"/>
@@ -2281,7 +7505,15 @@
         <w:rPr>
           <w:lang w:val="en-US"/>
         </w:rPr>
-        <w:t>.senderName]&gt;&gt;</w:t>
+        <w:t>.senderName</w:t>
+      </w:r>
+      <w:proofErr w:type="spellEnd"/>
+      <w:proofErr w:type="gramEnd"/>
+      <w:r>
+        <w:rPr>
+          <w:lang w:val="en-US"/>
+        </w:rPr>
+        <w:t>]&gt;&gt;</w:t>
       </w:r>
     </w:p>
     <w:p>
@@ -2296,6 +7528,8 @@
         </w:rPr>
         <w:t>&lt;&lt;[</w:t>
       </w:r>
+      <w:proofErr w:type="spellStart"/>
+      <w:proofErr w:type="gramStart"/>
       <w:r>
         <w:rPr>
           <w:lang w:val="en-US"/>
@@ -2306,7 +7540,15 @@
         <w:rPr>
           <w:lang w:val="en-US"/>
         </w:rPr>
-        <w:t>.senderFunction]&gt;&gt;</w:t>
+        <w:t>.senderFunction</w:t>
+      </w:r>
+      <w:proofErr w:type="spellEnd"/>
+      <w:proofErr w:type="gramEnd"/>
+      <w:r>
+        <w:rPr>
+          <w:lang w:val="en-US"/>
+        </w:rPr>
+        <w:t>]&gt;&gt;</w:t>
       </w:r>
     </w:p>
     <w:p>
@@ -2326,7 +7568,7 @@
     </w:p>
     <w:p>
       <w:pPr>
-        <w:pStyle w:val="Listenabsatz"/>
+        <w:pStyle w:val="ListParagraph"/>
         <w:ind w:left="0"/>
         <w:rPr>
           <w:rFonts w:eastAsia="Times New Roman" w:cs="Times New Roman"/>
@@ -2405,7 +7647,7 @@
         </w:tcPr>
         <w:p>
           <w:pPr>
-            <w:pStyle w:val="Fuzeile"/>
+            <w:pStyle w:val="Footer"/>
           </w:pPr>
         </w:p>
       </w:tc>
@@ -2416,7 +7658,7 @@
         </w:tcPr>
         <w:p>
           <w:pPr>
-            <w:pStyle w:val="Fuzeile"/>
+            <w:pStyle w:val="Footer"/>
           </w:pPr>
           <w:r>
             <w:t>&lt;&lt;[formLetter.senderOffice]&gt;&gt;</w:t>
@@ -2424,7 +7666,7 @@
         </w:p>
         <w:p>
           <w:pPr>
-            <w:pStyle w:val="Fuzeile"/>
+            <w:pStyle w:val="Footer"/>
           </w:pPr>
           <w:r>
             <w:t>&lt;&lt;[formLetter.senderName]&gt;&gt;</w:t>
@@ -2432,7 +7674,7 @@
         </w:p>
         <w:p>
           <w:pPr>
-            <w:pStyle w:val="Fuzeile"/>
+            <w:pStyle w:val="Footer"/>
           </w:pPr>
           <w:r>
             <w:t>&lt;&lt;[formLetter.senderStreet]&gt;&gt;, CH-&lt;&lt;[formLetter.senderZip]&gt;&gt; &lt;&lt;[formLetter.senderCity]&gt;&gt;</w:t>
@@ -2443,7 +7685,7 @@
         </w:p>
         <w:p>
           <w:pPr>
-            <w:pStyle w:val="Fuzeile"/>
+            <w:pStyle w:val="Footer"/>
           </w:pPr>
           <w:r>
             <w:t>&lt;&lt;[formLetter.sender</w:t>
@@ -2457,7 +7699,7 @@
         </w:p>
         <w:p>
           <w:pPr>
-            <w:pStyle w:val="Fuzeile"/>
+            <w:pStyle w:val="Footer"/>
           </w:pPr>
           <w:r>
             <w:t>&lt;&lt;[formLetter.sender</w:t>
@@ -2471,7 +7713,7 @@
         </w:p>
         <w:p>
           <w:pPr>
-            <w:pStyle w:val="Fuzeile"/>
+            <w:pStyle w:val="Footer"/>
           </w:pPr>
           <w:r>
             <w:t>&lt;&lt;[formLetter.senderWebsite]&gt;&gt;</w:t>
@@ -2500,7 +7742,7 @@
   </w:tbl>
   <w:p>
     <w:pPr>
-      <w:pStyle w:val="Fuzeile"/>
+      <w:pStyle w:val="Footer"/>
     </w:pPr>
   </w:p>
 </w:ftr>
@@ -2528,7 +7770,7 @@
         </w:tcPr>
         <w:p>
           <w:pPr>
-            <w:pStyle w:val="Fuzeile"/>
+            <w:pStyle w:val="Footer"/>
           </w:pPr>
         </w:p>
       </w:tc>
@@ -2539,7 +7781,7 @@
         </w:tcPr>
         <w:p>
           <w:pPr>
-            <w:pStyle w:val="Fuzeile"/>
+            <w:pStyle w:val="Footer"/>
           </w:pPr>
           <w:r>
             <w:t>&lt;&lt;[</w:t>
@@ -2553,7 +7795,7 @@
         </w:p>
         <w:p>
           <w:pPr>
-            <w:pStyle w:val="Fuzeile"/>
+            <w:pStyle w:val="Footer"/>
           </w:pPr>
           <w:r>
             <w:t>&lt;&lt;[</w:t>
@@ -2567,7 +7809,7 @@
         </w:p>
         <w:p>
           <w:pPr>
-            <w:pStyle w:val="Fuzeile"/>
+            <w:pStyle w:val="Footer"/>
           </w:pPr>
           <w:r>
             <w:t>&lt;&lt;[</w:t>
@@ -2587,7 +7829,7 @@
         </w:p>
         <w:p>
           <w:pPr>
-            <w:pStyle w:val="Fuzeile"/>
+            <w:pStyle w:val="Footer"/>
           </w:pPr>
           <w:r>
             <w:t>&lt;&lt;[</w:t>
@@ -2622,7 +7864,7 @@
   </w:tbl>
   <w:p>
     <w:pPr>
-      <w:pStyle w:val="Fuzeile"/>
+      <w:pStyle w:val="Footer"/>
     </w:pPr>
   </w:p>
 </w:ftr>
@@ -2659,7 +7901,7 @@
   </w:p>
   <w:p>
     <w:pPr>
-      <w:pStyle w:val="Kopfzeile"/>
+      <w:pStyle w:val="Header"/>
       <w:rPr>
         <w:lang w:val="en-US"/>
       </w:rPr>
@@ -3065,7 +8307,7 @@
     <w:lsdException w:name="Unresolved Mention" w:semiHidden="1" w:unhideWhenUsed="1"/>
     <w:lsdException w:name="Smart Link" w:semiHidden="1" w:unhideWhenUsed="1"/>
   </w:latentStyles>
-  <w:style w:type="paragraph" w:default="1" w:styleId="Standard">
+  <w:style w:type="paragraph" w:default="1" w:styleId="Normal">
     <w:name w:val="Normal"/>
     <w:qFormat/>
     <w:rsid w:val="00C46CCF"/>
@@ -3081,11 +8323,11 @@
       <w14:ligatures w14:val="none"/>
     </w:rPr>
   </w:style>
-  <w:style w:type="paragraph" w:styleId="berschrift1">
+  <w:style w:type="paragraph" w:styleId="Heading1">
     <w:name w:val="heading 1"/>
-    <w:basedOn w:val="Standard"/>
-    <w:next w:val="Standard"/>
-    <w:link w:val="berschrift1Zchn"/>
+    <w:basedOn w:val="Normal"/>
+    <w:next w:val="Normal"/>
+    <w:link w:val="Heading1Char"/>
     <w:uiPriority w:val="9"/>
     <w:qFormat/>
     <w:rsid w:val="00D23B4B"/>
@@ -3105,11 +8347,11 @@
       <w14:ligatures w14:val="standardContextual"/>
     </w:rPr>
   </w:style>
-  <w:style w:type="paragraph" w:styleId="berschrift2">
+  <w:style w:type="paragraph" w:styleId="Heading2">
     <w:name w:val="heading 2"/>
-    <w:basedOn w:val="Standard"/>
-    <w:next w:val="Standard"/>
-    <w:link w:val="berschrift2Zchn"/>
+    <w:basedOn w:val="Normal"/>
+    <w:next w:val="Normal"/>
+    <w:link w:val="Heading2Char"/>
     <w:uiPriority w:val="9"/>
     <w:semiHidden/>
     <w:unhideWhenUsed/>
@@ -3131,11 +8373,11 @@
       <w14:ligatures w14:val="standardContextual"/>
     </w:rPr>
   </w:style>
-  <w:style w:type="paragraph" w:styleId="berschrift3">
+  <w:style w:type="paragraph" w:styleId="Heading3">
     <w:name w:val="heading 3"/>
-    <w:basedOn w:val="Standard"/>
-    <w:next w:val="Standard"/>
-    <w:link w:val="berschrift3Zchn"/>
+    <w:basedOn w:val="Normal"/>
+    <w:next w:val="Normal"/>
+    <w:link w:val="Heading3Char"/>
     <w:uiPriority w:val="9"/>
     <w:semiHidden/>
     <w:unhideWhenUsed/>
@@ -3157,11 +8399,11 @@
       <w14:ligatures w14:val="standardContextual"/>
     </w:rPr>
   </w:style>
-  <w:style w:type="paragraph" w:styleId="berschrift4">
+  <w:style w:type="paragraph" w:styleId="Heading4">
     <w:name w:val="heading 4"/>
-    <w:basedOn w:val="Standard"/>
-    <w:next w:val="Standard"/>
-    <w:link w:val="berschrift4Zchn"/>
+    <w:basedOn w:val="Normal"/>
+    <w:next w:val="Normal"/>
+    <w:link w:val="Heading4Char"/>
     <w:uiPriority w:val="9"/>
     <w:semiHidden/>
     <w:unhideWhenUsed/>
@@ -3185,11 +8427,11 @@
       <w14:ligatures w14:val="standardContextual"/>
     </w:rPr>
   </w:style>
-  <w:style w:type="paragraph" w:styleId="berschrift5">
+  <w:style w:type="paragraph" w:styleId="Heading5">
     <w:name w:val="heading 5"/>
-    <w:basedOn w:val="Standard"/>
-    <w:next w:val="Standard"/>
-    <w:link w:val="berschrift5Zchn"/>
+    <w:basedOn w:val="Normal"/>
+    <w:next w:val="Normal"/>
+    <w:link w:val="Heading5Char"/>
     <w:uiPriority w:val="9"/>
     <w:semiHidden/>
     <w:unhideWhenUsed/>
@@ -3211,11 +8453,11 @@
       <w14:ligatures w14:val="standardContextual"/>
     </w:rPr>
   </w:style>
-  <w:style w:type="paragraph" w:styleId="berschrift6">
+  <w:style w:type="paragraph" w:styleId="Heading6">
     <w:name w:val="heading 6"/>
-    <w:basedOn w:val="Standard"/>
-    <w:next w:val="Standard"/>
-    <w:link w:val="berschrift6Zchn"/>
+    <w:basedOn w:val="Normal"/>
+    <w:next w:val="Normal"/>
+    <w:link w:val="Heading6Char"/>
     <w:uiPriority w:val="9"/>
     <w:semiHidden/>
     <w:unhideWhenUsed/>
@@ -3239,11 +8481,11 @@
       <w14:ligatures w14:val="standardContextual"/>
     </w:rPr>
   </w:style>
-  <w:style w:type="paragraph" w:styleId="berschrift7">
+  <w:style w:type="paragraph" w:styleId="Heading7">
     <w:name w:val="heading 7"/>
-    <w:basedOn w:val="Standard"/>
-    <w:next w:val="Standard"/>
-    <w:link w:val="berschrift7Zchn"/>
+    <w:basedOn w:val="Normal"/>
+    <w:next w:val="Normal"/>
+    <w:link w:val="Heading7Char"/>
     <w:uiPriority w:val="9"/>
     <w:semiHidden/>
     <w:unhideWhenUsed/>
@@ -3265,11 +8507,11 @@
       <w14:ligatures w14:val="standardContextual"/>
     </w:rPr>
   </w:style>
-  <w:style w:type="paragraph" w:styleId="berschrift8">
+  <w:style w:type="paragraph" w:styleId="Heading8">
     <w:name w:val="heading 8"/>
-    <w:basedOn w:val="Standard"/>
-    <w:next w:val="Standard"/>
-    <w:link w:val="berschrift8Zchn"/>
+    <w:basedOn w:val="Normal"/>
+    <w:next w:val="Normal"/>
+    <w:link w:val="Heading8Char"/>
     <w:uiPriority w:val="9"/>
     <w:semiHidden/>
     <w:unhideWhenUsed/>
@@ -3293,11 +8535,11 @@
       <w14:ligatures w14:val="standardContextual"/>
     </w:rPr>
   </w:style>
-  <w:style w:type="paragraph" w:styleId="berschrift9">
+  <w:style w:type="paragraph" w:styleId="Heading9">
     <w:name w:val="heading 9"/>
-    <w:basedOn w:val="Standard"/>
-    <w:next w:val="Standard"/>
-    <w:link w:val="berschrift9Zchn"/>
+    <w:basedOn w:val="Normal"/>
+    <w:next w:val="Normal"/>
+    <w:link w:val="Heading9Char"/>
     <w:uiPriority w:val="9"/>
     <w:semiHidden/>
     <w:unhideWhenUsed/>
@@ -3319,13 +8561,12 @@
       <w14:ligatures w14:val="standardContextual"/>
     </w:rPr>
   </w:style>
-  <w:style w:type="character" w:default="1" w:styleId="Absatz-Standardschriftart">
+  <w:style w:type="character" w:default="1" w:styleId="DefaultParagraphFont">
     <w:name w:val="Default Paragraph Font"/>
     <w:uiPriority w:val="1"/>
-    <w:semiHidden/>
     <w:unhideWhenUsed/>
   </w:style>
-  <w:style w:type="table" w:default="1" w:styleId="NormaleTabelle">
+  <w:style w:type="table" w:default="1" w:styleId="TableNormal">
     <w:name w:val="Normal Table"/>
     <w:uiPriority w:val="99"/>
     <w:semiHidden/>
@@ -3340,16 +8581,16 @@
       </w:tblCellMar>
     </w:tblPr>
   </w:style>
-  <w:style w:type="numbering" w:default="1" w:styleId="KeineListe">
+  <w:style w:type="numbering" w:default="1" w:styleId="NoList">
     <w:name w:val="No List"/>
     <w:uiPriority w:val="99"/>
     <w:semiHidden/>
     <w:unhideWhenUsed/>
   </w:style>
-  <w:style w:type="character" w:customStyle="1" w:styleId="berschrift1Zchn">
-    <w:name w:val="Überschrift 1 Zchn"/>
-    <w:basedOn w:val="Absatz-Standardschriftart"/>
-    <w:link w:val="berschrift1"/>
+  <w:style w:type="character" w:customStyle="1" w:styleId="Heading1Char">
+    <w:name w:val="Heading 1 Char"/>
+    <w:basedOn w:val="DefaultParagraphFont"/>
+    <w:link w:val="Heading1"/>
     <w:uiPriority w:val="9"/>
     <w:rsid w:val="00D23B4B"/>
     <w:rPr>
@@ -3359,10 +8600,10 @@
       <w:szCs w:val="40"/>
     </w:rPr>
   </w:style>
-  <w:style w:type="character" w:customStyle="1" w:styleId="berschrift2Zchn">
-    <w:name w:val="Überschrift 2 Zchn"/>
-    <w:basedOn w:val="Absatz-Standardschriftart"/>
-    <w:link w:val="berschrift2"/>
+  <w:style w:type="character" w:customStyle="1" w:styleId="Heading2Char">
+    <w:name w:val="Heading 2 Char"/>
+    <w:basedOn w:val="DefaultParagraphFont"/>
+    <w:link w:val="Heading2"/>
     <w:uiPriority w:val="9"/>
     <w:semiHidden/>
     <w:rsid w:val="00D23B4B"/>
@@ -3373,10 +8614,10 @@
       <w:szCs w:val="32"/>
     </w:rPr>
   </w:style>
-  <w:style w:type="character" w:customStyle="1" w:styleId="berschrift3Zchn">
-    <w:name w:val="Überschrift 3 Zchn"/>
-    <w:basedOn w:val="Absatz-Standardschriftart"/>
-    <w:link w:val="berschrift3"/>
+  <w:style w:type="character" w:customStyle="1" w:styleId="Heading3Char">
+    <w:name w:val="Heading 3 Char"/>
+    <w:basedOn w:val="DefaultParagraphFont"/>
+    <w:link w:val="Heading3"/>
     <w:uiPriority w:val="9"/>
     <w:semiHidden/>
     <w:rsid w:val="00D23B4B"/>
@@ -3387,10 +8628,10 @@
       <w:szCs w:val="28"/>
     </w:rPr>
   </w:style>
-  <w:style w:type="character" w:customStyle="1" w:styleId="berschrift4Zchn">
-    <w:name w:val="Überschrift 4 Zchn"/>
-    <w:basedOn w:val="Absatz-Standardschriftart"/>
-    <w:link w:val="berschrift4"/>
+  <w:style w:type="character" w:customStyle="1" w:styleId="Heading4Char">
+    <w:name w:val="Heading 4 Char"/>
+    <w:basedOn w:val="DefaultParagraphFont"/>
+    <w:link w:val="Heading4"/>
     <w:uiPriority w:val="9"/>
     <w:semiHidden/>
     <w:rsid w:val="00D23B4B"/>
@@ -3401,10 +8642,10 @@
       <w:color w:val="0F4761" w:themeColor="accent1" w:themeShade="BF"/>
     </w:rPr>
   </w:style>
-  <w:style w:type="character" w:customStyle="1" w:styleId="berschrift5Zchn">
-    <w:name w:val="Überschrift 5 Zchn"/>
-    <w:basedOn w:val="Absatz-Standardschriftart"/>
-    <w:link w:val="berschrift5"/>
+  <w:style w:type="character" w:customStyle="1" w:styleId="Heading5Char">
+    <w:name w:val="Heading 5 Char"/>
+    <w:basedOn w:val="DefaultParagraphFont"/>
+    <w:link w:val="Heading5"/>
     <w:uiPriority w:val="9"/>
     <w:semiHidden/>
     <w:rsid w:val="00D23B4B"/>
@@ -3413,10 +8654,10 @@
       <w:color w:val="0F4761" w:themeColor="accent1" w:themeShade="BF"/>
     </w:rPr>
   </w:style>
-  <w:style w:type="character" w:customStyle="1" w:styleId="berschrift6Zchn">
-    <w:name w:val="Überschrift 6 Zchn"/>
-    <w:basedOn w:val="Absatz-Standardschriftart"/>
-    <w:link w:val="berschrift6"/>
+  <w:style w:type="character" w:customStyle="1" w:styleId="Heading6Char">
+    <w:name w:val="Heading 6 Char"/>
+    <w:basedOn w:val="DefaultParagraphFont"/>
+    <w:link w:val="Heading6"/>
     <w:uiPriority w:val="9"/>
     <w:semiHidden/>
     <w:rsid w:val="00D23B4B"/>
@@ -3427,10 +8668,10 @@
       <w:color w:val="595959" w:themeColor="text1" w:themeTint="A6"/>
     </w:rPr>
   </w:style>
-  <w:style w:type="character" w:customStyle="1" w:styleId="berschrift7Zchn">
-    <w:name w:val="Überschrift 7 Zchn"/>
-    <w:basedOn w:val="Absatz-Standardschriftart"/>
-    <w:link w:val="berschrift7"/>
+  <w:style w:type="character" w:customStyle="1" w:styleId="Heading7Char">
+    <w:name w:val="Heading 7 Char"/>
+    <w:basedOn w:val="DefaultParagraphFont"/>
+    <w:link w:val="Heading7"/>
     <w:uiPriority w:val="9"/>
     <w:semiHidden/>
     <w:rsid w:val="00D23B4B"/>
@@ -3439,10 +8680,10 @@
       <w:color w:val="595959" w:themeColor="text1" w:themeTint="A6"/>
     </w:rPr>
   </w:style>
-  <w:style w:type="character" w:customStyle="1" w:styleId="berschrift8Zchn">
-    <w:name w:val="Überschrift 8 Zchn"/>
-    <w:basedOn w:val="Absatz-Standardschriftart"/>
-    <w:link w:val="berschrift8"/>
+  <w:style w:type="character" w:customStyle="1" w:styleId="Heading8Char">
+    <w:name w:val="Heading 8 Char"/>
+    <w:basedOn w:val="DefaultParagraphFont"/>
+    <w:link w:val="Heading8"/>
     <w:uiPriority w:val="9"/>
     <w:semiHidden/>
     <w:rsid w:val="00D23B4B"/>
@@ -3453,10 +8694,10 @@
       <w:color w:val="272727" w:themeColor="text1" w:themeTint="D8"/>
     </w:rPr>
   </w:style>
-  <w:style w:type="character" w:customStyle="1" w:styleId="berschrift9Zchn">
-    <w:name w:val="Überschrift 9 Zchn"/>
-    <w:basedOn w:val="Absatz-Standardschriftart"/>
-    <w:link w:val="berschrift9"/>
+  <w:style w:type="character" w:customStyle="1" w:styleId="Heading9Char">
+    <w:name w:val="Heading 9 Char"/>
+    <w:basedOn w:val="DefaultParagraphFont"/>
+    <w:link w:val="Heading9"/>
     <w:uiPriority w:val="9"/>
     <w:semiHidden/>
     <w:rsid w:val="00D23B4B"/>
@@ -3465,11 +8706,11 @@
       <w:color w:val="272727" w:themeColor="text1" w:themeTint="D8"/>
     </w:rPr>
   </w:style>
-  <w:style w:type="paragraph" w:styleId="Titel">
+  <w:style w:type="paragraph" w:styleId="Title">
     <w:name w:val="Title"/>
-    <w:basedOn w:val="Standard"/>
-    <w:next w:val="Standard"/>
-    <w:link w:val="TitelZchn"/>
+    <w:basedOn w:val="Normal"/>
+    <w:next w:val="Normal"/>
+    <w:link w:val="TitleChar"/>
     <w:uiPriority w:val="10"/>
     <w:qFormat/>
     <w:rsid w:val="00D23B4B"/>
@@ -3487,10 +8728,10 @@
       <w14:ligatures w14:val="standardContextual"/>
     </w:rPr>
   </w:style>
-  <w:style w:type="character" w:customStyle="1" w:styleId="TitelZchn">
-    <w:name w:val="Titel Zchn"/>
-    <w:basedOn w:val="Absatz-Standardschriftart"/>
-    <w:link w:val="Titel"/>
+  <w:style w:type="character" w:customStyle="1" w:styleId="TitleChar">
+    <w:name w:val="Title Char"/>
+    <w:basedOn w:val="DefaultParagraphFont"/>
+    <w:link w:val="Title"/>
     <w:uiPriority w:val="10"/>
     <w:rsid w:val="00D23B4B"/>
     <w:rPr>
@@ -3501,11 +8742,11 @@
       <w:szCs w:val="56"/>
     </w:rPr>
   </w:style>
-  <w:style w:type="paragraph" w:styleId="Untertitel">
+  <w:style w:type="paragraph" w:styleId="Subtitle">
     <w:name w:val="Subtitle"/>
-    <w:basedOn w:val="Standard"/>
-    <w:next w:val="Standard"/>
-    <w:link w:val="UntertitelZchn"/>
+    <w:basedOn w:val="Normal"/>
+    <w:next w:val="Normal"/>
+    <w:link w:val="SubtitleChar"/>
     <w:uiPriority w:val="11"/>
     <w:qFormat/>
     <w:rsid w:val="00D23B4B"/>
@@ -3526,10 +8767,10 @@
       <w14:ligatures w14:val="standardContextual"/>
     </w:rPr>
   </w:style>
-  <w:style w:type="character" w:customStyle="1" w:styleId="UntertitelZchn">
-    <w:name w:val="Untertitel Zchn"/>
-    <w:basedOn w:val="Absatz-Standardschriftart"/>
-    <w:link w:val="Untertitel"/>
+  <w:style w:type="character" w:customStyle="1" w:styleId="SubtitleChar">
+    <w:name w:val="Subtitle Char"/>
+    <w:basedOn w:val="DefaultParagraphFont"/>
+    <w:link w:val="Subtitle"/>
     <w:uiPriority w:val="11"/>
     <w:rsid w:val="00D23B4B"/>
     <w:rPr>
@@ -3540,11 +8781,11 @@
       <w:szCs w:val="28"/>
     </w:rPr>
   </w:style>
-  <w:style w:type="paragraph" w:styleId="Zitat">
+  <w:style w:type="paragraph" w:styleId="Quote">
     <w:name w:val="Quote"/>
-    <w:basedOn w:val="Standard"/>
-    <w:next w:val="Standard"/>
-    <w:link w:val="ZitatZchn"/>
+    <w:basedOn w:val="Normal"/>
+    <w:next w:val="Normal"/>
+    <w:link w:val="QuoteChar"/>
     <w:uiPriority w:val="29"/>
     <w:qFormat/>
     <w:rsid w:val="00D23B4B"/>
@@ -3564,10 +8805,10 @@
       <w14:ligatures w14:val="standardContextual"/>
     </w:rPr>
   </w:style>
-  <w:style w:type="character" w:customStyle="1" w:styleId="ZitatZchn">
-    <w:name w:val="Zitat Zchn"/>
-    <w:basedOn w:val="Absatz-Standardschriftart"/>
-    <w:link w:val="Zitat"/>
+  <w:style w:type="character" w:customStyle="1" w:styleId="QuoteChar">
+    <w:name w:val="Quote Char"/>
+    <w:basedOn w:val="DefaultParagraphFont"/>
+    <w:link w:val="Quote"/>
     <w:uiPriority w:val="29"/>
     <w:rsid w:val="00D23B4B"/>
     <w:rPr>
@@ -3577,9 +8818,9 @@
       <w:color w:val="404040" w:themeColor="text1" w:themeTint="BF"/>
     </w:rPr>
   </w:style>
-  <w:style w:type="paragraph" w:styleId="Listenabsatz">
+  <w:style w:type="paragraph" w:styleId="ListParagraph">
     <w:name w:val="List Paragraph"/>
-    <w:basedOn w:val="Standard"/>
+    <w:basedOn w:val="Normal"/>
     <w:uiPriority w:val="34"/>
     <w:qFormat/>
     <w:rsid w:val="00D23B4B"/>
@@ -3597,9 +8838,9 @@
       <w14:ligatures w14:val="standardContextual"/>
     </w:rPr>
   </w:style>
-  <w:style w:type="character" w:styleId="IntensiveHervorhebung">
+  <w:style w:type="character" w:styleId="IntenseEmphasis">
     <w:name w:val="Intense Emphasis"/>
-    <w:basedOn w:val="Absatz-Standardschriftart"/>
+    <w:basedOn w:val="DefaultParagraphFont"/>
     <w:uiPriority w:val="21"/>
     <w:qFormat/>
     <w:rsid w:val="00D23B4B"/>
@@ -3609,11 +8850,11 @@
       <w:color w:val="0F4761" w:themeColor="accent1" w:themeShade="BF"/>
     </w:rPr>
   </w:style>
-  <w:style w:type="paragraph" w:styleId="IntensivesZitat">
+  <w:style w:type="paragraph" w:styleId="IntenseQuote">
     <w:name w:val="Intense Quote"/>
-    <w:basedOn w:val="Standard"/>
-    <w:next w:val="Standard"/>
-    <w:link w:val="IntensivesZitatZchn"/>
+    <w:basedOn w:val="Normal"/>
+    <w:next w:val="Normal"/>
+    <w:link w:val="IntenseQuoteChar"/>
     <w:uiPriority w:val="30"/>
     <w:qFormat/>
     <w:rsid w:val="00D23B4B"/>
@@ -3638,10 +8879,10 @@
       <w14:ligatures w14:val="standardContextual"/>
     </w:rPr>
   </w:style>
-  <w:style w:type="character" w:customStyle="1" w:styleId="IntensivesZitatZchn">
-    <w:name w:val="Intensives Zitat Zchn"/>
-    <w:basedOn w:val="Absatz-Standardschriftart"/>
-    <w:link w:val="IntensivesZitat"/>
+  <w:style w:type="character" w:customStyle="1" w:styleId="IntenseQuoteChar">
+    <w:name w:val="Intense Quote Char"/>
+    <w:basedOn w:val="DefaultParagraphFont"/>
+    <w:link w:val="IntenseQuote"/>
     <w:uiPriority w:val="30"/>
     <w:rsid w:val="00D23B4B"/>
     <w:rPr>
@@ -3651,9 +8892,9 @@
       <w:color w:val="0F4761" w:themeColor="accent1" w:themeShade="BF"/>
     </w:rPr>
   </w:style>
-  <w:style w:type="character" w:styleId="IntensiverVerweis">
+  <w:style w:type="character" w:styleId="IntenseReference">
     <w:name w:val="Intense Reference"/>
-    <w:basedOn w:val="Absatz-Standardschriftart"/>
+    <w:basedOn w:val="DefaultParagraphFont"/>
     <w:uiPriority w:val="32"/>
     <w:qFormat/>
     <w:rsid w:val="00D23B4B"/>
@@ -3665,10 +8906,10 @@
       <w:spacing w:val="5"/>
     </w:rPr>
   </w:style>
-  <w:style w:type="paragraph" w:styleId="Fuzeile">
+  <w:style w:type="paragraph" w:styleId="Footer">
     <w:name w:val="footer"/>
-    <w:basedOn w:val="Standard"/>
-    <w:link w:val="FuzeileZchn"/>
+    <w:basedOn w:val="Normal"/>
+    <w:link w:val="FooterChar"/>
     <w:rsid w:val="00D23B4B"/>
     <w:pPr>
       <w:suppressAutoHyphens/>
@@ -3680,10 +8921,10 @@
       <w:szCs w:val="15"/>
     </w:rPr>
   </w:style>
-  <w:style w:type="character" w:customStyle="1" w:styleId="FuzeileZchn">
-    <w:name w:val="Fußzeile Zchn"/>
-    <w:basedOn w:val="Absatz-Standardschriftart"/>
-    <w:link w:val="Fuzeile"/>
+  <w:style w:type="character" w:customStyle="1" w:styleId="FooterChar">
+    <w:name w:val="Footer Char"/>
+    <w:basedOn w:val="DefaultParagraphFont"/>
+    <w:link w:val="Footer"/>
     <w:rsid w:val="00D23B4B"/>
     <w:rPr>
       <w:rFonts w:ascii="Arial" w:eastAsia="Times New Roman" w:hAnsi="Arial" w:cs="Times New Roman"/>
@@ -3695,10 +8936,10 @@
       <w14:ligatures w14:val="none"/>
     </w:rPr>
   </w:style>
-  <w:style w:type="paragraph" w:styleId="Kopfzeile">
+  <w:style w:type="paragraph" w:styleId="Header">
     <w:name w:val="header"/>
-    <w:basedOn w:val="Standard"/>
-    <w:link w:val="KopfzeileZchn"/>
+    <w:basedOn w:val="Normal"/>
+    <w:link w:val="HeaderChar"/>
     <w:rsid w:val="00D23B4B"/>
     <w:pPr>
       <w:suppressAutoHyphens/>
@@ -3709,10 +8950,10 @@
       <w:sz w:val="15"/>
     </w:rPr>
   </w:style>
-  <w:style w:type="character" w:customStyle="1" w:styleId="KopfzeileZchn">
-    <w:name w:val="Kopfzeile Zchn"/>
-    <w:basedOn w:val="Absatz-Standardschriftart"/>
-    <w:link w:val="Kopfzeile"/>
+  <w:style w:type="character" w:customStyle="1" w:styleId="HeaderChar">
+    <w:name w:val="Header Char"/>
+    <w:basedOn w:val="DefaultParagraphFont"/>
+    <w:link w:val="Header"/>
     <w:rsid w:val="00D23B4B"/>
     <w:rPr>
       <w:rFonts w:ascii="Arial" w:eastAsia="Times New Roman" w:hAnsi="Arial" w:cs="Times New Roman"/>
@@ -3742,7 +8983,7 @@
   </w:style>
   <w:style w:type="paragraph" w:customStyle="1" w:styleId="Pfad">
     <w:name w:val="Pfad"/>
-    <w:next w:val="Fuzeile"/>
+    <w:next w:val="Footer"/>
     <w:rsid w:val="00D23B4B"/>
     <w:pPr>
       <w:spacing w:after="0" w:line="160" w:lineRule="exact"/>
@@ -3759,8 +9000,8 @@
   </w:style>
   <w:style w:type="paragraph" w:customStyle="1" w:styleId="Platzhalter">
     <w:name w:val="Platzhalter"/>
-    <w:basedOn w:val="Standard"/>
-    <w:next w:val="Standard"/>
+    <w:basedOn w:val="Normal"/>
+    <w:next w:val="Normal"/>
     <w:rsid w:val="00D23B4B"/>
     <w:rPr>
       <w:sz w:val="2"/>
@@ -3769,8 +9010,8 @@
   </w:style>
   <w:style w:type="paragraph" w:customStyle="1" w:styleId="Ref">
     <w:name w:val="Ref"/>
-    <w:basedOn w:val="Standard"/>
-    <w:next w:val="Standard"/>
+    <w:basedOn w:val="Normal"/>
+    <w:next w:val="Normal"/>
     <w:rsid w:val="00D23B4B"/>
     <w:pPr>
       <w:spacing w:line="200" w:lineRule="exact"/>
@@ -3781,7 +9022,7 @@
   </w:style>
   <w:style w:type="paragraph" w:customStyle="1" w:styleId="Seite">
     <w:name w:val="Seite"/>
-    <w:basedOn w:val="Standard"/>
+    <w:basedOn w:val="Normal"/>
     <w:rsid w:val="00D23B4B"/>
     <w:pPr>
       <w:suppressAutoHyphens/>
@@ -3795,7 +9036,7 @@
   </w:style>
   <w:style w:type="paragraph" w:customStyle="1" w:styleId="Text75-Abstandnach7Pt">
     <w:name w:val="Text 7.5 - Abstand nach 7 Pt."/>
-    <w:basedOn w:val="Standard"/>
+    <w:basedOn w:val="Normal"/>
     <w:link w:val="Text75-Abstandnach7PtZchn"/>
     <w:uiPriority w:val="99"/>
     <w:unhideWhenUsed/>
@@ -3812,7 +9053,7 @@
   </w:style>
   <w:style w:type="character" w:customStyle="1" w:styleId="Text75-Abstandnach7PtZchn">
     <w:name w:val="Text 7.5 - Abstand nach 7 Pt. Zchn"/>
-    <w:basedOn w:val="Absatz-Standardschriftart"/>
+    <w:basedOn w:val="DefaultParagraphFont"/>
     <w:link w:val="Text75-Abstandnach7Pt"/>
     <w:uiPriority w:val="99"/>
     <w:rsid w:val="00D23B4B"/>
@@ -3841,9 +9082,9 @@
       <w14:ligatures w14:val="none"/>
     </w:rPr>
   </w:style>
-  <w:style w:type="table" w:styleId="Tabellenraster">
+  <w:style w:type="table" w:styleId="TableGrid">
     <w:name w:val="Table Grid"/>
-    <w:basedOn w:val="NormaleTabelle"/>
+    <w:basedOn w:val="TableNormal"/>
     <w:uiPriority w:val="39"/>
     <w:rsid w:val="00D23B4B"/>
     <w:pPr>
@@ -3886,7 +9127,7 @@
   </w:style>
   <w:style w:type="character" w:customStyle="1" w:styleId="Text1-Zeilenabstand07ptZchn">
     <w:name w:val="Text 1 - Zeilenabstand 0.7 pt. Zchn"/>
-    <w:basedOn w:val="Absatz-Standardschriftart"/>
+    <w:basedOn w:val="DefaultParagraphFont"/>
     <w:link w:val="Text1-Zeilenabstand07pt"/>
     <w:uiPriority w:val="99"/>
     <w:rsid w:val="00D23B4B"/>
@@ -3900,7 +9141,7 @@
   </w:style>
   <w:style w:type="character" w:customStyle="1" w:styleId="Text7Zchn">
     <w:name w:val="Text 7 Zchn"/>
-    <w:basedOn w:val="Absatz-Standardschriftart"/>
+    <w:basedOn w:val="DefaultParagraphFont"/>
     <w:link w:val="Text7"/>
     <w:uiPriority w:val="99"/>
     <w:rsid w:val="00D23B4B"/>
@@ -3914,7 +9155,7 @@
   </w:style>
   <w:style w:type="character" w:styleId="Hyperlink">
     <w:name w:val="Hyperlink"/>
-    <w:basedOn w:val="Absatz-Standardschriftart"/>
+    <w:basedOn w:val="DefaultParagraphFont"/>
     <w:uiPriority w:val="99"/>
     <w:unhideWhenUsed/>
     <w:rsid w:val="00AB128E"/>
@@ -3923,9 +9164,9 @@
       <w:u w:val="single"/>
     </w:rPr>
   </w:style>
-  <w:style w:type="character" w:styleId="NichtaufgelsteErwhnung">
+  <w:style w:type="character" w:styleId="UnresolvedMention">
     <w:name w:val="Unresolved Mention"/>
-    <w:basedOn w:val="Absatz-Standardschriftart"/>
+    <w:basedOn w:val="DefaultParagraphFont"/>
     <w:uiPriority w:val="99"/>
     <w:semiHidden/>
     <w:unhideWhenUsed/>
@@ -3935,10 +9176,10 @@
       <w:shd w:val="clear" w:color="auto" w:fill="E1DFDD"/>
     </w:rPr>
   </w:style>
-  <w:style w:type="paragraph" w:styleId="HTMLVorformatiert">
+  <w:style w:type="paragraph" w:styleId="HTMLPreformatted">
     <w:name w:val="HTML Preformatted"/>
-    <w:basedOn w:val="Standard"/>
-    <w:link w:val="HTMLVorformatiertZchn"/>
+    <w:basedOn w:val="Normal"/>
+    <w:link w:val="HTMLPreformattedChar"/>
     <w:uiPriority w:val="99"/>
     <w:semiHidden/>
     <w:unhideWhenUsed/>
@@ -3947,10 +9188,10 @@
       <w:rFonts w:ascii="Consolas" w:hAnsi="Consolas"/>
     </w:rPr>
   </w:style>
-  <w:style w:type="character" w:customStyle="1" w:styleId="HTMLVorformatiertZchn">
-    <w:name w:val="HTML Vorformatiert Zchn"/>
-    <w:basedOn w:val="Absatz-Standardschriftart"/>
-    <w:link w:val="HTMLVorformatiert"/>
+  <w:style w:type="character" w:customStyle="1" w:styleId="HTMLPreformattedChar">
+    <w:name w:val="HTML Preformatted Char"/>
+    <w:basedOn w:val="DefaultParagraphFont"/>
+    <w:link w:val="HTMLPreformatted"/>
     <w:uiPriority w:val="99"/>
     <w:semiHidden/>
     <w:rsid w:val="00B04E10"/>
